--- a/EcoRoads_Research_Paper_corrected.docx
+++ b/EcoRoads_Research_Paper_corrected.docx
@@ -358,6 +358,21 @@
     </w:p>
     <w:p>
       <w:pPr>
+        <w:spacing w:before="0" w:after="0" w:line="40" w:lineRule="exact"/>
+        <w:rPr>
+          <w:sz w:val="2"/>
+        </w:rPr>
+        <w:sectPr>
+          <w:footerReference w:type="default" r:id="rId9"/>
+          <w:pgSz w:w="11906" w:h="16838"/>
+          <w:pgMar w:top="1080" w:right="1080" w:bottom="1300" w:left="1080" w:header="708" w:footer="708" w:gutter="0"/>
+          <w:cols w:space="720"/>
+          <w:docGrid w:linePitch="360"/>
+        </w:sectPr>
+      </w:pPr>
+    </w:p>
+    <w:p>
+      <w:pPr>
         <w:spacing w:after="100" w:line="250" w:lineRule="auto"/>
         <w:jc w:val="both"/>
       </w:pPr>
@@ -369,7 +384,7 @@
         <w:t>Abstract—</w:t>
       </w:r>
       <w:r>
-        <w:t xml:space="preserve">Potholes damage vehicles, cause accidents and raise the long-term cost of road maintenance, yet most municipalities still depend on manual inspections and citizen complaints, so repairs are delayed and severity is judged inconsistently. Existing deep-learning work detects potholes from images or video with good accuracy but usually stops at detection and display, leaving duplicate removal, office assignment and repair reporting to people. This paper presents EcoRoads, an implemented end-to-end system that carries a pothole from the moment it is seen on the road to a repair ticket for the responsible office. A smartphone mounted on the windscreen streams camera frames, GPS fixes and accelerometer readings over a local HTTPS link to a laptop edge node, where a YOLOv8n model detects potholes in real time on the GPU. Each pothole is recorded once, its severity is computed on the device from detection confidence, apparent size and the measured jolt, and the record is stored in a local database and synchronized when a network is available, so that only five fields and no images leave the vehicle. A FastAPI cloud service backed by PostgreSQL accepts only hazards on public roads inside a registered municipality, merges repeated reports with DBSCAN under a haversine metric, and uses the Haversine formula to route each pothole to its municipality, whose single office receives the case. Once a pothole has been detected a set number of times (three by default), Google Gemini automatically drafts a repair ticket for that office from structured facts, with a template fallback. A Leaflet and OpenStreetMap dashboard gives each municipality its own map of hazards, its office, the tickets it has received and repair status, and a pothole detected again after it was marked repaired is reopened. The detector, fine-tuned on about 3,000 labelled images, reached a precision of 0.882, a recall of 0.852 and an mAP@0.5 of 0.897 on 491 validation images, and the full pipeline was deployed on a free cloud tier and exercised with live phone input and a multi-vehicle simulator.</w:t>
+        <w:t xml:space="preserve">Potholes damage vehicles, cause crashes and push up the cost of road upkeep, yet many city administrations still find them only through periodic surveys and public complaints, which arrive late and describe severity inconsistently. Deep-learning detectors can now spot potholes in images with high accuracy, but most published systems end at the detection stage and leave de-duplication, assignment of responsibility and complaint writing to people. We present EcoRoads, a working system that follows a pothole all the way from the camera to a repair ticket in the inbox of the office responsible for it. A smartphone fixed to the windscreen sends its camera stream, GPS position and accelerometer readings over a local HTTPS link to a laptop, where a YOLOv8n network finds potholes in real time on the GPU. Each pothole is stored once with a severity score derived from detection confidence, apparent size and the jolt felt by the vehicle; records wait in a local database until a connection is available, and only five fields per pothole, never an image, are uploaded. A FastAPI service with a PostgreSQL store discards reports that are off public roads or outside every registered municipality, groups repeat reports with haversine-metric DBSCAN, and measures the Haversine distance to the single office of the owning municipality. When a pothole has been seen a configurable number of times (three by default), Google Gemini writes a repair ticket from structured facts only, with a template as fallback. Each municipality sees its own hazards, office, received tickets and repair history on a Leaflet map, and a pothole that reappears after being marked repaired is reopened automatically. On 491 validation images the detector reached a precision of 0.882, a recall of 0.852 and an mAP@0.5 of 0.897, and in a drive on a public road the system logged 22 detections and generated two tickets without human input.</w:t>
       </w:r>
     </w:p>
     <w:p>
@@ -404,7 +419,7 @@
         <w:jc w:val="both"/>
       </w:pPr>
       <w:r>
-        <w:t>Road networks carry people and goods every day, and their condition affects safety, travel time and the cost of owning a vehicle. Potholes are among the most common forms of pavement distress; they form when water enters cracks in the surface and traffic then breaks the weakened material apart. A single pothole can damage tyres and suspension, cause a rider to lose control or force sudden braking, and it grows quickly if left untreated [1], [2].</w:t>
+        <w:t xml:space="preserve">Roads serve commuters, freight operators and emergency services alike, so their surface condition directly affects safety, journey times and vehicle running costs. Potholes form when water seeps through surface cracks and repeated wheel loads break up the weakened layer beneath; once formed they widen quickly, damage tyres and suspensions, and force riders and drivers into sudden swerves or braking [1], [2].</w:t>
       </w:r>
     </w:p>
     <w:p>
@@ -413,7 +428,7 @@
         <w:jc w:val="both"/>
       </w:pPr>
       <w:r>
-        <w:t xml:space="preserve">Most municipalities still learn about potholes through periodic manual inspections or complaints from citizens. Both are slow and uneven: inspections cover only part of the network, complaints arrive late and often describe a location vaguely, and the severity of a defect is judged by eye. Computer-vision research has made automatic detection far more accurate. Recent studies segment potholes with lightweight single-stage detectors [3], separate potholes from raveling using two-step detection and segmentation [4], reconstruct road elevation in bird’s eye view [1], and estimate pothole volume from a single camera [2]. A benchmark suite for intelligent road inspection has also been proposed to compare such methods fairly [5]. Real-time single-stage detectors that descend from YOLO [6], such as YOLOv8 [7], work well on images and video.</w:t>
+        <w:t xml:space="preserve">In most cities the discovery of a pothole still depends on scheduled inspections or on residents reporting it. Neither channel is timely: surveys reach only a fraction of the network between visits, complaints often lack an exact location, and severity is judged by eye. Computer vision has changed what is technically possible. Compact single-stage networks now segment potholes accurately [3], two-step pipelines separate potholes from raveling [4], bird’s-eye-view methods recover road elevation [1], single-camera models estimate pothole volume [2], and an open benchmark lets such methods be compared on equal terms [5]. Detectors of the YOLO family [6], including YOLOv8 [7], process images and video in real time.</w:t>
       </w:r>
     </w:p>
     <w:p>
@@ -422,7 +437,7 @@
         <w:jc w:val="both"/>
       </w:pPr>
       <w:r>
-        <w:t xml:space="preserve">The weakness of most of this work is what happens after detection. A bounding box on a screen does not tell anyone which office should repair the road, whether the same pothole has already been reported twenty times by passing vehicles, or how urgent the repair is. A person still has to collect the detections, remove duplicates, decide who is responsible and write the complaint. EcoRoads is built to remove that manual step: it runs detection on the vehicle, filters, merges and locates the detections in the cloud, drafts the repair ticket with a language model and shows the result on a live map for each municipal team.</w:t>
+        <w:t xml:space="preserve">What these advances leave open is the step from a detection to a repair. A box drawn around a pothole does not say which authority owns the road, whether twenty other vehicles have already reported the same defect, or how soon it should be fixed, so someone still has to gather the detections, discard repeats, find the responsible office and write the complaint. EcoRoads automates that chain: the vehicle detects, the cloud filters, merges and routes, a language model drafts the ticket, and municipal staff follow the outcome on a live map.</w:t>
       </w:r>
     </w:p>
     <w:p>
@@ -436,7 +451,7 @@
           <w:b/>
           <w:bCs/>
         </w:rPr>
-        <w:t>Contributions of this paper</w:t>
+        <w:t xml:space="preserve">Main contributions</w:t>
       </w:r>
     </w:p>
     <w:p>
@@ -454,10 +469,10 @@
           <w:b/>
           <w:bCs/>
         </w:rPr>
-        <w:t xml:space="preserve">Closed-loop pipeline: </w:t>
-      </w:r>
-      <w:r>
-        <w:t>joins on-device detection, GPS tagging, cloud storage, de-duplication, routing and ticketing in one automated workflow.</w:t>
+        <w:t xml:space="preserve">End-to-end pipeline: </w:t>
+      </w:r>
+      <w:r>
+        <w:t xml:space="preserve">on-vehicle detection, location tagging, cloud storage, merging of repeat reports, routing and ticketing work together without manual hand-offs.</w:t>
       </w:r>
     </w:p>
     <w:p>
@@ -478,7 +493,7 @@
         <w:t xml:space="preserve">Edge-first detection: </w:t>
       </w:r>
       <w:r>
-        <w:t xml:space="preserve">a YOLOv8n model runs in real time on a laptop GPU fed by a windscreen-mounted smartphone, works offline, and sends only compact numeric records, never images.</w:t>
+        <w:t xml:space="preserve">a YOLOv8n model on a laptop GPU, fed by a windscreen phone, keeps working without a network and uploads only small numeric records, never images.</w:t>
       </w:r>
     </w:p>
     <w:p>
@@ -499,7 +514,7 @@
         <w:t xml:space="preserve">Geospatial filtering and routing: </w:t>
       </w:r>
       <w:r>
-        <w:t xml:space="preserve">an OpenStreetMap road check and municipality boundaries decide who owns a hazard, DBSCAN merges repeated detections, and the Haversine formula routes each pothole to the municipality, and its office, responsible for that location.</w:t>
+        <w:t xml:space="preserve">public-road and municipal-boundary checks decide ownership, DBSCAN merges repeat reports, and Haversine distances link each pothole to the responsible municipality and its office.</w:t>
       </w:r>
     </w:p>
     <w:p>
@@ -517,10 +532,10 @@
           <w:b/>
           <w:bCs/>
         </w:rPr>
-        <w:t xml:space="preserve">LLM-generated repair tickets: </w:t>
-      </w:r>
-      <w:r>
-        <w:t xml:space="preserve">once a pothole is confirmed by a set number of detections, Google Gemini automatically turns structured facts into a repair request for the municipality’s office, and a per-municipality dashboard tracks repair status and reopens potholes that return after a repair.</w:t>
+        <w:t xml:space="preserve">Automatic LLM tickets: </w:t>
+      </w:r>
+      <w:r>
+        <w:t xml:space="preserve">after a set number of independent detections, Google Gemini turns verified facts into a repair request for the municipal office, and a per-municipality dashboard follows each case through repair and, if needed, reopening.</w:t>
       </w:r>
     </w:p>
     <w:p>
@@ -529,7 +544,7 @@
         <w:jc w:val="both"/>
       </w:pPr>
       <w:r>
-        <w:t xml:space="preserve">The rest of the paper covers the motivation, problem statement, related work, methodology, results and conclusions, and reports measured results of the implemented prototype.</w:t>
+        <w:t xml:space="preserve">Section II gives the motivation and Section III the formal problem. Section IV reviews earlier studies, Section V explains the design, Section VI reports laboratory and field results, and Section VII concludes with directions for further work.</w:t>
       </w:r>
     </w:p>
     <w:p>
@@ -548,7 +563,7 @@
         <w:jc w:val="both"/>
       </w:pPr>
       <w:r>
-        <w:t xml:space="preserve">EcoRoads grew out of a practical observation: the information needed to repair a road already exists in the vehicles that drive over it, but it never reaches the people who can act on it in a usable form. Manual inspection is slow and expensive, citizen complaints are inconsistent and cannot be verified easily, and municipal offices have no real-time, network-wide view of road condition on which to base their resource allocation. The consequences are more vehicle damage, more traffic accidents and higher maintenance costs in the long run. EcoRoads therefore treats capture, detection, clean-up, routing, reporting and visualization as connected stages of one system that reduces manual inspection effort, detects potholes in real time with a phone and a laptop, removes duplicate reports so that offices see each pothole once, sends each case to the office responsible for that location, writes the repair request automatically, and gives municipal staff a live map of defects and repair status.</w:t>
+        <w:t xml:space="preserve">The idea behind EcoRoads is simple: vehicles already drive over every damaged road, but what they encounter never reaches the people who schedule repairs. Inspection crews are costly and infrequent, public complaints are hard to verify, and engineering offices lack an up-to-date picture of their network that could guide spending. The result is avoidable vehicle damage, more accidents and higher long-term maintenance bills. We therefore designed capture, detection, filtering, routing, reporting and visualization as one chain with six goals: less manual surveying, real-time detection on affordable hardware, a single record per physical pothole, delivery of each case to the authority that owns the road, automatic drafting of the repair request, and a live view of defects and repair progress for municipal staff.</w:t>
       </w:r>
     </w:p>
     <w:p>
@@ -567,14 +582,14 @@
         <w:jc w:val="both"/>
       </w:pPr>
       <w:r>
-        <w:t xml:space="preserve">Let a vehicle travel a road segment and record a video stream V with GPS fixes g(t). The task is to detect the set of potholes X = {x₁, …, x_n} visible in V, assign each unique pothole x_i a location ℓ_i, a severity s_i and a detection count n_i, route it to the municipality m_i whose area contains ℓ_i, and, once n_i reaches a threshold N, send a repair ticket T_i to that municipality’s single office o_m, as in Eq. (1), where M is the set of municipalities with centres c_m and radii r_m and d(·,·) is the great-circle distance. Current practice relies on manual road inspections and citizen complaints, so repairs are delayed, severity is assessed inaccurately and resources are shared inefficiently between offices. Detection-only systems do not remove duplicates, do not choose the responsible office and do not generate repair tickets, so manual intervention is still needed after detection. The system must therefore detect potholes in real time, merge repeated detections, grade severity, route each case to the responsible municipality and its office, generate the repair request automatically and present everything on a live dashboard.</w:t>
+        <w:t xml:space="preserve">Consider a vehicle that records a video stream V with GPS fixes g(t) while travelling along a road. From V we must find the set of potholes X = {x₁, …, x_n}; for each distinct pothole x_i we need its location ℓ_i, a severity s_i, the number of detections n_i, the municipality m_i responsible for ℓ_i and, once n_i reaches a threshold N, a repair ticket T_i addressed to that municipality’s office o_m, as written in Eq. (1). Here M is the set of registered municipalities, each with centre c_m and radius r_m, and d(·,·) is the great-circle distance. Today these steps rely on surveys and complaints, which delay repairs, judge severity subjectively and spread resources poorly across offices, while detection-only systems still leave duplicates, routing and reporting to staff. The required system must detect in real time, merge repeat reports, grade severity, assign each case to the right municipality and office, write the request automatically and display the result on a live map.</w:t>
       </w:r>
     </w:p>
     <w:p>
       <w:pPr>
         <w:tabs>
-          <w:tab w:val="center" w:pos="4500"/>
-          <w:tab w:val="right" w:pos="9026"/>
+          <w:tab w:val="center" w:pos="2346"/>
+          <w:tab w:val="right" w:pos="4693"/>
         </w:tabs>
         <w:spacing w:before="30" w:after="90"/>
       </w:pPr>
@@ -609,8 +624,24 @@
         <w:jc w:val="both"/>
       </w:pPr>
       <w:r>
-        <w:t>Related work falls into four areas: lightweight pothole segmentation, two-step detection and segmentation, road-surface reconstruction and volume estimation, and benchmarking of road inspection methods. Table I summarizes the studies reviewed.</w:t>
-      </w:r>
+        <w:t xml:space="preserve">Studies relevant to this work fall into four groups: compact segmentation networks for potholes, detection followed by segmentation, three-dimensional reconstruction of the road surface, and shared benchmarks for road inspection. Table I compares the papers considered.</w:t>
+      </w:r>
+    </w:p>
+    <w:p>
+      <w:pPr>
+        <w:spacing w:before="0" w:after="0" w:line="40" w:lineRule="exact"/>
+        <w:rPr>
+          <w:sz w:val="2"/>
+        </w:rPr>
+        <w:sectPr>
+          <w:footerReference w:type="default" r:id="rId9"/>
+          <w:type w:val="continuous"/>
+          <w:pgSz w:w="11906" w:h="16838"/>
+          <w:pgMar w:top="1080" w:right="1080" w:bottom="1300" w:left="1080" w:header="708" w:footer="708" w:gutter="0"/>
+          <w:cols w:num="2" w:space="360"/>
+          <w:docGrid w:linePitch="360"/>
+        </w:sectPr>
+      </w:pPr>
     </w:p>
     <w:p>
       <w:pPr>
@@ -625,7 +656,7 @@
           <w:sz w:val="17"/>
           <w:szCs w:val="17"/>
         </w:rPr>
-        <w:t>TABLE I. COMPARATIVE SUMMARY OF RELATED WORK</w:t>
+        <w:t xml:space="preserve">TABLE I. SUMMARY OF THE REVIEWED STUDIES</w:t>
       </w:r>
     </w:p>
     <w:tbl>
@@ -783,7 +814,7 @@
                 <w:sz w:val="17"/>
                 <w:szCs w:val="17"/>
               </w:rPr>
-              <w:t>Limitation / Research Gap</w:t>
+              <w:t xml:space="preserve">Limitation</w:t>
             </w:r>
           </w:p>
         </w:tc>
@@ -814,7 +845,7 @@
                 <w:sz w:val="17"/>
                 <w:szCs w:val="17"/>
               </w:rPr>
-              <w:t xml:space="preserve">Relation to EcoRoads</w:t>
+              <w:t xml:space="preserve">Use in EcoRoads</w:t>
             </w:r>
           </w:p>
         </w:tc>
@@ -914,7 +945,7 @@
                 <w:sz w:val="17"/>
                 <w:szCs w:val="17"/>
               </w:rPr>
-              <w:t xml:space="preserve">EADE module in the backbone, Gradient Contrast Attention in the neck, optimized ProtoNet mask head; AP50 mask score of 0.892 on UDTIRI</w:t>
+              <w:t xml:space="preserve">Single-stage segmenter with an edge-and-attention detail module, gradient-contrast attention and a refined mask head; mask AP50 of 0.892 on UDTIRI</w:t>
             </w:r>
           </w:p>
         </w:tc>
@@ -943,7 +974,7 @@
                 <w:sz w:val="17"/>
                 <w:szCs w:val="17"/>
               </w:rPr>
-              <w:t>Gives 2D mask boundaries only, with no depth or volume; quality can drop under heavy noise or occlusion</w:t>
+              <w:t xml:space="preserve">Produces 2D masks only, without depth or volume; accuracy falls under strong noise or occlusion</w:t>
             </w:r>
           </w:p>
         </w:tc>
@@ -972,7 +1003,7 @@
                 <w:sz w:val="17"/>
                 <w:szCs w:val="17"/>
               </w:rPr>
-              <w:t xml:space="preserve">Supports a lightweight, edge-friendly detector; EcoRoads adds routing, ticketing and repair tracking after detection</w:t>
+              <w:t xml:space="preserve">Shows that an edge-sized model can be accurate; EcoRoads adds what follows detection: routing, tickets and repair tracking</w:t>
             </w:r>
           </w:p>
         </w:tc>
@@ -1072,7 +1103,7 @@
                 <w:sz w:val="17"/>
                 <w:szCs w:val="17"/>
               </w:rPr>
-              <w:t xml:space="preserve">Modified YOLOX detection followed by DSASNet segmentation on intensity and range images; F1-score 93.65%, IoU 0.881</w:t>
+              <w:t xml:space="preserve">A modified YOLOX proposes regions, then DSASNet segments them from laser intensity and range images; F1 93.65%, IoU 0.881</w:t>
             </w:r>
           </w:p>
         </w:tc>
@@ -1101,7 +1132,7 @@
                 <w:sz w:val="17"/>
                 <w:szCs w:val="17"/>
               </w:rPr>
-              <w:t>Two-stage pipeline is heavier; needs 3D line-laser scanner input instead of ordinary RGB cameras</w:t>
+              <w:t xml:space="preserve">Two networks raise the computing cost, and input comes from a 3D line-laser scanner rather than an ordinary camera</w:t>
             </w:r>
           </w:p>
         </w:tc>
@@ -1130,7 +1161,7 @@
                 <w:sz w:val="17"/>
                 <w:szCs w:val="17"/>
               </w:rPr>
-              <w:t xml:space="preserve">Confirms the value of YOLO-family detection; EcoRoads uses a single-stage model on a standard camera for real-time edge use</w:t>
+              <w:t xml:space="preserve">Supports YOLO-style detection; EcoRoads keeps one single-stage detector on a normal phone camera for real-time use</w:t>
             </w:r>
           </w:p>
         </w:tc>
@@ -1230,7 +1261,7 @@
                 <w:sz w:val="17"/>
                 <w:szCs w:val="17"/>
               </w:rPr>
-              <w:t>Open benchmark suite with unified ground truth and metrics for detection, segmentation and classification</w:t>
+              <w:t xml:space="preserve">Online open benchmark with common ground truth and metrics for detection, segmentation and classification of road defects</w:t>
             </w:r>
           </w:p>
         </w:tc>
@@ -1259,7 +1290,7 @@
                 <w:sz w:val="17"/>
                 <w:szCs w:val="17"/>
               </w:rPr>
-              <w:t>A benchmark rather than a new model; needs continual updates for new sensors</w:t>
+              <w:t xml:space="preserve">Offers evaluation, not a new model, and must grow as new sensors appear</w:t>
             </w:r>
           </w:p>
         </w:tc>
@@ -1288,7 +1319,7 @@
                 <w:sz w:val="17"/>
                 <w:szCs w:val="17"/>
               </w:rPr>
-              <w:t xml:space="preserve">Provides a basis for comparing detectors; EcoRoads builds the operational workflow around a detector</w:t>
+              <w:t xml:space="preserve">A fair yardstick for detectors; EcoRoads builds the operational workflow around one</w:t>
             </w:r>
           </w:p>
         </w:tc>
@@ -1388,7 +1419,7 @@
                 <w:sz w:val="17"/>
                 <w:szCs w:val="17"/>
               </w:rPr>
-              <w:t>Camera features lifted to a BEV voxel grid; mono and stereo variants classify elevation bins (1.83 cm mono, 0.50 cm stereo error)</w:t>
+              <w:t xml:space="preserve">Lifts camera features into a bird’s-eye-view voxel grid and classifies elevation bins; elevation error 1.83 cm (mono) and 0.50 cm (stereo)</w:t>
             </w:r>
           </w:p>
         </w:tc>
@@ -1417,7 +1448,7 @@
                 <w:sz w:val="17"/>
                 <w:szCs w:val="17"/>
               </w:rPr>
-              <w:t>Heavy 3D convolutions limit stereo mode on edge devices; models geometry but not colour or texture; needs precise calibration</w:t>
+              <w:t xml:space="preserve">3D convolutions make the stereo variant heavy for edge devices; captures geometry but not texture; needs careful calibration</w:t>
             </w:r>
           </w:p>
         </w:tc>
@@ -1446,7 +1477,7 @@
                 <w:sz w:val="17"/>
                 <w:szCs w:val="17"/>
               </w:rPr>
-              <w:t xml:space="preserve">Shows the value of geometry for severity; EcoRoads uses a lighter detector and a severity score from confidence, size and measured jolt</w:t>
+              <w:t xml:space="preserve">Geometry would improve severity; EcoRoads uses a light detector with confidence, size and measured jolt instead</w:t>
             </w:r>
           </w:p>
         </w:tc>
@@ -1546,7 +1577,7 @@
                 <w:sz w:val="17"/>
                 <w:szCs w:val="17"/>
               </w:rPr>
-              <w:t>Multi-scale convolutions with channel, spatial and criss-cross attention on a single RGB camera</w:t>
+              <w:t xml:space="preserve">One RGB camera; multi-scale convolutions with channel, spatial and criss-cross attention predict both mask and volume</w:t>
             </w:r>
           </w:p>
         </w:tc>
@@ -1575,7 +1606,7 @@
                 <w:sz w:val="17"/>
                 <w:szCs w:val="17"/>
               </w:rPr>
-              <w:t>Sensitive to shadows, wet roads and lighting; monocular volume depends on camera pose and scale; local assessment only</w:t>
+              <w:t xml:space="preserve">Sensitive to shadows, wet surfaces and lighting; volume depends on camera pose and scale; works per pothole, not per network</w:t>
             </w:r>
           </w:p>
         </w:tc>
@@ -1604,7 +1635,7 @@
                 <w:sz w:val="17"/>
                 <w:szCs w:val="17"/>
               </w:rPr>
-              <w:t xml:space="preserve">Supports use of one low-cost camera; EcoRoads adds geo-tagging, clean-up and reporting at network level</w:t>
+              <w:t xml:space="preserve">Confirms that one low-cost camera is enough; EcoRoads adds geo-tagging, merging and reporting across a road network</w:t>
             </w:r>
           </w:p>
         </w:tc>
@@ -1612,6 +1643,22 @@
     </w:tbl>
     <w:p>
       <w:pPr>
+        <w:spacing w:before="0" w:after="0" w:line="40" w:lineRule="exact"/>
+        <w:rPr>
+          <w:sz w:val="2"/>
+        </w:rPr>
+        <w:sectPr>
+          <w:footerReference w:type="default" r:id="rId9"/>
+          <w:type w:val="continuous"/>
+          <w:pgSz w:w="11906" w:h="16838"/>
+          <w:pgMar w:top="1080" w:right="1080" w:bottom="1300" w:left="1080" w:header="708" w:footer="708" w:gutter="0"/>
+          <w:cols w:space="720"/>
+          <w:docGrid w:linePitch="360"/>
+        </w:sectPr>
+      </w:pPr>
+    </w:p>
+    <w:p>
+      <w:pPr>
         <w:pStyle w:val="Heading2"/>
         <w:keepNext/>
       </w:pPr>
@@ -1625,7 +1672,7 @@
         <w:jc w:val="both"/>
       </w:pPr>
       <w:r>
-        <w:t xml:space="preserve">Huang et al. [3] show that a lightweight single-stage network can segment potholes accurately at a small parameter cost, which is the property needed on an edge device. Wang et al. [4] reach high accuracy by separating detection from segmentation, but their pipeline depends on laser-scanner data and extra computation. Zhao et al. [1] and Ali et al. [2] go beyond the image plane to estimate road elevation and pothole volume, which would help severity grading, but at a higher computational and calibration cost. Guo et al. [5] provide a common benchmark for these tasks rather than a deployable system. In every case the output is a detection, a mask or a measurement; none of these works describes how the result becomes a repair request for a particular municipal office.</w:t>
+        <w:t xml:space="preserve">The compact network of Huang et al. [3] shows that high segmentation accuracy is possible with few parameters, which matters on a vehicle. Wang et al. [4] gain accuracy by splitting detection from segmentation, at the price of laser-scanner input and extra computation. Zhao et al. [1] and Ali et al. [2] estimate elevation and volume, information that would sharpen severity grading, yet both need more computation and careful calibration. Guo et al. [5] contribute an evaluation platform rather than a system for use on the road. All five end with a mask, a box or a measurement; none explains how that output reaches the municipal office that must repair the road.</w:t>
       </w:r>
     </w:p>
     <w:p>
@@ -1643,7 +1690,7 @@
         <w:jc w:val="both"/>
       </w:pPr>
       <w:r>
-        <w:t xml:space="preserve">Each of these studies improves one stage of road inspection, mainly detection or measurement. None combines real-time on-vehicle detection with GPS-tagged records, filtering by road and jurisdiction, duplicate removal, routing to the responsible office, automatic generation of repair tickets and a live municipal dashboard with repair tracking in one workflow. EcoRoads aims to close this integration gap without replacing the underlying detection techniques.</w:t>
+        <w:t xml:space="preserve">Taken together, the reviewed studies strengthen detection or measurement but stop there. We found no work that links real-time on-vehicle detection, GPS tagging, road and boundary filtering, merging of repeat reports, routing to the responsible office, automatic ticket writing and a municipal dashboard with repair follow-up. EcoRoads fills that gap by integrating existing techniques rather than proposing a new detector.</w:t>
       </w:r>
     </w:p>
     <w:p>
@@ -1662,7 +1709,7 @@
         <w:jc w:val="both"/>
       </w:pPr>
       <w:r>
-        <w:t xml:space="preserve">Existing approaches mainly detect potholes with deep-learning models such as YOLOv8 variants and report accuracy on image or video datasets, while the reporting process stays manual. The proposed system follows a capture-to-ticket route: a windscreen-mounted smartphone streams video, location and motion to a laptop edge node; a YOLOv8n model detects potholes on the GPU; each pothole is logged once with an on-device severity score and synchronized to the cloud when a connection exists; the cloud keeps hazards that lie on public roads inside a registered municipality, found with the Haversine formula; DBSCAN removes duplicates; when a pothole has been detected often enough, a language model drafts the repair ticket for the municipality’s office; and a web dashboard shows the result on a map. Detection is the only step that uses the camera image, while the language model only turns structured data into text. Table II compares existing systems with EcoRoads qualitatively; it shows how the workflows differ and does not claim measured superiority.</w:t>
+        <w:t xml:space="preserve">Current practice, and most published systems, use YOLOv8-type models to find potholes and report accuracy on image or video datasets, while everything after detection is done by hand. EcoRoads follows a capture-to-ticket design. A phone on the windscreen streams video, location and motion to a laptop; YOLOv8n finds potholes on the GPU; every pothole is stored once with a severity computed on the vehicle and uploaded when a connection exists; the cloud keeps only reports on public roads inside a registered municipality, found by Haversine distance; DBSCAN merges repeats; once a pothole has been seen often enough, a language model writes the ticket for that municipality’s office; and a web dashboard shows the result. Only the detector looks at images, and the language model works on structured fields alone. Table II sets out, in qualitative terms, how this workflow differs from existing practice.</w:t>
       </w:r>
     </w:p>
     <w:p>
@@ -1678,12 +1725,12 @@
           <w:sz w:val="17"/>
           <w:szCs w:val="17"/>
         </w:rPr>
-        <w:t>TABLE II. EXISTING SYSTEMS VERSUS ECOROADS</w:t>
+        <w:t xml:space="preserve">TABLE II. CURRENT PRACTICE COMPARED WITH ECOROADS</w:t>
       </w:r>
     </w:p>
     <w:tbl>
       <w:tblPr>
-        <w:tblW w:w="9026" w:type="dxa"/>
+        <w:tblW w:w="4693" w:type="dxa"/>
         <w:tblBorders>
           <w:top w:val="single" w:sz="4" w:space="0" w:color="auto"/>
           <w:left w:val="single" w:sz="4" w:space="0" w:color="auto"/>
@@ -1699,9 +1746,9 @@
         <w:tblLook w:val="0000" w:firstRow="0" w:lastRow="0" w:firstColumn="0" w:lastColumn="0" w:noHBand="0" w:noVBand="0"/>
       </w:tblPr>
       <w:tblGrid>
-        <w:gridCol w:w="1700"/>
-        <w:gridCol w:w="3600"/>
-        <w:gridCol w:w="3726"/>
+        <w:gridCol w:w="883"/>
+        <w:gridCol w:w="1871"/>
+        <w:gridCol w:w="1937"/>
       </w:tblGrid>
       <w:tr>
         <w:tblPrEx>
@@ -1716,22 +1763,23 @@
         </w:trPr>
         <w:tc>
           <w:tcPr>
-            <w:tcW w:w="1700" w:type="dxa"/>
-            <w:tcBorders>
-              <w:top w:val="single" w:sz="4" w:space="0" w:color="000000"/>
-              <w:left w:val="single" w:sz="4" w:space="0" w:color="000000"/>
-              <w:bottom w:val="single" w:sz="4" w:space="0" w:color="000000"/>
-              <w:right w:val="single" w:sz="4" w:space="0" w:color="000000"/>
-            </w:tcBorders>
-            <w:tcMar>
-              <w:top w:w="50" w:type="dxa"/>
-              <w:left w:w="80" w:type="dxa"/>
-              <w:bottom w:w="50" w:type="dxa"/>
-              <w:right w:w="80" w:type="dxa"/>
-            </w:tcMar>
-          </w:tcPr>
-          <w:p>
-            <w:pPr>
+            <w:tcW w:w="883" w:type="dxa"/>
+            <w:tcBorders>
+              <w:top w:val="single" w:sz="4" w:space="0" w:color="000000"/>
+              <w:left w:val="single" w:sz="4" w:space="0" w:color="000000"/>
+              <w:bottom w:val="single" w:sz="4" w:space="0" w:color="000000"/>
+              <w:right w:val="single" w:sz="4" w:space="0" w:color="000000"/>
+            </w:tcBorders>
+            <w:tcMar>
+              <w:top w:w="50" w:type="dxa"/>
+              <w:left w:w="80" w:type="dxa"/>
+              <w:bottom w:w="50" w:type="dxa"/>
+              <w:right w:w="80" w:type="dxa"/>
+            </w:tcMar>
+          </w:tcPr>
+          <w:p>
+            <w:pPr>
+              <w:keepNext/>
               <w:spacing w:after="20"/>
             </w:pPr>
             <w:r>
@@ -1747,22 +1795,23 @@
         </w:tc>
         <w:tc>
           <w:tcPr>
-            <w:tcW w:w="3600" w:type="dxa"/>
-            <w:tcBorders>
-              <w:top w:val="single" w:sz="4" w:space="0" w:color="000000"/>
-              <w:left w:val="single" w:sz="4" w:space="0" w:color="000000"/>
-              <w:bottom w:val="single" w:sz="4" w:space="0" w:color="000000"/>
-              <w:right w:val="single" w:sz="4" w:space="0" w:color="000000"/>
-            </w:tcBorders>
-            <w:tcMar>
-              <w:top w:w="50" w:type="dxa"/>
-              <w:left w:w="80" w:type="dxa"/>
-              <w:bottom w:w="50" w:type="dxa"/>
-              <w:right w:w="80" w:type="dxa"/>
-            </w:tcMar>
-          </w:tcPr>
-          <w:p>
-            <w:pPr>
+            <w:tcW w:w="1871" w:type="dxa"/>
+            <w:tcBorders>
+              <w:top w:val="single" w:sz="4" w:space="0" w:color="000000"/>
+              <w:left w:val="single" w:sz="4" w:space="0" w:color="000000"/>
+              <w:bottom w:val="single" w:sz="4" w:space="0" w:color="000000"/>
+              <w:right w:val="single" w:sz="4" w:space="0" w:color="000000"/>
+            </w:tcBorders>
+            <w:tcMar>
+              <w:top w:w="50" w:type="dxa"/>
+              <w:left w:w="80" w:type="dxa"/>
+              <w:bottom w:w="50" w:type="dxa"/>
+              <w:right w:w="80" w:type="dxa"/>
+            </w:tcMar>
+          </w:tcPr>
+          <w:p>
+            <w:pPr>
+              <w:keepNext/>
               <w:spacing w:after="20"/>
             </w:pPr>
             <w:r>
@@ -1778,22 +1827,23 @@
         </w:tc>
         <w:tc>
           <w:tcPr>
-            <w:tcW w:w="3726" w:type="dxa"/>
-            <w:tcBorders>
-              <w:top w:val="single" w:sz="4" w:space="0" w:color="000000"/>
-              <w:left w:val="single" w:sz="4" w:space="0" w:color="000000"/>
-              <w:bottom w:val="single" w:sz="4" w:space="0" w:color="000000"/>
-              <w:right w:val="single" w:sz="4" w:space="0" w:color="000000"/>
-            </w:tcBorders>
-            <w:tcMar>
-              <w:top w:w="50" w:type="dxa"/>
-              <w:left w:w="80" w:type="dxa"/>
-              <w:bottom w:w="50" w:type="dxa"/>
-              <w:right w:w="80" w:type="dxa"/>
-            </w:tcMar>
-          </w:tcPr>
-          <w:p>
-            <w:pPr>
+            <w:tcW w:w="1937" w:type="dxa"/>
+            <w:tcBorders>
+              <w:top w:val="single" w:sz="4" w:space="0" w:color="000000"/>
+              <w:left w:val="single" w:sz="4" w:space="0" w:color="000000"/>
+              <w:bottom w:val="single" w:sz="4" w:space="0" w:color="000000"/>
+              <w:right w:val="single" w:sz="4" w:space="0" w:color="000000"/>
+            </w:tcBorders>
+            <w:tcMar>
+              <w:top w:w="50" w:type="dxa"/>
+              <w:left w:w="80" w:type="dxa"/>
+              <w:bottom w:w="50" w:type="dxa"/>
+              <w:right w:w="80" w:type="dxa"/>
+            </w:tcMar>
+          </w:tcPr>
+          <w:p>
+            <w:pPr>
+              <w:keepNext/>
               <w:spacing w:after="20"/>
             </w:pPr>
             <w:r>
@@ -1820,22 +1870,23 @@
         </w:trPr>
         <w:tc>
           <w:tcPr>
-            <w:tcW w:w="1700" w:type="dxa"/>
-            <w:tcBorders>
-              <w:top w:val="single" w:sz="4" w:space="0" w:color="000000"/>
-              <w:left w:val="single" w:sz="4" w:space="0" w:color="000000"/>
-              <w:bottom w:val="single" w:sz="4" w:space="0" w:color="000000"/>
-              <w:right w:val="single" w:sz="4" w:space="0" w:color="000000"/>
-            </w:tcBorders>
-            <w:tcMar>
-              <w:top w:w="50" w:type="dxa"/>
-              <w:left w:w="80" w:type="dxa"/>
-              <w:bottom w:w="50" w:type="dxa"/>
-              <w:right w:w="80" w:type="dxa"/>
-            </w:tcMar>
-          </w:tcPr>
-          <w:p>
-            <w:pPr>
+            <w:tcW w:w="883" w:type="dxa"/>
+            <w:tcBorders>
+              <w:top w:val="single" w:sz="4" w:space="0" w:color="000000"/>
+              <w:left w:val="single" w:sz="4" w:space="0" w:color="000000"/>
+              <w:bottom w:val="single" w:sz="4" w:space="0" w:color="000000"/>
+              <w:right w:val="single" w:sz="4" w:space="0" w:color="000000"/>
+            </w:tcBorders>
+            <w:tcMar>
+              <w:top w:w="50" w:type="dxa"/>
+              <w:left w:w="80" w:type="dxa"/>
+              <w:bottom w:w="50" w:type="dxa"/>
+              <w:right w:w="80" w:type="dxa"/>
+            </w:tcMar>
+          </w:tcPr>
+          <w:p>
+            <w:pPr>
+              <w:keepNext/>
               <w:spacing w:after="20"/>
             </w:pPr>
             <w:r>
@@ -1851,22 +1902,23 @@
         </w:tc>
         <w:tc>
           <w:tcPr>
-            <w:tcW w:w="3600" w:type="dxa"/>
-            <w:tcBorders>
-              <w:top w:val="single" w:sz="4" w:space="0" w:color="000000"/>
-              <w:left w:val="single" w:sz="4" w:space="0" w:color="000000"/>
-              <w:bottom w:val="single" w:sz="4" w:space="0" w:color="000000"/>
-              <w:right w:val="single" w:sz="4" w:space="0" w:color="000000"/>
-            </w:tcBorders>
-            <w:tcMar>
-              <w:top w:w="50" w:type="dxa"/>
-              <w:left w:w="80" w:type="dxa"/>
-              <w:bottom w:w="50" w:type="dxa"/>
-              <w:right w:w="80" w:type="dxa"/>
-            </w:tcMar>
-          </w:tcPr>
-          <w:p>
-            <w:pPr>
+            <w:tcW w:w="1871" w:type="dxa"/>
+            <w:tcBorders>
+              <w:top w:val="single" w:sz="4" w:space="0" w:color="000000"/>
+              <w:left w:val="single" w:sz="4" w:space="0" w:color="000000"/>
+              <w:bottom w:val="single" w:sz="4" w:space="0" w:color="000000"/>
+              <w:right w:val="single" w:sz="4" w:space="0" w:color="000000"/>
+            </w:tcBorders>
+            <w:tcMar>
+              <w:top w:w="50" w:type="dxa"/>
+              <w:left w:w="80" w:type="dxa"/>
+              <w:bottom w:w="50" w:type="dxa"/>
+              <w:right w:w="80" w:type="dxa"/>
+            </w:tcMar>
+          </w:tcPr>
+          <w:p>
+            <w:pPr>
+              <w:keepNext/>
               <w:spacing w:after="20"/>
             </w:pPr>
             <w:r>
@@ -1880,22 +1932,23 @@
         </w:tc>
         <w:tc>
           <w:tcPr>
-            <w:tcW w:w="3726" w:type="dxa"/>
-            <w:tcBorders>
-              <w:top w:val="single" w:sz="4" w:space="0" w:color="000000"/>
-              <w:left w:val="single" w:sz="4" w:space="0" w:color="000000"/>
-              <w:bottom w:val="single" w:sz="4" w:space="0" w:color="000000"/>
-              <w:right w:val="single" w:sz="4" w:space="0" w:color="000000"/>
-            </w:tcBorders>
-            <w:tcMar>
-              <w:top w:w="50" w:type="dxa"/>
-              <w:left w:w="80" w:type="dxa"/>
-              <w:bottom w:w="50" w:type="dxa"/>
-              <w:right w:w="80" w:type="dxa"/>
-            </w:tcMar>
-          </w:tcPr>
-          <w:p>
-            <w:pPr>
+            <w:tcW w:w="1937" w:type="dxa"/>
+            <w:tcBorders>
+              <w:top w:val="single" w:sz="4" w:space="0" w:color="000000"/>
+              <w:left w:val="single" w:sz="4" w:space="0" w:color="000000"/>
+              <w:bottom w:val="single" w:sz="4" w:space="0" w:color="000000"/>
+              <w:right w:val="single" w:sz="4" w:space="0" w:color="000000"/>
+            </w:tcBorders>
+            <w:tcMar>
+              <w:top w:w="50" w:type="dxa"/>
+              <w:left w:w="80" w:type="dxa"/>
+              <w:bottom w:w="50" w:type="dxa"/>
+              <w:right w:w="80" w:type="dxa"/>
+            </w:tcMar>
+          </w:tcPr>
+          <w:p>
+            <w:pPr>
+              <w:keepNext/>
               <w:spacing w:after="20"/>
             </w:pPr>
             <w:r>
@@ -1920,22 +1973,23 @@
         </w:trPr>
         <w:tc>
           <w:tcPr>
-            <w:tcW w:w="1700" w:type="dxa"/>
-            <w:tcBorders>
-              <w:top w:val="single" w:sz="4" w:space="0" w:color="000000"/>
-              <w:left w:val="single" w:sz="4" w:space="0" w:color="000000"/>
-              <w:bottom w:val="single" w:sz="4" w:space="0" w:color="000000"/>
-              <w:right w:val="single" w:sz="4" w:space="0" w:color="000000"/>
-            </w:tcBorders>
-            <w:tcMar>
-              <w:top w:w="50" w:type="dxa"/>
-              <w:left w:w="80" w:type="dxa"/>
-              <w:bottom w:w="50" w:type="dxa"/>
-              <w:right w:w="80" w:type="dxa"/>
-            </w:tcMar>
-          </w:tcPr>
-          <w:p>
-            <w:pPr>
+            <w:tcW w:w="883" w:type="dxa"/>
+            <w:tcBorders>
+              <w:top w:val="single" w:sz="4" w:space="0" w:color="000000"/>
+              <w:left w:val="single" w:sz="4" w:space="0" w:color="000000"/>
+              <w:bottom w:val="single" w:sz="4" w:space="0" w:color="000000"/>
+              <w:right w:val="single" w:sz="4" w:space="0" w:color="000000"/>
+            </w:tcBorders>
+            <w:tcMar>
+              <w:top w:w="50" w:type="dxa"/>
+              <w:left w:w="80" w:type="dxa"/>
+              <w:bottom w:w="50" w:type="dxa"/>
+              <w:right w:w="80" w:type="dxa"/>
+            </w:tcMar>
+          </w:tcPr>
+          <w:p>
+            <w:pPr>
+              <w:keepNext/>
               <w:spacing w:after="20"/>
             </w:pPr>
             <w:r>
@@ -1951,22 +2005,23 @@
         </w:tc>
         <w:tc>
           <w:tcPr>
-            <w:tcW w:w="3600" w:type="dxa"/>
-            <w:tcBorders>
-              <w:top w:val="single" w:sz="4" w:space="0" w:color="000000"/>
-              <w:left w:val="single" w:sz="4" w:space="0" w:color="000000"/>
-              <w:bottom w:val="single" w:sz="4" w:space="0" w:color="000000"/>
-              <w:right w:val="single" w:sz="4" w:space="0" w:color="000000"/>
-            </w:tcBorders>
-            <w:tcMar>
-              <w:top w:w="50" w:type="dxa"/>
-              <w:left w:w="80" w:type="dxa"/>
-              <w:bottom w:w="50" w:type="dxa"/>
-              <w:right w:w="80" w:type="dxa"/>
-            </w:tcMar>
-          </w:tcPr>
-          <w:p>
-            <w:pPr>
+            <w:tcW w:w="1871" w:type="dxa"/>
+            <w:tcBorders>
+              <w:top w:val="single" w:sz="4" w:space="0" w:color="000000"/>
+              <w:left w:val="single" w:sz="4" w:space="0" w:color="000000"/>
+              <w:bottom w:val="single" w:sz="4" w:space="0" w:color="000000"/>
+              <w:right w:val="single" w:sz="4" w:space="0" w:color="000000"/>
+            </w:tcBorders>
+            <w:tcMar>
+              <w:top w:w="50" w:type="dxa"/>
+              <w:left w:w="80" w:type="dxa"/>
+              <w:bottom w:w="50" w:type="dxa"/>
+              <w:right w:w="80" w:type="dxa"/>
+            </w:tcMar>
+          </w:tcPr>
+          <w:p>
+            <w:pPr>
+              <w:keepNext/>
               <w:spacing w:after="20"/>
             </w:pPr>
             <w:r>
@@ -1980,22 +2035,23 @@
         </w:tc>
         <w:tc>
           <w:tcPr>
-            <w:tcW w:w="3726" w:type="dxa"/>
-            <w:tcBorders>
-              <w:top w:val="single" w:sz="4" w:space="0" w:color="000000"/>
-              <w:left w:val="single" w:sz="4" w:space="0" w:color="000000"/>
-              <w:bottom w:val="single" w:sz="4" w:space="0" w:color="000000"/>
-              <w:right w:val="single" w:sz="4" w:space="0" w:color="000000"/>
-            </w:tcBorders>
-            <w:tcMar>
-              <w:top w:w="50" w:type="dxa"/>
-              <w:left w:w="80" w:type="dxa"/>
-              <w:bottom w:w="50" w:type="dxa"/>
-              <w:right w:w="80" w:type="dxa"/>
-            </w:tcMar>
-          </w:tcPr>
-          <w:p>
-            <w:pPr>
+            <w:tcW w:w="1937" w:type="dxa"/>
+            <w:tcBorders>
+              <w:top w:val="single" w:sz="4" w:space="0" w:color="000000"/>
+              <w:left w:val="single" w:sz="4" w:space="0" w:color="000000"/>
+              <w:bottom w:val="single" w:sz="4" w:space="0" w:color="000000"/>
+              <w:right w:val="single" w:sz="4" w:space="0" w:color="000000"/>
+            </w:tcBorders>
+            <w:tcMar>
+              <w:top w:w="50" w:type="dxa"/>
+              <w:left w:w="80" w:type="dxa"/>
+              <w:bottom w:w="50" w:type="dxa"/>
+              <w:right w:w="80" w:type="dxa"/>
+            </w:tcMar>
+          </w:tcPr>
+          <w:p>
+            <w:pPr>
+              <w:keepNext/>
               <w:spacing w:after="20"/>
             </w:pPr>
             <w:r>
@@ -2020,22 +2076,23 @@
         </w:trPr>
         <w:tc>
           <w:tcPr>
-            <w:tcW w:w="1700" w:type="dxa"/>
-            <w:tcBorders>
-              <w:top w:val="single" w:sz="4" w:space="0" w:color="000000"/>
-              <w:left w:val="single" w:sz="4" w:space="0" w:color="000000"/>
-              <w:bottom w:val="single" w:sz="4" w:space="0" w:color="000000"/>
-              <w:right w:val="single" w:sz="4" w:space="0" w:color="000000"/>
-            </w:tcBorders>
-            <w:tcMar>
-              <w:top w:w="50" w:type="dxa"/>
-              <w:left w:w="80" w:type="dxa"/>
-              <w:bottom w:w="50" w:type="dxa"/>
-              <w:right w:w="80" w:type="dxa"/>
-            </w:tcMar>
-          </w:tcPr>
-          <w:p>
-            <w:pPr>
+            <w:tcW w:w="883" w:type="dxa"/>
+            <w:tcBorders>
+              <w:top w:val="single" w:sz="4" w:space="0" w:color="000000"/>
+              <w:left w:val="single" w:sz="4" w:space="0" w:color="000000"/>
+              <w:bottom w:val="single" w:sz="4" w:space="0" w:color="000000"/>
+              <w:right w:val="single" w:sz="4" w:space="0" w:color="000000"/>
+            </w:tcBorders>
+            <w:tcMar>
+              <w:top w:w="50" w:type="dxa"/>
+              <w:left w:w="80" w:type="dxa"/>
+              <w:bottom w:w="50" w:type="dxa"/>
+              <w:right w:w="80" w:type="dxa"/>
+            </w:tcMar>
+          </w:tcPr>
+          <w:p>
+            <w:pPr>
+              <w:keepNext/>
               <w:spacing w:after="20"/>
             </w:pPr>
             <w:r>
@@ -2051,22 +2108,23 @@
         </w:tc>
         <w:tc>
           <w:tcPr>
-            <w:tcW w:w="3600" w:type="dxa"/>
-            <w:tcBorders>
-              <w:top w:val="single" w:sz="4" w:space="0" w:color="000000"/>
-              <w:left w:val="single" w:sz="4" w:space="0" w:color="000000"/>
-              <w:bottom w:val="single" w:sz="4" w:space="0" w:color="000000"/>
-              <w:right w:val="single" w:sz="4" w:space="0" w:color="000000"/>
-            </w:tcBorders>
-            <w:tcMar>
-              <w:top w:w="50" w:type="dxa"/>
-              <w:left w:w="80" w:type="dxa"/>
-              <w:bottom w:w="50" w:type="dxa"/>
-              <w:right w:w="80" w:type="dxa"/>
-            </w:tcMar>
-          </w:tcPr>
-          <w:p>
-            <w:pPr>
+            <w:tcW w:w="1871" w:type="dxa"/>
+            <w:tcBorders>
+              <w:top w:val="single" w:sz="4" w:space="0" w:color="000000"/>
+              <w:left w:val="single" w:sz="4" w:space="0" w:color="000000"/>
+              <w:bottom w:val="single" w:sz="4" w:space="0" w:color="000000"/>
+              <w:right w:val="single" w:sz="4" w:space="0" w:color="000000"/>
+            </w:tcBorders>
+            <w:tcMar>
+              <w:top w:w="50" w:type="dxa"/>
+              <w:left w:w="80" w:type="dxa"/>
+              <w:bottom w:w="50" w:type="dxa"/>
+              <w:right w:w="80" w:type="dxa"/>
+            </w:tcMar>
+          </w:tcPr>
+          <w:p>
+            <w:pPr>
+              <w:keepNext/>
               <w:spacing w:after="20"/>
             </w:pPr>
             <w:r>
@@ -2080,22 +2138,23 @@
         </w:tc>
         <w:tc>
           <w:tcPr>
-            <w:tcW w:w="3726" w:type="dxa"/>
-            <w:tcBorders>
-              <w:top w:val="single" w:sz="4" w:space="0" w:color="000000"/>
-              <w:left w:val="single" w:sz="4" w:space="0" w:color="000000"/>
-              <w:bottom w:val="single" w:sz="4" w:space="0" w:color="000000"/>
-              <w:right w:val="single" w:sz="4" w:space="0" w:color="000000"/>
-            </w:tcBorders>
-            <w:tcMar>
-              <w:top w:w="50" w:type="dxa"/>
-              <w:left w:w="80" w:type="dxa"/>
-              <w:bottom w:w="50" w:type="dxa"/>
-              <w:right w:w="80" w:type="dxa"/>
-            </w:tcMar>
-          </w:tcPr>
-          <w:p>
-            <w:pPr>
+            <w:tcW w:w="1937" w:type="dxa"/>
+            <w:tcBorders>
+              <w:top w:val="single" w:sz="4" w:space="0" w:color="000000"/>
+              <w:left w:val="single" w:sz="4" w:space="0" w:color="000000"/>
+              <w:bottom w:val="single" w:sz="4" w:space="0" w:color="000000"/>
+              <w:right w:val="single" w:sz="4" w:space="0" w:color="000000"/>
+            </w:tcBorders>
+            <w:tcMar>
+              <w:top w:w="50" w:type="dxa"/>
+              <w:left w:w="80" w:type="dxa"/>
+              <w:bottom w:w="50" w:type="dxa"/>
+              <w:right w:w="80" w:type="dxa"/>
+            </w:tcMar>
+          </w:tcPr>
+          <w:p>
+            <w:pPr>
+              <w:keepNext/>
               <w:spacing w:after="20"/>
             </w:pPr>
             <w:r>
@@ -2120,22 +2179,23 @@
         </w:trPr>
         <w:tc>
           <w:tcPr>
-            <w:tcW w:w="1700" w:type="dxa"/>
-            <w:tcBorders>
-              <w:top w:val="single" w:sz="4" w:space="0" w:color="000000"/>
-              <w:left w:val="single" w:sz="4" w:space="0" w:color="000000"/>
-              <w:bottom w:val="single" w:sz="4" w:space="0" w:color="000000"/>
-              <w:right w:val="single" w:sz="4" w:space="0" w:color="000000"/>
-            </w:tcBorders>
-            <w:tcMar>
-              <w:top w:w="50" w:type="dxa"/>
-              <w:left w:w="80" w:type="dxa"/>
-              <w:bottom w:w="50" w:type="dxa"/>
-              <w:right w:w="80" w:type="dxa"/>
-            </w:tcMar>
-          </w:tcPr>
-          <w:p>
-            <w:pPr>
+            <w:tcW w:w="883" w:type="dxa"/>
+            <w:tcBorders>
+              <w:top w:val="single" w:sz="4" w:space="0" w:color="000000"/>
+              <w:left w:val="single" w:sz="4" w:space="0" w:color="000000"/>
+              <w:bottom w:val="single" w:sz="4" w:space="0" w:color="000000"/>
+              <w:right w:val="single" w:sz="4" w:space="0" w:color="000000"/>
+            </w:tcBorders>
+            <w:tcMar>
+              <w:top w:w="50" w:type="dxa"/>
+              <w:left w:w="80" w:type="dxa"/>
+              <w:bottom w:w="50" w:type="dxa"/>
+              <w:right w:w="80" w:type="dxa"/>
+            </w:tcMar>
+          </w:tcPr>
+          <w:p>
+            <w:pPr>
+              <w:keepNext/>
               <w:spacing w:after="20"/>
             </w:pPr>
             <w:r>
@@ -2151,22 +2211,23 @@
         </w:tc>
         <w:tc>
           <w:tcPr>
-            <w:tcW w:w="3600" w:type="dxa"/>
-            <w:tcBorders>
-              <w:top w:val="single" w:sz="4" w:space="0" w:color="000000"/>
-              <w:left w:val="single" w:sz="4" w:space="0" w:color="000000"/>
-              <w:bottom w:val="single" w:sz="4" w:space="0" w:color="000000"/>
-              <w:right w:val="single" w:sz="4" w:space="0" w:color="000000"/>
-            </w:tcBorders>
-            <w:tcMar>
-              <w:top w:w="50" w:type="dxa"/>
-              <w:left w:w="80" w:type="dxa"/>
-              <w:bottom w:w="50" w:type="dxa"/>
-              <w:right w:w="80" w:type="dxa"/>
-            </w:tcMar>
-          </w:tcPr>
-          <w:p>
-            <w:pPr>
+            <w:tcW w:w="1871" w:type="dxa"/>
+            <w:tcBorders>
+              <w:top w:val="single" w:sz="4" w:space="0" w:color="000000"/>
+              <w:left w:val="single" w:sz="4" w:space="0" w:color="000000"/>
+              <w:bottom w:val="single" w:sz="4" w:space="0" w:color="000000"/>
+              <w:right w:val="single" w:sz="4" w:space="0" w:color="000000"/>
+            </w:tcBorders>
+            <w:tcMar>
+              <w:top w:w="50" w:type="dxa"/>
+              <w:left w:w="80" w:type="dxa"/>
+              <w:bottom w:w="50" w:type="dxa"/>
+              <w:right w:w="80" w:type="dxa"/>
+            </w:tcMar>
+          </w:tcPr>
+          <w:p>
+            <w:pPr>
+              <w:keepNext/>
               <w:spacing w:after="20"/>
             </w:pPr>
             <w:r>
@@ -2180,22 +2241,23 @@
         </w:tc>
         <w:tc>
           <w:tcPr>
-            <w:tcW w:w="3726" w:type="dxa"/>
-            <w:tcBorders>
-              <w:top w:val="single" w:sz="4" w:space="0" w:color="000000"/>
-              <w:left w:val="single" w:sz="4" w:space="0" w:color="000000"/>
-              <w:bottom w:val="single" w:sz="4" w:space="0" w:color="000000"/>
-              <w:right w:val="single" w:sz="4" w:space="0" w:color="000000"/>
-            </w:tcBorders>
-            <w:tcMar>
-              <w:top w:w="50" w:type="dxa"/>
-              <w:left w:w="80" w:type="dxa"/>
-              <w:bottom w:w="50" w:type="dxa"/>
-              <w:right w:w="80" w:type="dxa"/>
-            </w:tcMar>
-          </w:tcPr>
-          <w:p>
-            <w:pPr>
+            <w:tcW w:w="1937" w:type="dxa"/>
+            <w:tcBorders>
+              <w:top w:val="single" w:sz="4" w:space="0" w:color="000000"/>
+              <w:left w:val="single" w:sz="4" w:space="0" w:color="000000"/>
+              <w:bottom w:val="single" w:sz="4" w:space="0" w:color="000000"/>
+              <w:right w:val="single" w:sz="4" w:space="0" w:color="000000"/>
+            </w:tcBorders>
+            <w:tcMar>
+              <w:top w:w="50" w:type="dxa"/>
+              <w:left w:w="80" w:type="dxa"/>
+              <w:bottom w:w="50" w:type="dxa"/>
+              <w:right w:w="80" w:type="dxa"/>
+            </w:tcMar>
+          </w:tcPr>
+          <w:p>
+            <w:pPr>
+              <w:keepNext/>
               <w:spacing w:after="20"/>
             </w:pPr>
             <w:r>
@@ -2220,22 +2282,23 @@
         </w:trPr>
         <w:tc>
           <w:tcPr>
-            <w:tcW w:w="1700" w:type="dxa"/>
-            <w:tcBorders>
-              <w:top w:val="single" w:sz="4" w:space="0" w:color="000000"/>
-              <w:left w:val="single" w:sz="4" w:space="0" w:color="000000"/>
-              <w:bottom w:val="single" w:sz="4" w:space="0" w:color="000000"/>
-              <w:right w:val="single" w:sz="4" w:space="0" w:color="000000"/>
-            </w:tcBorders>
-            <w:tcMar>
-              <w:top w:w="50" w:type="dxa"/>
-              <w:left w:w="80" w:type="dxa"/>
-              <w:bottom w:w="50" w:type="dxa"/>
-              <w:right w:w="80" w:type="dxa"/>
-            </w:tcMar>
-          </w:tcPr>
-          <w:p>
-            <w:pPr>
+            <w:tcW w:w="883" w:type="dxa"/>
+            <w:tcBorders>
+              <w:top w:val="single" w:sz="4" w:space="0" w:color="000000"/>
+              <w:left w:val="single" w:sz="4" w:space="0" w:color="000000"/>
+              <w:bottom w:val="single" w:sz="4" w:space="0" w:color="000000"/>
+              <w:right w:val="single" w:sz="4" w:space="0" w:color="000000"/>
+            </w:tcBorders>
+            <w:tcMar>
+              <w:top w:w="50" w:type="dxa"/>
+              <w:left w:w="80" w:type="dxa"/>
+              <w:bottom w:w="50" w:type="dxa"/>
+              <w:right w:w="80" w:type="dxa"/>
+            </w:tcMar>
+          </w:tcPr>
+          <w:p>
+            <w:pPr>
+              <w:keepNext/>
               <w:spacing w:after="20"/>
             </w:pPr>
             <w:r>
@@ -2251,22 +2314,23 @@
         </w:tc>
         <w:tc>
           <w:tcPr>
-            <w:tcW w:w="3600" w:type="dxa"/>
-            <w:tcBorders>
-              <w:top w:val="single" w:sz="4" w:space="0" w:color="000000"/>
-              <w:left w:val="single" w:sz="4" w:space="0" w:color="000000"/>
-              <w:bottom w:val="single" w:sz="4" w:space="0" w:color="000000"/>
-              <w:right w:val="single" w:sz="4" w:space="0" w:color="000000"/>
-            </w:tcBorders>
-            <w:tcMar>
-              <w:top w:w="50" w:type="dxa"/>
-              <w:left w:w="80" w:type="dxa"/>
-              <w:bottom w:w="50" w:type="dxa"/>
-              <w:right w:w="80" w:type="dxa"/>
-            </w:tcMar>
-          </w:tcPr>
-          <w:p>
-            <w:pPr>
+            <w:tcW w:w="1871" w:type="dxa"/>
+            <w:tcBorders>
+              <w:top w:val="single" w:sz="4" w:space="0" w:color="000000"/>
+              <w:left w:val="single" w:sz="4" w:space="0" w:color="000000"/>
+              <w:bottom w:val="single" w:sz="4" w:space="0" w:color="000000"/>
+              <w:right w:val="single" w:sz="4" w:space="0" w:color="000000"/>
+            </w:tcBorders>
+            <w:tcMar>
+              <w:top w:w="50" w:type="dxa"/>
+              <w:left w:w="80" w:type="dxa"/>
+              <w:bottom w:w="50" w:type="dxa"/>
+              <w:right w:w="80" w:type="dxa"/>
+            </w:tcMar>
+          </w:tcPr>
+          <w:p>
+            <w:pPr>
+              <w:keepNext/>
               <w:spacing w:after="20"/>
             </w:pPr>
             <w:r>
@@ -2280,22 +2344,23 @@
         </w:tc>
         <w:tc>
           <w:tcPr>
-            <w:tcW w:w="3726" w:type="dxa"/>
-            <w:tcBorders>
-              <w:top w:val="single" w:sz="4" w:space="0" w:color="000000"/>
-              <w:left w:val="single" w:sz="4" w:space="0" w:color="000000"/>
-              <w:bottom w:val="single" w:sz="4" w:space="0" w:color="000000"/>
-              <w:right w:val="single" w:sz="4" w:space="0" w:color="000000"/>
-            </w:tcBorders>
-            <w:tcMar>
-              <w:top w:w="50" w:type="dxa"/>
-              <w:left w:w="80" w:type="dxa"/>
-              <w:bottom w:w="50" w:type="dxa"/>
-              <w:right w:w="80" w:type="dxa"/>
-            </w:tcMar>
-          </w:tcPr>
-          <w:p>
-            <w:pPr>
+            <w:tcW w:w="1937" w:type="dxa"/>
+            <w:tcBorders>
+              <w:top w:val="single" w:sz="4" w:space="0" w:color="000000"/>
+              <w:left w:val="single" w:sz="4" w:space="0" w:color="000000"/>
+              <w:bottom w:val="single" w:sz="4" w:space="0" w:color="000000"/>
+              <w:right w:val="single" w:sz="4" w:space="0" w:color="000000"/>
+            </w:tcBorders>
+            <w:tcMar>
+              <w:top w:w="50" w:type="dxa"/>
+              <w:left w:w="80" w:type="dxa"/>
+              <w:bottom w:w="50" w:type="dxa"/>
+              <w:right w:w="80" w:type="dxa"/>
+            </w:tcMar>
+          </w:tcPr>
+          <w:p>
+            <w:pPr>
+              <w:keepNext/>
               <w:spacing w:after="20"/>
             </w:pPr>
             <w:r>
@@ -2320,7 +2385,7 @@
         </w:trPr>
         <w:tc>
           <w:tcPr>
-            <w:tcW w:w="1700" w:type="dxa"/>
+            <w:tcW w:w="883" w:type="dxa"/>
             <w:tcBorders>
               <w:top w:val="single" w:sz="4" w:space="0" w:color="000000"/>
               <w:left w:val="single" w:sz="4" w:space="0" w:color="000000"/>
@@ -2351,7 +2416,7 @@
         </w:tc>
         <w:tc>
           <w:tcPr>
-            <w:tcW w:w="3600" w:type="dxa"/>
+            <w:tcW w:w="1871" w:type="dxa"/>
             <w:tcBorders>
               <w:top w:val="single" w:sz="4" w:space="0" w:color="000000"/>
               <w:left w:val="single" w:sz="4" w:space="0" w:color="000000"/>
@@ -2380,7 +2445,7 @@
         </w:tc>
         <w:tc>
           <w:tcPr>
-            <w:tcW w:w="3726" w:type="dxa"/>
+            <w:tcW w:w="1937" w:type="dxa"/>
             <w:tcBorders>
               <w:top w:val="single" w:sz="4" w:space="0" w:color="000000"/>
               <w:left w:val="single" w:sz="4" w:space="0" w:color="000000"/>
@@ -2424,8 +2489,24 @@
         <w:jc w:val="both"/>
       </w:pPr>
       <w:r>
-        <w:t xml:space="preserve">The system has three tiers, shown in Fig. 1: the vehicle edge node, the cloud service and the municipal dashboards. On the vehicle, a smartphone captures data and a laptop runs the detector under PyTorch through the Ultralytics library [7] and keeps an offline queue in SQLite. The cloud service is a FastAPI application with a PostgreSQL database, deployed as a container on a free cloud tier. It filters, clusters and routes hazards, calls the Gemini API [8] only to write the ticket text from structured data, and serves the dashboard, whose map uses Leaflet [9] with OpenStreetMap data [12]. Table III lists each module’s role.</w:t>
-      </w:r>
+        <w:t xml:space="preserve">EcoRoads is organised in three tiers (Fig. 1). In the vehicle, a smartphone senses the road and a laptop runs the detector with PyTorch and the Ultralytics library [7], keeping an offline queue in SQLite. In the cloud, a FastAPI application backed by PostgreSQL and packaged as a container on a free hosting tier filters, merges and routes reports, calls the Gemini API [8] solely to phrase ticket text from structured data, and also serves the dashboard. On the municipal side, a Leaflet [9] map over OpenStreetMap data [12] presents each municipality’s cases. The responsibilities of the individual modules appear in Table III.</w:t>
+      </w:r>
+    </w:p>
+    <w:p>
+      <w:pPr>
+        <w:spacing w:before="0" w:after="0" w:line="40" w:lineRule="exact"/>
+        <w:rPr>
+          <w:sz w:val="2"/>
+        </w:rPr>
+        <w:sectPr>
+          <w:footerReference w:type="default" r:id="rId9"/>
+          <w:type w:val="continuous"/>
+          <w:pgSz w:w="11906" w:h="16838"/>
+          <w:pgMar w:top="1080" w:right="1080" w:bottom="1300" w:left="1080" w:header="708" w:footer="708" w:gutter="0"/>
+          <w:cols w:num="2" w:space="360"/>
+          <w:docGrid w:linePitch="360"/>
+        </w:sectPr>
+      </w:pPr>
     </w:p>
     <w:p>
       <w:pPr>
@@ -2492,6 +2573,22 @@
     </w:p>
     <w:p>
       <w:pPr>
+        <w:spacing w:before="0" w:after="0" w:line="40" w:lineRule="exact"/>
+        <w:rPr>
+          <w:sz w:val="2"/>
+        </w:rPr>
+        <w:sectPr>
+          <w:footerReference w:type="default" r:id="rId9"/>
+          <w:type w:val="continuous"/>
+          <w:pgSz w:w="11906" w:h="16838"/>
+          <w:pgMar w:top="1080" w:right="1080" w:bottom="1300" w:left="1080" w:header="708" w:footer="708" w:gutter="0"/>
+          <w:cols w:space="720"/>
+          <w:docGrid w:linePitch="360"/>
+        </w:sectPr>
+      </w:pPr>
+    </w:p>
+    <w:p>
+      <w:pPr>
         <w:keepNext/>
         <w:spacing w:before="100" w:after="60"/>
         <w:jc w:val="center"/>
@@ -2503,12 +2600,12 @@
           <w:sz w:val="17"/>
           <w:szCs w:val="17"/>
         </w:rPr>
-        <w:t>TABLE III. MODULE RESPONSIBILITIES</w:t>
+        <w:t xml:space="preserve">TABLE III. ROLE OF EACH MODULE</w:t>
       </w:r>
     </w:p>
     <w:tbl>
       <w:tblPr>
-        <w:tblW w:w="9026" w:type="dxa"/>
+        <w:tblW w:w="4693" w:type="dxa"/>
         <w:tblBorders>
           <w:top w:val="single" w:sz="4" w:space="0" w:color="auto"/>
           <w:left w:val="single" w:sz="4" w:space="0" w:color="auto"/>
@@ -2524,8 +2621,8 @@
         <w:tblLook w:val="0000" w:firstRow="0" w:lastRow="0" w:firstColumn="0" w:lastColumn="0" w:noHBand="0" w:noVBand="0"/>
       </w:tblPr>
       <w:tblGrid>
-        <w:gridCol w:w="2200"/>
-        <w:gridCol w:w="6826"/>
+        <w:gridCol w:w="1143"/>
+        <w:gridCol w:w="3549"/>
       </w:tblGrid>
       <w:tr>
         <w:tblPrEx>
@@ -2540,22 +2637,23 @@
         </w:trPr>
         <w:tc>
           <w:tcPr>
-            <w:tcW w:w="2200" w:type="dxa"/>
-            <w:tcBorders>
-              <w:top w:val="single" w:sz="4" w:space="0" w:color="000000"/>
-              <w:left w:val="single" w:sz="4" w:space="0" w:color="000000"/>
-              <w:bottom w:val="single" w:sz="4" w:space="0" w:color="000000"/>
-              <w:right w:val="single" w:sz="4" w:space="0" w:color="000000"/>
-            </w:tcBorders>
-            <w:tcMar>
-              <w:top w:w="50" w:type="dxa"/>
-              <w:left w:w="80" w:type="dxa"/>
-              <w:bottom w:w="50" w:type="dxa"/>
-              <w:right w:w="80" w:type="dxa"/>
-            </w:tcMar>
-          </w:tcPr>
-          <w:p>
-            <w:pPr>
+            <w:tcW w:w="1143" w:type="dxa"/>
+            <w:tcBorders>
+              <w:top w:val="single" w:sz="4" w:space="0" w:color="000000"/>
+              <w:left w:val="single" w:sz="4" w:space="0" w:color="000000"/>
+              <w:bottom w:val="single" w:sz="4" w:space="0" w:color="000000"/>
+              <w:right w:val="single" w:sz="4" w:space="0" w:color="000000"/>
+            </w:tcBorders>
+            <w:tcMar>
+              <w:top w:w="50" w:type="dxa"/>
+              <w:left w:w="80" w:type="dxa"/>
+              <w:bottom w:w="50" w:type="dxa"/>
+              <w:right w:w="80" w:type="dxa"/>
+            </w:tcMar>
+          </w:tcPr>
+          <w:p>
+            <w:pPr>
+              <w:keepNext/>
               <w:spacing w:after="20"/>
             </w:pPr>
             <w:r>
@@ -2571,22 +2669,23 @@
         </w:tc>
         <w:tc>
           <w:tcPr>
-            <w:tcW w:w="6826" w:type="dxa"/>
-            <w:tcBorders>
-              <w:top w:val="single" w:sz="4" w:space="0" w:color="000000"/>
-              <w:left w:val="single" w:sz="4" w:space="0" w:color="000000"/>
-              <w:bottom w:val="single" w:sz="4" w:space="0" w:color="000000"/>
-              <w:right w:val="single" w:sz="4" w:space="0" w:color="000000"/>
-            </w:tcBorders>
-            <w:tcMar>
-              <w:top w:w="50" w:type="dxa"/>
-              <w:left w:w="80" w:type="dxa"/>
-              <w:bottom w:w="50" w:type="dxa"/>
-              <w:right w:w="80" w:type="dxa"/>
-            </w:tcMar>
-          </w:tcPr>
-          <w:p>
-            <w:pPr>
+            <w:tcW w:w="3549" w:type="dxa"/>
+            <w:tcBorders>
+              <w:top w:val="single" w:sz="4" w:space="0" w:color="000000"/>
+              <w:left w:val="single" w:sz="4" w:space="0" w:color="000000"/>
+              <w:bottom w:val="single" w:sz="4" w:space="0" w:color="000000"/>
+              <w:right w:val="single" w:sz="4" w:space="0" w:color="000000"/>
+            </w:tcBorders>
+            <w:tcMar>
+              <w:top w:w="50" w:type="dxa"/>
+              <w:left w:w="80" w:type="dxa"/>
+              <w:bottom w:w="50" w:type="dxa"/>
+              <w:right w:w="80" w:type="dxa"/>
+            </w:tcMar>
+          </w:tcPr>
+          <w:p>
+            <w:pPr>
+              <w:keepNext/>
               <w:spacing w:after="20"/>
             </w:pPr>
             <w:r>
@@ -2613,22 +2712,23 @@
         </w:trPr>
         <w:tc>
           <w:tcPr>
-            <w:tcW w:w="2200" w:type="dxa"/>
-            <w:tcBorders>
-              <w:top w:val="single" w:sz="4" w:space="0" w:color="000000"/>
-              <w:left w:val="single" w:sz="4" w:space="0" w:color="000000"/>
-              <w:bottom w:val="single" w:sz="4" w:space="0" w:color="000000"/>
-              <w:right w:val="single" w:sz="4" w:space="0" w:color="000000"/>
-            </w:tcBorders>
-            <w:tcMar>
-              <w:top w:w="50" w:type="dxa"/>
-              <w:left w:w="80" w:type="dxa"/>
-              <w:bottom w:w="50" w:type="dxa"/>
-              <w:right w:w="80" w:type="dxa"/>
-            </w:tcMar>
-          </w:tcPr>
-          <w:p>
-            <w:pPr>
+            <w:tcW w:w="1143" w:type="dxa"/>
+            <w:tcBorders>
+              <w:top w:val="single" w:sz="4" w:space="0" w:color="000000"/>
+              <w:left w:val="single" w:sz="4" w:space="0" w:color="000000"/>
+              <w:bottom w:val="single" w:sz="4" w:space="0" w:color="000000"/>
+              <w:right w:val="single" w:sz="4" w:space="0" w:color="000000"/>
+            </w:tcBorders>
+            <w:tcMar>
+              <w:top w:w="50" w:type="dxa"/>
+              <w:left w:w="80" w:type="dxa"/>
+              <w:bottom w:w="50" w:type="dxa"/>
+              <w:right w:w="80" w:type="dxa"/>
+            </w:tcMar>
+          </w:tcPr>
+          <w:p>
+            <w:pPr>
+              <w:keepNext/>
               <w:spacing w:after="20"/>
             </w:pPr>
             <w:r>
@@ -2644,22 +2744,23 @@
         </w:tc>
         <w:tc>
           <w:tcPr>
-            <w:tcW w:w="6826" w:type="dxa"/>
-            <w:tcBorders>
-              <w:top w:val="single" w:sz="4" w:space="0" w:color="000000"/>
-              <w:left w:val="single" w:sz="4" w:space="0" w:color="000000"/>
-              <w:bottom w:val="single" w:sz="4" w:space="0" w:color="000000"/>
-              <w:right w:val="single" w:sz="4" w:space="0" w:color="000000"/>
-            </w:tcBorders>
-            <w:tcMar>
-              <w:top w:w="50" w:type="dxa"/>
-              <w:left w:w="80" w:type="dxa"/>
-              <w:bottom w:w="50" w:type="dxa"/>
-              <w:right w:w="80" w:type="dxa"/>
-            </w:tcMar>
-          </w:tcPr>
-          <w:p>
-            <w:pPr>
+            <w:tcW w:w="3549" w:type="dxa"/>
+            <w:tcBorders>
+              <w:top w:val="single" w:sz="4" w:space="0" w:color="000000"/>
+              <w:left w:val="single" w:sz="4" w:space="0" w:color="000000"/>
+              <w:bottom w:val="single" w:sz="4" w:space="0" w:color="000000"/>
+              <w:right w:val="single" w:sz="4" w:space="0" w:color="000000"/>
+            </w:tcBorders>
+            <w:tcMar>
+              <w:top w:w="50" w:type="dxa"/>
+              <w:left w:w="80" w:type="dxa"/>
+              <w:bottom w:w="50" w:type="dxa"/>
+              <w:right w:w="80" w:type="dxa"/>
+            </w:tcMar>
+          </w:tcPr>
+          <w:p>
+            <w:pPr>
+              <w:keepNext/>
               <w:spacing w:after="20"/>
             </w:pPr>
             <w:r>
@@ -2684,22 +2785,23 @@
         </w:trPr>
         <w:tc>
           <w:tcPr>
-            <w:tcW w:w="2200" w:type="dxa"/>
-            <w:tcBorders>
-              <w:top w:val="single" w:sz="4" w:space="0" w:color="000000"/>
-              <w:left w:val="single" w:sz="4" w:space="0" w:color="000000"/>
-              <w:bottom w:val="single" w:sz="4" w:space="0" w:color="000000"/>
-              <w:right w:val="single" w:sz="4" w:space="0" w:color="000000"/>
-            </w:tcBorders>
-            <w:tcMar>
-              <w:top w:w="50" w:type="dxa"/>
-              <w:left w:w="80" w:type="dxa"/>
-              <w:bottom w:w="50" w:type="dxa"/>
-              <w:right w:w="80" w:type="dxa"/>
-            </w:tcMar>
-          </w:tcPr>
-          <w:p>
-            <w:pPr>
+            <w:tcW w:w="1143" w:type="dxa"/>
+            <w:tcBorders>
+              <w:top w:val="single" w:sz="4" w:space="0" w:color="000000"/>
+              <w:left w:val="single" w:sz="4" w:space="0" w:color="000000"/>
+              <w:bottom w:val="single" w:sz="4" w:space="0" w:color="000000"/>
+              <w:right w:val="single" w:sz="4" w:space="0" w:color="000000"/>
+            </w:tcBorders>
+            <w:tcMar>
+              <w:top w:w="50" w:type="dxa"/>
+              <w:left w:w="80" w:type="dxa"/>
+              <w:bottom w:w="50" w:type="dxa"/>
+              <w:right w:w="80" w:type="dxa"/>
+            </w:tcMar>
+          </w:tcPr>
+          <w:p>
+            <w:pPr>
+              <w:keepNext/>
               <w:spacing w:after="20"/>
             </w:pPr>
             <w:r>
@@ -2715,22 +2817,23 @@
         </w:tc>
         <w:tc>
           <w:tcPr>
-            <w:tcW w:w="6826" w:type="dxa"/>
-            <w:tcBorders>
-              <w:top w:val="single" w:sz="4" w:space="0" w:color="000000"/>
-              <w:left w:val="single" w:sz="4" w:space="0" w:color="000000"/>
-              <w:bottom w:val="single" w:sz="4" w:space="0" w:color="000000"/>
-              <w:right w:val="single" w:sz="4" w:space="0" w:color="000000"/>
-            </w:tcBorders>
-            <w:tcMar>
-              <w:top w:w="50" w:type="dxa"/>
-              <w:left w:w="80" w:type="dxa"/>
-              <w:bottom w:w="50" w:type="dxa"/>
-              <w:right w:w="80" w:type="dxa"/>
-            </w:tcMar>
-          </w:tcPr>
-          <w:p>
-            <w:pPr>
+            <w:tcW w:w="3549" w:type="dxa"/>
+            <w:tcBorders>
+              <w:top w:val="single" w:sz="4" w:space="0" w:color="000000"/>
+              <w:left w:val="single" w:sz="4" w:space="0" w:color="000000"/>
+              <w:bottom w:val="single" w:sz="4" w:space="0" w:color="000000"/>
+              <w:right w:val="single" w:sz="4" w:space="0" w:color="000000"/>
+            </w:tcBorders>
+            <w:tcMar>
+              <w:top w:w="50" w:type="dxa"/>
+              <w:left w:w="80" w:type="dxa"/>
+              <w:bottom w:w="50" w:type="dxa"/>
+              <w:right w:w="80" w:type="dxa"/>
+            </w:tcMar>
+          </w:tcPr>
+          <w:p>
+            <w:pPr>
+              <w:keepNext/>
               <w:spacing w:after="20"/>
             </w:pPr>
             <w:r>
@@ -2755,22 +2858,23 @@
         </w:trPr>
         <w:tc>
           <w:tcPr>
-            <w:tcW w:w="2200" w:type="dxa"/>
-            <w:tcBorders>
-              <w:top w:val="single" w:sz="4" w:space="0" w:color="000000"/>
-              <w:left w:val="single" w:sz="4" w:space="0" w:color="000000"/>
-              <w:bottom w:val="single" w:sz="4" w:space="0" w:color="000000"/>
-              <w:right w:val="single" w:sz="4" w:space="0" w:color="000000"/>
-            </w:tcBorders>
-            <w:tcMar>
-              <w:top w:w="50" w:type="dxa"/>
-              <w:left w:w="80" w:type="dxa"/>
-              <w:bottom w:w="50" w:type="dxa"/>
-              <w:right w:w="80" w:type="dxa"/>
-            </w:tcMar>
-          </w:tcPr>
-          <w:p>
-            <w:pPr>
+            <w:tcW w:w="1143" w:type="dxa"/>
+            <w:tcBorders>
+              <w:top w:val="single" w:sz="4" w:space="0" w:color="000000"/>
+              <w:left w:val="single" w:sz="4" w:space="0" w:color="000000"/>
+              <w:bottom w:val="single" w:sz="4" w:space="0" w:color="000000"/>
+              <w:right w:val="single" w:sz="4" w:space="0" w:color="000000"/>
+            </w:tcBorders>
+            <w:tcMar>
+              <w:top w:w="50" w:type="dxa"/>
+              <w:left w:w="80" w:type="dxa"/>
+              <w:bottom w:w="50" w:type="dxa"/>
+              <w:right w:w="80" w:type="dxa"/>
+            </w:tcMar>
+          </w:tcPr>
+          <w:p>
+            <w:pPr>
+              <w:keepNext/>
               <w:spacing w:after="20"/>
             </w:pPr>
             <w:r>
@@ -2786,22 +2890,23 @@
         </w:tc>
         <w:tc>
           <w:tcPr>
-            <w:tcW w:w="6826" w:type="dxa"/>
-            <w:tcBorders>
-              <w:top w:val="single" w:sz="4" w:space="0" w:color="000000"/>
-              <w:left w:val="single" w:sz="4" w:space="0" w:color="000000"/>
-              <w:bottom w:val="single" w:sz="4" w:space="0" w:color="000000"/>
-              <w:right w:val="single" w:sz="4" w:space="0" w:color="000000"/>
-            </w:tcBorders>
-            <w:tcMar>
-              <w:top w:w="50" w:type="dxa"/>
-              <w:left w:w="80" w:type="dxa"/>
-              <w:bottom w:w="50" w:type="dxa"/>
-              <w:right w:w="80" w:type="dxa"/>
-            </w:tcMar>
-          </w:tcPr>
-          <w:p>
-            <w:pPr>
+            <w:tcW w:w="3549" w:type="dxa"/>
+            <w:tcBorders>
+              <w:top w:val="single" w:sz="4" w:space="0" w:color="000000"/>
+              <w:left w:val="single" w:sz="4" w:space="0" w:color="000000"/>
+              <w:bottom w:val="single" w:sz="4" w:space="0" w:color="000000"/>
+              <w:right w:val="single" w:sz="4" w:space="0" w:color="000000"/>
+            </w:tcBorders>
+            <w:tcMar>
+              <w:top w:w="50" w:type="dxa"/>
+              <w:left w:w="80" w:type="dxa"/>
+              <w:bottom w:w="50" w:type="dxa"/>
+              <w:right w:w="80" w:type="dxa"/>
+            </w:tcMar>
+          </w:tcPr>
+          <w:p>
+            <w:pPr>
+              <w:keepNext/>
               <w:spacing w:after="20"/>
             </w:pPr>
             <w:r>
@@ -2826,22 +2931,23 @@
         </w:trPr>
         <w:tc>
           <w:tcPr>
-            <w:tcW w:w="2200" w:type="dxa"/>
-            <w:tcBorders>
-              <w:top w:val="single" w:sz="4" w:space="0" w:color="000000"/>
-              <w:left w:val="single" w:sz="4" w:space="0" w:color="000000"/>
-              <w:bottom w:val="single" w:sz="4" w:space="0" w:color="000000"/>
-              <w:right w:val="single" w:sz="4" w:space="0" w:color="000000"/>
-            </w:tcBorders>
-            <w:tcMar>
-              <w:top w:w="50" w:type="dxa"/>
-              <w:left w:w="80" w:type="dxa"/>
-              <w:bottom w:w="50" w:type="dxa"/>
-              <w:right w:w="80" w:type="dxa"/>
-            </w:tcMar>
-          </w:tcPr>
-          <w:p>
-            <w:pPr>
+            <w:tcW w:w="1143" w:type="dxa"/>
+            <w:tcBorders>
+              <w:top w:val="single" w:sz="4" w:space="0" w:color="000000"/>
+              <w:left w:val="single" w:sz="4" w:space="0" w:color="000000"/>
+              <w:bottom w:val="single" w:sz="4" w:space="0" w:color="000000"/>
+              <w:right w:val="single" w:sz="4" w:space="0" w:color="000000"/>
+            </w:tcBorders>
+            <w:tcMar>
+              <w:top w:w="50" w:type="dxa"/>
+              <w:left w:w="80" w:type="dxa"/>
+              <w:bottom w:w="50" w:type="dxa"/>
+              <w:right w:w="80" w:type="dxa"/>
+            </w:tcMar>
+          </w:tcPr>
+          <w:p>
+            <w:pPr>
+              <w:keepNext/>
               <w:spacing w:after="20"/>
             </w:pPr>
             <w:r>
@@ -2857,22 +2963,23 @@
         </w:tc>
         <w:tc>
           <w:tcPr>
-            <w:tcW w:w="6826" w:type="dxa"/>
-            <w:tcBorders>
-              <w:top w:val="single" w:sz="4" w:space="0" w:color="000000"/>
-              <w:left w:val="single" w:sz="4" w:space="0" w:color="000000"/>
-              <w:bottom w:val="single" w:sz="4" w:space="0" w:color="000000"/>
-              <w:right w:val="single" w:sz="4" w:space="0" w:color="000000"/>
-            </w:tcBorders>
-            <w:tcMar>
-              <w:top w:w="50" w:type="dxa"/>
-              <w:left w:w="80" w:type="dxa"/>
-              <w:bottom w:w="50" w:type="dxa"/>
-              <w:right w:w="80" w:type="dxa"/>
-            </w:tcMar>
-          </w:tcPr>
-          <w:p>
-            <w:pPr>
+            <w:tcW w:w="3549" w:type="dxa"/>
+            <w:tcBorders>
+              <w:top w:val="single" w:sz="4" w:space="0" w:color="000000"/>
+              <w:left w:val="single" w:sz="4" w:space="0" w:color="000000"/>
+              <w:bottom w:val="single" w:sz="4" w:space="0" w:color="000000"/>
+              <w:right w:val="single" w:sz="4" w:space="0" w:color="000000"/>
+            </w:tcBorders>
+            <w:tcMar>
+              <w:top w:w="50" w:type="dxa"/>
+              <w:left w:w="80" w:type="dxa"/>
+              <w:bottom w:w="50" w:type="dxa"/>
+              <w:right w:w="80" w:type="dxa"/>
+            </w:tcMar>
+          </w:tcPr>
+          <w:p>
+            <w:pPr>
+              <w:keepNext/>
               <w:spacing w:after="20"/>
             </w:pPr>
             <w:r>
@@ -2897,22 +3004,23 @@
         </w:trPr>
         <w:tc>
           <w:tcPr>
-            <w:tcW w:w="2200" w:type="dxa"/>
-            <w:tcBorders>
-              <w:top w:val="single" w:sz="4" w:space="0" w:color="000000"/>
-              <w:left w:val="single" w:sz="4" w:space="0" w:color="000000"/>
-              <w:bottom w:val="single" w:sz="4" w:space="0" w:color="000000"/>
-              <w:right w:val="single" w:sz="4" w:space="0" w:color="000000"/>
-            </w:tcBorders>
-            <w:tcMar>
-              <w:top w:w="50" w:type="dxa"/>
-              <w:left w:w="80" w:type="dxa"/>
-              <w:bottom w:w="50" w:type="dxa"/>
-              <w:right w:w="80" w:type="dxa"/>
-            </w:tcMar>
-          </w:tcPr>
-          <w:p>
-            <w:pPr>
+            <w:tcW w:w="1143" w:type="dxa"/>
+            <w:tcBorders>
+              <w:top w:val="single" w:sz="4" w:space="0" w:color="000000"/>
+              <w:left w:val="single" w:sz="4" w:space="0" w:color="000000"/>
+              <w:bottom w:val="single" w:sz="4" w:space="0" w:color="000000"/>
+              <w:right w:val="single" w:sz="4" w:space="0" w:color="000000"/>
+            </w:tcBorders>
+            <w:tcMar>
+              <w:top w:w="50" w:type="dxa"/>
+              <w:left w:w="80" w:type="dxa"/>
+              <w:bottom w:w="50" w:type="dxa"/>
+              <w:right w:w="80" w:type="dxa"/>
+            </w:tcMar>
+          </w:tcPr>
+          <w:p>
+            <w:pPr>
+              <w:keepNext/>
               <w:spacing w:after="20"/>
             </w:pPr>
             <w:r>
@@ -2928,22 +3036,23 @@
         </w:tc>
         <w:tc>
           <w:tcPr>
-            <w:tcW w:w="6826" w:type="dxa"/>
-            <w:tcBorders>
-              <w:top w:val="single" w:sz="4" w:space="0" w:color="000000"/>
-              <w:left w:val="single" w:sz="4" w:space="0" w:color="000000"/>
-              <w:bottom w:val="single" w:sz="4" w:space="0" w:color="000000"/>
-              <w:right w:val="single" w:sz="4" w:space="0" w:color="000000"/>
-            </w:tcBorders>
-            <w:tcMar>
-              <w:top w:w="50" w:type="dxa"/>
-              <w:left w:w="80" w:type="dxa"/>
-              <w:bottom w:w="50" w:type="dxa"/>
-              <w:right w:w="80" w:type="dxa"/>
-            </w:tcMar>
-          </w:tcPr>
-          <w:p>
-            <w:pPr>
+            <w:tcW w:w="3549" w:type="dxa"/>
+            <w:tcBorders>
+              <w:top w:val="single" w:sz="4" w:space="0" w:color="000000"/>
+              <w:left w:val="single" w:sz="4" w:space="0" w:color="000000"/>
+              <w:bottom w:val="single" w:sz="4" w:space="0" w:color="000000"/>
+              <w:right w:val="single" w:sz="4" w:space="0" w:color="000000"/>
+            </w:tcBorders>
+            <w:tcMar>
+              <w:top w:w="50" w:type="dxa"/>
+              <w:left w:w="80" w:type="dxa"/>
+              <w:bottom w:w="50" w:type="dxa"/>
+              <w:right w:w="80" w:type="dxa"/>
+            </w:tcMar>
+          </w:tcPr>
+          <w:p>
+            <w:pPr>
+              <w:keepNext/>
               <w:spacing w:after="20"/>
             </w:pPr>
             <w:r>
@@ -2968,22 +3077,23 @@
         </w:trPr>
         <w:tc>
           <w:tcPr>
-            <w:tcW w:w="2200" w:type="dxa"/>
-            <w:tcBorders>
-              <w:top w:val="single" w:sz="4" w:space="0" w:color="000000"/>
-              <w:left w:val="single" w:sz="4" w:space="0" w:color="000000"/>
-              <w:bottom w:val="single" w:sz="4" w:space="0" w:color="000000"/>
-              <w:right w:val="single" w:sz="4" w:space="0" w:color="000000"/>
-            </w:tcBorders>
-            <w:tcMar>
-              <w:top w:w="50" w:type="dxa"/>
-              <w:left w:w="80" w:type="dxa"/>
-              <w:bottom w:w="50" w:type="dxa"/>
-              <w:right w:w="80" w:type="dxa"/>
-            </w:tcMar>
-          </w:tcPr>
-          <w:p>
-            <w:pPr>
+            <w:tcW w:w="1143" w:type="dxa"/>
+            <w:tcBorders>
+              <w:top w:val="single" w:sz="4" w:space="0" w:color="000000"/>
+              <w:left w:val="single" w:sz="4" w:space="0" w:color="000000"/>
+              <w:bottom w:val="single" w:sz="4" w:space="0" w:color="000000"/>
+              <w:right w:val="single" w:sz="4" w:space="0" w:color="000000"/>
+            </w:tcBorders>
+            <w:tcMar>
+              <w:top w:w="50" w:type="dxa"/>
+              <w:left w:w="80" w:type="dxa"/>
+              <w:bottom w:w="50" w:type="dxa"/>
+              <w:right w:w="80" w:type="dxa"/>
+            </w:tcMar>
+          </w:tcPr>
+          <w:p>
+            <w:pPr>
+              <w:keepNext/>
               <w:spacing w:after="20"/>
             </w:pPr>
             <w:r>
@@ -2999,22 +3109,23 @@
         </w:tc>
         <w:tc>
           <w:tcPr>
-            <w:tcW w:w="6826" w:type="dxa"/>
-            <w:tcBorders>
-              <w:top w:val="single" w:sz="4" w:space="0" w:color="000000"/>
-              <w:left w:val="single" w:sz="4" w:space="0" w:color="000000"/>
-              <w:bottom w:val="single" w:sz="4" w:space="0" w:color="000000"/>
-              <w:right w:val="single" w:sz="4" w:space="0" w:color="000000"/>
-            </w:tcBorders>
-            <w:tcMar>
-              <w:top w:w="50" w:type="dxa"/>
-              <w:left w:w="80" w:type="dxa"/>
-              <w:bottom w:w="50" w:type="dxa"/>
-              <w:right w:w="80" w:type="dxa"/>
-            </w:tcMar>
-          </w:tcPr>
-          <w:p>
-            <w:pPr>
+            <w:tcW w:w="3549" w:type="dxa"/>
+            <w:tcBorders>
+              <w:top w:val="single" w:sz="4" w:space="0" w:color="000000"/>
+              <w:left w:val="single" w:sz="4" w:space="0" w:color="000000"/>
+              <w:bottom w:val="single" w:sz="4" w:space="0" w:color="000000"/>
+              <w:right w:val="single" w:sz="4" w:space="0" w:color="000000"/>
+            </w:tcBorders>
+            <w:tcMar>
+              <w:top w:w="50" w:type="dxa"/>
+              <w:left w:w="80" w:type="dxa"/>
+              <w:bottom w:w="50" w:type="dxa"/>
+              <w:right w:w="80" w:type="dxa"/>
+            </w:tcMar>
+          </w:tcPr>
+          <w:p>
+            <w:pPr>
+              <w:keepNext/>
               <w:spacing w:after="20"/>
             </w:pPr>
             <w:r>
@@ -3039,22 +3150,23 @@
         </w:trPr>
         <w:tc>
           <w:tcPr>
-            <w:tcW w:w="2200" w:type="dxa"/>
-            <w:tcBorders>
-              <w:top w:val="single" w:sz="4" w:space="0" w:color="000000"/>
-              <w:left w:val="single" w:sz="4" w:space="0" w:color="000000"/>
-              <w:bottom w:val="single" w:sz="4" w:space="0" w:color="000000"/>
-              <w:right w:val="single" w:sz="4" w:space="0" w:color="000000"/>
-            </w:tcBorders>
-            <w:tcMar>
-              <w:top w:w="50" w:type="dxa"/>
-              <w:left w:w="80" w:type="dxa"/>
-              <w:bottom w:w="50" w:type="dxa"/>
-              <w:right w:w="80" w:type="dxa"/>
-            </w:tcMar>
-          </w:tcPr>
-          <w:p>
-            <w:pPr>
+            <w:tcW w:w="1143" w:type="dxa"/>
+            <w:tcBorders>
+              <w:top w:val="single" w:sz="4" w:space="0" w:color="000000"/>
+              <w:left w:val="single" w:sz="4" w:space="0" w:color="000000"/>
+              <w:bottom w:val="single" w:sz="4" w:space="0" w:color="000000"/>
+              <w:right w:val="single" w:sz="4" w:space="0" w:color="000000"/>
+            </w:tcBorders>
+            <w:tcMar>
+              <w:top w:w="50" w:type="dxa"/>
+              <w:left w:w="80" w:type="dxa"/>
+              <w:bottom w:w="50" w:type="dxa"/>
+              <w:right w:w="80" w:type="dxa"/>
+            </w:tcMar>
+          </w:tcPr>
+          <w:p>
+            <w:pPr>
+              <w:keepNext/>
               <w:spacing w:after="20"/>
             </w:pPr>
             <w:r>
@@ -3070,22 +3182,23 @@
         </w:tc>
         <w:tc>
           <w:tcPr>
-            <w:tcW w:w="6826" w:type="dxa"/>
-            <w:tcBorders>
-              <w:top w:val="single" w:sz="4" w:space="0" w:color="000000"/>
-              <w:left w:val="single" w:sz="4" w:space="0" w:color="000000"/>
-              <w:bottom w:val="single" w:sz="4" w:space="0" w:color="000000"/>
-              <w:right w:val="single" w:sz="4" w:space="0" w:color="000000"/>
-            </w:tcBorders>
-            <w:tcMar>
-              <w:top w:w="50" w:type="dxa"/>
-              <w:left w:w="80" w:type="dxa"/>
-              <w:bottom w:w="50" w:type="dxa"/>
-              <w:right w:w="80" w:type="dxa"/>
-            </w:tcMar>
-          </w:tcPr>
-          <w:p>
-            <w:pPr>
+            <w:tcW w:w="3549" w:type="dxa"/>
+            <w:tcBorders>
+              <w:top w:val="single" w:sz="4" w:space="0" w:color="000000"/>
+              <w:left w:val="single" w:sz="4" w:space="0" w:color="000000"/>
+              <w:bottom w:val="single" w:sz="4" w:space="0" w:color="000000"/>
+              <w:right w:val="single" w:sz="4" w:space="0" w:color="000000"/>
+            </w:tcBorders>
+            <w:tcMar>
+              <w:top w:w="50" w:type="dxa"/>
+              <w:left w:w="80" w:type="dxa"/>
+              <w:bottom w:w="50" w:type="dxa"/>
+              <w:right w:w="80" w:type="dxa"/>
+            </w:tcMar>
+          </w:tcPr>
+          <w:p>
+            <w:pPr>
+              <w:keepNext/>
               <w:spacing w:after="20"/>
             </w:pPr>
             <w:r>
@@ -3110,7 +3223,7 @@
         </w:trPr>
         <w:tc>
           <w:tcPr>
-            <w:tcW w:w="2200" w:type="dxa"/>
+            <w:tcW w:w="1143" w:type="dxa"/>
             <w:tcBorders>
               <w:top w:val="single" w:sz="4" w:space="0" w:color="000000"/>
               <w:left w:val="single" w:sz="4" w:space="0" w:color="000000"/>
@@ -3141,7 +3254,7 @@
         </w:tc>
         <w:tc>
           <w:tcPr>
-            <w:tcW w:w="6826" w:type="dxa"/>
+            <w:tcW w:w="3549" w:type="dxa"/>
             <w:tcBorders>
               <w:top w:val="single" w:sz="4" w:space="0" w:color="000000"/>
               <w:left w:val="single" w:sz="4" w:space="0" w:color="000000"/>
@@ -3185,8 +3298,24 @@
         <w:jc w:val="both"/>
       </w:pPr>
       <w:r>
-        <w:t xml:space="preserve">As Fig. 2 shows, each camera frame is checked by the detector; a confident pothole becomes an event with a severity score and is queued locally. When a network is available the record is synchronized; the cloud rejects records that are off public roads or outside every registered municipality, merges the rest with DBSCAN, and once a pothole has enough detections drafts a ticket with Gemini for the municipality’s office; every case is shown on the dashboard, where repairs are recorded and reopened cases flagged. The final output is a pothole report that states the location, severity and responsible office together with the repair ticket.</w:t>
-      </w:r>
+        <w:t xml:space="preserve">Fig. 2 traces one pothole through the system. Every camera frame passes through the detector, and a pothole seen with enough confidence becomes an event with a severity score that waits in the local queue. When the network is available the record is uploaded. The cloud rejects reports that are off public roads or outside all registered municipalities, merges the remainder with DBSCAN and, once a pothole has collected enough detections, asks Gemini to write a ticket for the municipality’s office. Staff see the case on the dashboard and record the repair, and a pothole detected again afterwards is flagged as reopened. The end product is a report giving location, severity and responsible office together with the ticket text.</w:t>
+      </w:r>
+    </w:p>
+    <w:p>
+      <w:pPr>
+        <w:spacing w:before="0" w:after="0" w:line="40" w:lineRule="exact"/>
+        <w:rPr>
+          <w:sz w:val="2"/>
+        </w:rPr>
+        <w:sectPr>
+          <w:footerReference w:type="default" r:id="rId9"/>
+          <w:type w:val="continuous"/>
+          <w:pgSz w:w="11906" w:h="16838"/>
+          <w:pgMar w:top="1080" w:right="1080" w:bottom="1300" w:left="1080" w:header="708" w:footer="708" w:gutter="0"/>
+          <w:cols w:num="2" w:space="360"/>
+          <w:docGrid w:linePitch="360"/>
+        </w:sectPr>
+      </w:pPr>
     </w:p>
     <w:p>
       <w:pPr>
@@ -3253,6 +3382,22 @@
     </w:p>
     <w:p>
       <w:pPr>
+        <w:spacing w:before="0" w:after="0" w:line="40" w:lineRule="exact"/>
+        <w:rPr>
+          <w:sz w:val="2"/>
+        </w:rPr>
+        <w:sectPr>
+          <w:footerReference w:type="default" r:id="rId9"/>
+          <w:type w:val="continuous"/>
+          <w:pgSz w:w="11906" w:h="16838"/>
+          <w:pgMar w:top="1080" w:right="1080" w:bottom="1300" w:left="1080" w:header="708" w:footer="708" w:gutter="0"/>
+          <w:cols w:space="720"/>
+          <w:docGrid w:linePitch="360"/>
+        </w:sectPr>
+      </w:pPr>
+    </w:p>
+    <w:p>
+      <w:pPr>
         <w:pStyle w:val="Heading2"/>
         <w:keepNext/>
       </w:pPr>
@@ -3266,7 +3411,7 @@
         <w:jc w:val="both"/>
       </w:pPr>
       <w:r>
-        <w:t xml:space="preserve">The input is road video from the rear camera of a smartphone mounted on the windscreen, together with the phone’s GPS fixes and accelerometer readings, sent to the laptop through the browser over a local HTTPS connection with clock alignment between the two devices. Each frame is passed to the detector; when a pothole is found, the system records its GPS coordinates, timestamp and severity as one record in a local SQLite database, and a separate worker uploads unsent records as JSON. Raw confidences, bounding boxes and images never leave the vehicle. The detector is a YOLOv8n model fine-tuned on a public Roboflow pothole dataset with three classes (Pothole, Drain Hole and Sewer Cover); only the Pothole class is logged, so manholes and drains are not reported as defects.</w:t>
+        <w:t xml:space="preserve">Input comes from the rear camera of a phone fixed to the windscreen, together with the phone’s GPS fixes and accelerometer samples; the browser sends all three to the laptop over a local HTTPS connection, and the clocks of the two devices are aligned. The detector examines each frame, and for each pothole the system stores its coordinates, time and severity in a local SQLite table, from which a separate worker uploads pending rows as JSON. Raw confidences, boxes and images stay on the vehicle. The detector is YOLOv8n fine-tuned on a public Roboflow pothole dataset labelled with three classes, Pothole, Drain Hole and Sewer Cover; only the Pothole class is reported, so drains and manhole covers do not generate complaints.</w:t>
       </w:r>
     </w:p>
     <w:p>
@@ -3284,14 +3429,14 @@
         <w:jc w:val="both"/>
       </w:pPr>
       <w:r>
-        <w:t xml:space="preserve">Repeated detections of one pothole arise because several drives, or several vehicles, see the same defect. DBSCAN [10] groups detection points p_j of one municipality into clusters using a neighbourhood radius ε and a minimum number of points minPts; a point is a core point if its ε-neighbourhood holds at least minPts points, and each cluster is then represented by its centroid, which becomes one pothole record. The implementation uses the haversine metric so that ε is in metres (ε = 15 m, about the GPS error of a phone) and minPts = 1, so that a single report is still shown:</w:t>
+        <w:t xml:space="preserve">The same pothole is recorded many times because it appears in many frames, drives and vehicles. DBSCAN [10] collects the detection points p_j of one municipality into clusters using a neighbourhood radius ε and a minimum count minPts: a point is a core point when at least minPts points lie within ε of it, and each cluster is summarised by its centroid, which becomes one pothole record. With the haversine metric ε is expressed directly in metres; we use ε = 15 m, close to typical phone GPS error, and minPts = 1 so that a single report remains visible:</w:t>
       </w:r>
     </w:p>
     <w:p>
       <w:pPr>
         <w:tabs>
-          <w:tab w:val="center" w:pos="4500"/>
-          <w:tab w:val="right" w:pos="9026"/>
+          <w:tab w:val="center" w:pos="2346"/>
+          <w:tab w:val="right" w:pos="4693"/>
         </w:tabs>
         <w:spacing w:before="30" w:after="90"/>
       </w:pPr>
@@ -3313,8 +3458,8 @@
     <w:p>
       <w:pPr>
         <w:tabs>
-          <w:tab w:val="center" w:pos="4500"/>
-          <w:tab w:val="right" w:pos="9026"/>
+          <w:tab w:val="center" w:pos="2346"/>
+          <w:tab w:val="right" w:pos="4693"/>
         </w:tabs>
         <w:spacing w:before="30" w:after="90"/>
       </w:pPr>
@@ -3339,14 +3484,14 @@
         <w:jc w:val="both"/>
       </w:pPr>
       <w:r>
-        <w:t xml:space="preserve">The distance between a pothole at latitude φ₁ and longitude λ₁ and a point (φ₂, λ₂), such as a municipality centre or its office, is computed with the Haversine formula [11], where R is the mean Earth radius (about 6371 km):</w:t>
+        <w:t xml:space="preserve">For two points with latitudes φ₁, φ₂ and longitudes λ₁, λ₂, for example a pothole and a municipality centre or office, the Haversine formula [11] gives the great-circle distance, with R the mean radius of the Earth (about 6371 km):</w:t>
       </w:r>
     </w:p>
     <w:p>
       <w:pPr>
         <w:tabs>
-          <w:tab w:val="center" w:pos="4500"/>
-          <w:tab w:val="right" w:pos="9026"/>
+          <w:tab w:val="center" w:pos="2346"/>
+          <w:tab w:val="right" w:pos="4693"/>
         </w:tabs>
         <w:spacing w:before="30" w:after="90"/>
       </w:pPr>
@@ -3368,8 +3513,8 @@
     <w:p>
       <w:pPr>
         <w:tabs>
-          <w:tab w:val="center" w:pos="4500"/>
-          <w:tab w:val="right" w:pos="9026"/>
+          <w:tab w:val="center" w:pos="2346"/>
+          <w:tab w:val="right" w:pos="4693"/>
         </w:tabs>
         <w:spacing w:before="30" w:after="90"/>
       </w:pPr>
@@ -3394,7 +3539,7 @@
         <w:jc w:val="both"/>
       </w:pPr>
       <w:r>
-        <w:t xml:space="preserve">The pothole is assigned to the municipality whose registered circle contains it, that is, whose centre lies within its radius by the distance d (the nearest centre wins where circles overlap). Each municipality has a single office that receives all of its tickets, and d from the pothole to that office is stated on the ticket. A ticket is raised automatically only when a cluster holds at least N detections (N = 3 by default), so that one false detection never reaches the municipality; a reopened pothole needs N new detections. On the vehicle the severity of each pothole is s = 0.55·100c + 0.45·min(8a, 100), where c is the detection confidence and a is the box area as a percentage of the frame; when the accelerometer records a jolt over the pothole, the final score blends 60% of this value with 40% of the jolt-based score. In the cloud the cluster severity is the mean score plus min(3(v − 1), 10) for v confirming vehicles, graded as Low (&lt; 25%), Medium (25–50%), High (50–75%) or Critical (≥ 75%). These are configurable rules, not validated limits.</w:t>
+        <w:t xml:space="preserve">A pothole belongs to the municipality whose registered circle contains it, that is, whose centre lies within the circle’s radius by the distance d; where circles overlap, the nearest centre is chosen. Every municipality has exactly one office, which receives all of its tickets, and each ticket states the distance d from the pothole to that office. To keep isolated false detections away from the office, a ticket is generated only after a cluster holds at least N detections (N = 3 by default), and a reopened pothole must reach N again. On the vehicle, severity is s = 0.55·100c + 0.45·min(8a, 100), with c the detection confidence and a the box area as a percentage of the frame; if the accelerometer registers a jolt over the pothole, the final value mixes 60% of s with 40% of a jolt-based score. In the cloud, a cluster’s severity is the mean score plus min(3(v − 1), 10) for v confirming vehicles, graded Low (&lt; 25%), Medium (25–50%), High (50–75%) or Critical (≥ 75%). These weights and limits are engineering choices that still have to be calibrated against measured pothole depths.</w:t>
       </w:r>
     </w:p>
     <w:p>
@@ -3418,8 +3563,8 @@
     <w:p>
       <w:pPr>
         <w:tabs>
-          <w:tab w:val="center" w:pos="4500"/>
-          <w:tab w:val="right" w:pos="9026"/>
+          <w:tab w:val="center" w:pos="2346"/>
+          <w:tab w:val="right" w:pos="4693"/>
         </w:tabs>
         <w:spacing w:before="30" w:after="90"/>
       </w:pPr>
@@ -3441,8 +3586,8 @@
     <w:p>
       <w:pPr>
         <w:tabs>
-          <w:tab w:val="center" w:pos="4500"/>
-          <w:tab w:val="right" w:pos="9026"/>
+          <w:tab w:val="center" w:pos="2346"/>
+          <w:tab w:val="right" w:pos="4693"/>
         </w:tabs>
         <w:spacing w:before="30" w:after="90"/>
       </w:pPr>
@@ -3485,7 +3630,7 @@
         <w:jc w:val="both"/>
       </w:pPr>
       <w:r>
-        <w:t xml:space="preserve">Table IV lists the hardware used for the prototype on the vehicle and on the cloud side, and Table V lists the software stack.</w:t>
+        <w:t xml:space="preserve">Tables IV and V list the hardware and the software used to build the prototype.</w:t>
       </w:r>
     </w:p>
     <w:p>
@@ -3506,7 +3651,7 @@
     </w:p>
     <w:tbl>
       <w:tblPr>
-        <w:tblW w:w="9026" w:type="dxa"/>
+        <w:tblW w:w="4693" w:type="dxa"/>
         <w:tblBorders>
           <w:top w:val="single" w:sz="4" w:space="0" w:color="auto"/>
           <w:left w:val="single" w:sz="4" w:space="0" w:color="auto"/>
@@ -3522,9 +3667,9 @@
         <w:tblLook w:val="0000" w:firstRow="0" w:lastRow="0" w:firstColumn="0" w:lastColumn="0" w:noHBand="0" w:noVBand="0"/>
       </w:tblPr>
       <w:tblGrid>
-        <w:gridCol w:w="2300"/>
-        <w:gridCol w:w="2300"/>
-        <w:gridCol w:w="4426"/>
+        <w:gridCol w:w="1195"/>
+        <w:gridCol w:w="1195"/>
+        <w:gridCol w:w="2301"/>
       </w:tblGrid>
       <w:tr>
         <w:tblPrEx>
@@ -3539,22 +3684,23 @@
         </w:trPr>
         <w:tc>
           <w:tcPr>
-            <w:tcW w:w="2300" w:type="dxa"/>
-            <w:tcBorders>
-              <w:top w:val="single" w:sz="4" w:space="0" w:color="000000"/>
-              <w:left w:val="single" w:sz="4" w:space="0" w:color="000000"/>
-              <w:bottom w:val="single" w:sz="4" w:space="0" w:color="000000"/>
-              <w:right w:val="single" w:sz="4" w:space="0" w:color="000000"/>
-            </w:tcBorders>
-            <w:tcMar>
-              <w:top w:w="50" w:type="dxa"/>
-              <w:left w:w="80" w:type="dxa"/>
-              <w:bottom w:w="50" w:type="dxa"/>
-              <w:right w:w="80" w:type="dxa"/>
-            </w:tcMar>
-          </w:tcPr>
-          <w:p>
-            <w:pPr>
+            <w:tcW w:w="1195" w:type="dxa"/>
+            <w:tcBorders>
+              <w:top w:val="single" w:sz="4" w:space="0" w:color="000000"/>
+              <w:left w:val="single" w:sz="4" w:space="0" w:color="000000"/>
+              <w:bottom w:val="single" w:sz="4" w:space="0" w:color="000000"/>
+              <w:right w:val="single" w:sz="4" w:space="0" w:color="000000"/>
+            </w:tcBorders>
+            <w:tcMar>
+              <w:top w:w="50" w:type="dxa"/>
+              <w:left w:w="80" w:type="dxa"/>
+              <w:bottom w:w="50" w:type="dxa"/>
+              <w:right w:w="80" w:type="dxa"/>
+            </w:tcMar>
+          </w:tcPr>
+          <w:p>
+            <w:pPr>
+              <w:keepNext/>
               <w:spacing w:after="20"/>
             </w:pPr>
             <w:r>
@@ -3570,22 +3716,23 @@
         </w:tc>
         <w:tc>
           <w:tcPr>
-            <w:tcW w:w="2300" w:type="dxa"/>
-            <w:tcBorders>
-              <w:top w:val="single" w:sz="4" w:space="0" w:color="000000"/>
-              <w:left w:val="single" w:sz="4" w:space="0" w:color="000000"/>
-              <w:bottom w:val="single" w:sz="4" w:space="0" w:color="000000"/>
-              <w:right w:val="single" w:sz="4" w:space="0" w:color="000000"/>
-            </w:tcBorders>
-            <w:tcMar>
-              <w:top w:w="50" w:type="dxa"/>
-              <w:left w:w="80" w:type="dxa"/>
-              <w:bottom w:w="50" w:type="dxa"/>
-              <w:right w:w="80" w:type="dxa"/>
-            </w:tcMar>
-          </w:tcPr>
-          <w:p>
-            <w:pPr>
+            <w:tcW w:w="1195" w:type="dxa"/>
+            <w:tcBorders>
+              <w:top w:val="single" w:sz="4" w:space="0" w:color="000000"/>
+              <w:left w:val="single" w:sz="4" w:space="0" w:color="000000"/>
+              <w:bottom w:val="single" w:sz="4" w:space="0" w:color="000000"/>
+              <w:right w:val="single" w:sz="4" w:space="0" w:color="000000"/>
+            </w:tcBorders>
+            <w:tcMar>
+              <w:top w:w="50" w:type="dxa"/>
+              <w:left w:w="80" w:type="dxa"/>
+              <w:bottom w:w="50" w:type="dxa"/>
+              <w:right w:w="80" w:type="dxa"/>
+            </w:tcMar>
+          </w:tcPr>
+          <w:p>
+            <w:pPr>
+              <w:keepNext/>
               <w:spacing w:after="20"/>
             </w:pPr>
             <w:r>
@@ -3601,22 +3748,23 @@
         </w:tc>
         <w:tc>
           <w:tcPr>
-            <w:tcW w:w="4426" w:type="dxa"/>
-            <w:tcBorders>
-              <w:top w:val="single" w:sz="4" w:space="0" w:color="000000"/>
-              <w:left w:val="single" w:sz="4" w:space="0" w:color="000000"/>
-              <w:bottom w:val="single" w:sz="4" w:space="0" w:color="000000"/>
-              <w:right w:val="single" w:sz="4" w:space="0" w:color="000000"/>
-            </w:tcBorders>
-            <w:tcMar>
-              <w:top w:w="50" w:type="dxa"/>
-              <w:left w:w="80" w:type="dxa"/>
-              <w:bottom w:w="50" w:type="dxa"/>
-              <w:right w:w="80" w:type="dxa"/>
-            </w:tcMar>
-          </w:tcPr>
-          <w:p>
-            <w:pPr>
+            <w:tcW w:w="2301" w:type="dxa"/>
+            <w:tcBorders>
+              <w:top w:val="single" w:sz="4" w:space="0" w:color="000000"/>
+              <w:left w:val="single" w:sz="4" w:space="0" w:color="000000"/>
+              <w:bottom w:val="single" w:sz="4" w:space="0" w:color="000000"/>
+              <w:right w:val="single" w:sz="4" w:space="0" w:color="000000"/>
+            </w:tcBorders>
+            <w:tcMar>
+              <w:top w:w="50" w:type="dxa"/>
+              <w:left w:w="80" w:type="dxa"/>
+              <w:bottom w:w="50" w:type="dxa"/>
+              <w:right w:w="80" w:type="dxa"/>
+            </w:tcMar>
+          </w:tcPr>
+          <w:p>
+            <w:pPr>
+              <w:keepNext/>
               <w:spacing w:after="20"/>
             </w:pPr>
             <w:r>
@@ -3643,22 +3791,23 @@
         </w:trPr>
         <w:tc>
           <w:tcPr>
-            <w:tcW w:w="2300" w:type="dxa"/>
-            <w:tcBorders>
-              <w:top w:val="single" w:sz="4" w:space="0" w:color="000000"/>
-              <w:left w:val="single" w:sz="4" w:space="0" w:color="000000"/>
-              <w:bottom w:val="single" w:sz="4" w:space="0" w:color="000000"/>
-              <w:right w:val="single" w:sz="4" w:space="0" w:color="000000"/>
-            </w:tcBorders>
-            <w:tcMar>
-              <w:top w:w="50" w:type="dxa"/>
-              <w:left w:w="80" w:type="dxa"/>
-              <w:bottom w:w="50" w:type="dxa"/>
-              <w:right w:w="80" w:type="dxa"/>
-            </w:tcMar>
-          </w:tcPr>
-          <w:p>
-            <w:pPr>
+            <w:tcW w:w="1195" w:type="dxa"/>
+            <w:tcBorders>
+              <w:top w:val="single" w:sz="4" w:space="0" w:color="000000"/>
+              <w:left w:val="single" w:sz="4" w:space="0" w:color="000000"/>
+              <w:bottom w:val="single" w:sz="4" w:space="0" w:color="000000"/>
+              <w:right w:val="single" w:sz="4" w:space="0" w:color="000000"/>
+            </w:tcBorders>
+            <w:tcMar>
+              <w:top w:w="50" w:type="dxa"/>
+              <w:left w:w="80" w:type="dxa"/>
+              <w:bottom w:w="50" w:type="dxa"/>
+              <w:right w:w="80" w:type="dxa"/>
+            </w:tcMar>
+          </w:tcPr>
+          <w:p>
+            <w:pPr>
+              <w:keepNext/>
               <w:spacing w:after="20"/>
             </w:pPr>
             <w:r>
@@ -3674,22 +3823,23 @@
         </w:tc>
         <w:tc>
           <w:tcPr>
-            <w:tcW w:w="2300" w:type="dxa"/>
-            <w:tcBorders>
-              <w:top w:val="single" w:sz="4" w:space="0" w:color="000000"/>
-              <w:left w:val="single" w:sz="4" w:space="0" w:color="000000"/>
-              <w:bottom w:val="single" w:sz="4" w:space="0" w:color="000000"/>
-              <w:right w:val="single" w:sz="4" w:space="0" w:color="000000"/>
-            </w:tcBorders>
-            <w:tcMar>
-              <w:top w:w="50" w:type="dxa"/>
-              <w:left w:w="80" w:type="dxa"/>
-              <w:bottom w:w="50" w:type="dxa"/>
-              <w:right w:w="80" w:type="dxa"/>
-            </w:tcMar>
-          </w:tcPr>
-          <w:p>
-            <w:pPr>
+            <w:tcW w:w="1195" w:type="dxa"/>
+            <w:tcBorders>
+              <w:top w:val="single" w:sz="4" w:space="0" w:color="000000"/>
+              <w:left w:val="single" w:sz="4" w:space="0" w:color="000000"/>
+              <w:bottom w:val="single" w:sz="4" w:space="0" w:color="000000"/>
+              <w:right w:val="single" w:sz="4" w:space="0" w:color="000000"/>
+            </w:tcBorders>
+            <w:tcMar>
+              <w:top w:w="50" w:type="dxa"/>
+              <w:left w:w="80" w:type="dxa"/>
+              <w:bottom w:w="50" w:type="dxa"/>
+              <w:right w:w="80" w:type="dxa"/>
+            </w:tcMar>
+          </w:tcPr>
+          <w:p>
+            <w:pPr>
+              <w:keepNext/>
               <w:spacing w:after="20"/>
             </w:pPr>
             <w:r>
@@ -3703,22 +3853,23 @@
         </w:tc>
         <w:tc>
           <w:tcPr>
-            <w:tcW w:w="4426" w:type="dxa"/>
-            <w:tcBorders>
-              <w:top w:val="single" w:sz="4" w:space="0" w:color="000000"/>
-              <w:left w:val="single" w:sz="4" w:space="0" w:color="000000"/>
-              <w:bottom w:val="single" w:sz="4" w:space="0" w:color="000000"/>
-              <w:right w:val="single" w:sz="4" w:space="0" w:color="000000"/>
-            </w:tcBorders>
-            <w:tcMar>
-              <w:top w:w="50" w:type="dxa"/>
-              <w:left w:w="80" w:type="dxa"/>
-              <w:bottom w:w="50" w:type="dxa"/>
-              <w:right w:w="80" w:type="dxa"/>
-            </w:tcMar>
-          </w:tcPr>
-          <w:p>
-            <w:pPr>
+            <w:tcW w:w="2301" w:type="dxa"/>
+            <w:tcBorders>
+              <w:top w:val="single" w:sz="4" w:space="0" w:color="000000"/>
+              <w:left w:val="single" w:sz="4" w:space="0" w:color="000000"/>
+              <w:bottom w:val="single" w:sz="4" w:space="0" w:color="000000"/>
+              <w:right w:val="single" w:sz="4" w:space="0" w:color="000000"/>
+            </w:tcBorders>
+            <w:tcMar>
+              <w:top w:w="50" w:type="dxa"/>
+              <w:left w:w="80" w:type="dxa"/>
+              <w:bottom w:w="50" w:type="dxa"/>
+              <w:right w:w="80" w:type="dxa"/>
+            </w:tcMar>
+          </w:tcPr>
+          <w:p>
+            <w:pPr>
+              <w:keepNext/>
               <w:spacing w:after="20"/>
             </w:pPr>
             <w:r>
@@ -3743,22 +3894,23 @@
         </w:trPr>
         <w:tc>
           <w:tcPr>
-            <w:tcW w:w="2300" w:type="dxa"/>
-            <w:tcBorders>
-              <w:top w:val="single" w:sz="4" w:space="0" w:color="000000"/>
-              <w:left w:val="single" w:sz="4" w:space="0" w:color="000000"/>
-              <w:bottom w:val="single" w:sz="4" w:space="0" w:color="000000"/>
-              <w:right w:val="single" w:sz="4" w:space="0" w:color="000000"/>
-            </w:tcBorders>
-            <w:tcMar>
-              <w:top w:w="50" w:type="dxa"/>
-              <w:left w:w="80" w:type="dxa"/>
-              <w:bottom w:w="50" w:type="dxa"/>
-              <w:right w:w="80" w:type="dxa"/>
-            </w:tcMar>
-          </w:tcPr>
-          <w:p>
-            <w:pPr>
+            <w:tcW w:w="1195" w:type="dxa"/>
+            <w:tcBorders>
+              <w:top w:val="single" w:sz="4" w:space="0" w:color="000000"/>
+              <w:left w:val="single" w:sz="4" w:space="0" w:color="000000"/>
+              <w:bottom w:val="single" w:sz="4" w:space="0" w:color="000000"/>
+              <w:right w:val="single" w:sz="4" w:space="0" w:color="000000"/>
+            </w:tcBorders>
+            <w:tcMar>
+              <w:top w:w="50" w:type="dxa"/>
+              <w:left w:w="80" w:type="dxa"/>
+              <w:bottom w:w="50" w:type="dxa"/>
+              <w:right w:w="80" w:type="dxa"/>
+            </w:tcMar>
+          </w:tcPr>
+          <w:p>
+            <w:pPr>
+              <w:keepNext/>
               <w:spacing w:after="20"/>
             </w:pPr>
             <w:r>
@@ -3774,22 +3926,23 @@
         </w:tc>
         <w:tc>
           <w:tcPr>
-            <w:tcW w:w="2300" w:type="dxa"/>
-            <w:tcBorders>
-              <w:top w:val="single" w:sz="4" w:space="0" w:color="000000"/>
-              <w:left w:val="single" w:sz="4" w:space="0" w:color="000000"/>
-              <w:bottom w:val="single" w:sz="4" w:space="0" w:color="000000"/>
-              <w:right w:val="single" w:sz="4" w:space="0" w:color="000000"/>
-            </w:tcBorders>
-            <w:tcMar>
-              <w:top w:w="50" w:type="dxa"/>
-              <w:left w:w="80" w:type="dxa"/>
-              <w:bottom w:w="50" w:type="dxa"/>
-              <w:right w:w="80" w:type="dxa"/>
-            </w:tcMar>
-          </w:tcPr>
-          <w:p>
-            <w:pPr>
+            <w:tcW w:w="1195" w:type="dxa"/>
+            <w:tcBorders>
+              <w:top w:val="single" w:sz="4" w:space="0" w:color="000000"/>
+              <w:left w:val="single" w:sz="4" w:space="0" w:color="000000"/>
+              <w:bottom w:val="single" w:sz="4" w:space="0" w:color="000000"/>
+              <w:right w:val="single" w:sz="4" w:space="0" w:color="000000"/>
+            </w:tcBorders>
+            <w:tcMar>
+              <w:top w:w="50" w:type="dxa"/>
+              <w:left w:w="80" w:type="dxa"/>
+              <w:bottom w:w="50" w:type="dxa"/>
+              <w:right w:w="80" w:type="dxa"/>
+            </w:tcMar>
+          </w:tcPr>
+          <w:p>
+            <w:pPr>
+              <w:keepNext/>
               <w:spacing w:after="20"/>
             </w:pPr>
             <w:r>
@@ -3803,22 +3956,23 @@
         </w:tc>
         <w:tc>
           <w:tcPr>
-            <w:tcW w:w="4426" w:type="dxa"/>
-            <w:tcBorders>
-              <w:top w:val="single" w:sz="4" w:space="0" w:color="000000"/>
-              <w:left w:val="single" w:sz="4" w:space="0" w:color="000000"/>
-              <w:bottom w:val="single" w:sz="4" w:space="0" w:color="000000"/>
-              <w:right w:val="single" w:sz="4" w:space="0" w:color="000000"/>
-            </w:tcBorders>
-            <w:tcMar>
-              <w:top w:w="50" w:type="dxa"/>
-              <w:left w:w="80" w:type="dxa"/>
-              <w:bottom w:w="50" w:type="dxa"/>
-              <w:right w:w="80" w:type="dxa"/>
-            </w:tcMar>
-          </w:tcPr>
-          <w:p>
-            <w:pPr>
+            <w:tcW w:w="2301" w:type="dxa"/>
+            <w:tcBorders>
+              <w:top w:val="single" w:sz="4" w:space="0" w:color="000000"/>
+              <w:left w:val="single" w:sz="4" w:space="0" w:color="000000"/>
+              <w:bottom w:val="single" w:sz="4" w:space="0" w:color="000000"/>
+              <w:right w:val="single" w:sz="4" w:space="0" w:color="000000"/>
+            </w:tcBorders>
+            <w:tcMar>
+              <w:top w:w="50" w:type="dxa"/>
+              <w:left w:w="80" w:type="dxa"/>
+              <w:bottom w:w="50" w:type="dxa"/>
+              <w:right w:w="80" w:type="dxa"/>
+            </w:tcMar>
+          </w:tcPr>
+          <w:p>
+            <w:pPr>
+              <w:keepNext/>
               <w:spacing w:after="20"/>
             </w:pPr>
             <w:r>
@@ -3843,22 +3997,23 @@
         </w:trPr>
         <w:tc>
           <w:tcPr>
-            <w:tcW w:w="2300" w:type="dxa"/>
-            <w:tcBorders>
-              <w:top w:val="single" w:sz="4" w:space="0" w:color="000000"/>
-              <w:left w:val="single" w:sz="4" w:space="0" w:color="000000"/>
-              <w:bottom w:val="single" w:sz="4" w:space="0" w:color="000000"/>
-              <w:right w:val="single" w:sz="4" w:space="0" w:color="000000"/>
-            </w:tcBorders>
-            <w:tcMar>
-              <w:top w:w="50" w:type="dxa"/>
-              <w:left w:w="80" w:type="dxa"/>
-              <w:bottom w:w="50" w:type="dxa"/>
-              <w:right w:w="80" w:type="dxa"/>
-            </w:tcMar>
-          </w:tcPr>
-          <w:p>
-            <w:pPr>
+            <w:tcW w:w="1195" w:type="dxa"/>
+            <w:tcBorders>
+              <w:top w:val="single" w:sz="4" w:space="0" w:color="000000"/>
+              <w:left w:val="single" w:sz="4" w:space="0" w:color="000000"/>
+              <w:bottom w:val="single" w:sz="4" w:space="0" w:color="000000"/>
+              <w:right w:val="single" w:sz="4" w:space="0" w:color="000000"/>
+            </w:tcBorders>
+            <w:tcMar>
+              <w:top w:w="50" w:type="dxa"/>
+              <w:left w:w="80" w:type="dxa"/>
+              <w:bottom w:w="50" w:type="dxa"/>
+              <w:right w:w="80" w:type="dxa"/>
+            </w:tcMar>
+          </w:tcPr>
+          <w:p>
+            <w:pPr>
+              <w:keepNext/>
               <w:spacing w:after="20"/>
             </w:pPr>
             <w:r>
@@ -3874,22 +4029,23 @@
         </w:tc>
         <w:tc>
           <w:tcPr>
-            <w:tcW w:w="2300" w:type="dxa"/>
-            <w:tcBorders>
-              <w:top w:val="single" w:sz="4" w:space="0" w:color="000000"/>
-              <w:left w:val="single" w:sz="4" w:space="0" w:color="000000"/>
-              <w:bottom w:val="single" w:sz="4" w:space="0" w:color="000000"/>
-              <w:right w:val="single" w:sz="4" w:space="0" w:color="000000"/>
-            </w:tcBorders>
-            <w:tcMar>
-              <w:top w:w="50" w:type="dxa"/>
-              <w:left w:w="80" w:type="dxa"/>
-              <w:bottom w:w="50" w:type="dxa"/>
-              <w:right w:w="80" w:type="dxa"/>
-            </w:tcMar>
-          </w:tcPr>
-          <w:p>
-            <w:pPr>
+            <w:tcW w:w="1195" w:type="dxa"/>
+            <w:tcBorders>
+              <w:top w:val="single" w:sz="4" w:space="0" w:color="000000"/>
+              <w:left w:val="single" w:sz="4" w:space="0" w:color="000000"/>
+              <w:bottom w:val="single" w:sz="4" w:space="0" w:color="000000"/>
+              <w:right w:val="single" w:sz="4" w:space="0" w:color="000000"/>
+            </w:tcBorders>
+            <w:tcMar>
+              <w:top w:w="50" w:type="dxa"/>
+              <w:left w:w="80" w:type="dxa"/>
+              <w:bottom w:w="50" w:type="dxa"/>
+              <w:right w:w="80" w:type="dxa"/>
+            </w:tcMar>
+          </w:tcPr>
+          <w:p>
+            <w:pPr>
+              <w:keepNext/>
               <w:spacing w:after="20"/>
             </w:pPr>
             <w:r>
@@ -3903,22 +4059,23 @@
         </w:tc>
         <w:tc>
           <w:tcPr>
-            <w:tcW w:w="4426" w:type="dxa"/>
-            <w:tcBorders>
-              <w:top w:val="single" w:sz="4" w:space="0" w:color="000000"/>
-              <w:left w:val="single" w:sz="4" w:space="0" w:color="000000"/>
-              <w:bottom w:val="single" w:sz="4" w:space="0" w:color="000000"/>
-              <w:right w:val="single" w:sz="4" w:space="0" w:color="000000"/>
-            </w:tcBorders>
-            <w:tcMar>
-              <w:top w:w="50" w:type="dxa"/>
-              <w:left w:w="80" w:type="dxa"/>
-              <w:bottom w:w="50" w:type="dxa"/>
-              <w:right w:w="80" w:type="dxa"/>
-            </w:tcMar>
-          </w:tcPr>
-          <w:p>
-            <w:pPr>
+            <w:tcW w:w="2301" w:type="dxa"/>
+            <w:tcBorders>
+              <w:top w:val="single" w:sz="4" w:space="0" w:color="000000"/>
+              <w:left w:val="single" w:sz="4" w:space="0" w:color="000000"/>
+              <w:bottom w:val="single" w:sz="4" w:space="0" w:color="000000"/>
+              <w:right w:val="single" w:sz="4" w:space="0" w:color="000000"/>
+            </w:tcBorders>
+            <w:tcMar>
+              <w:top w:w="50" w:type="dxa"/>
+              <w:left w:w="80" w:type="dxa"/>
+              <w:bottom w:w="50" w:type="dxa"/>
+              <w:right w:w="80" w:type="dxa"/>
+            </w:tcMar>
+          </w:tcPr>
+          <w:p>
+            <w:pPr>
+              <w:keepNext/>
               <w:spacing w:after="20"/>
             </w:pPr>
             <w:r>
@@ -3943,22 +4100,23 @@
         </w:trPr>
         <w:tc>
           <w:tcPr>
-            <w:tcW w:w="2300" w:type="dxa"/>
-            <w:tcBorders>
-              <w:top w:val="single" w:sz="4" w:space="0" w:color="000000"/>
-              <w:left w:val="single" w:sz="4" w:space="0" w:color="000000"/>
-              <w:bottom w:val="single" w:sz="4" w:space="0" w:color="000000"/>
-              <w:right w:val="single" w:sz="4" w:space="0" w:color="000000"/>
-            </w:tcBorders>
-            <w:tcMar>
-              <w:top w:w="50" w:type="dxa"/>
-              <w:left w:w="80" w:type="dxa"/>
-              <w:bottom w:w="50" w:type="dxa"/>
-              <w:right w:w="80" w:type="dxa"/>
-            </w:tcMar>
-          </w:tcPr>
-          <w:p>
-            <w:pPr>
+            <w:tcW w:w="1195" w:type="dxa"/>
+            <w:tcBorders>
+              <w:top w:val="single" w:sz="4" w:space="0" w:color="000000"/>
+              <w:left w:val="single" w:sz="4" w:space="0" w:color="000000"/>
+              <w:bottom w:val="single" w:sz="4" w:space="0" w:color="000000"/>
+              <w:right w:val="single" w:sz="4" w:space="0" w:color="000000"/>
+            </w:tcBorders>
+            <w:tcMar>
+              <w:top w:w="50" w:type="dxa"/>
+              <w:left w:w="80" w:type="dxa"/>
+              <w:bottom w:w="50" w:type="dxa"/>
+              <w:right w:w="80" w:type="dxa"/>
+            </w:tcMar>
+          </w:tcPr>
+          <w:p>
+            <w:pPr>
+              <w:keepNext/>
               <w:spacing w:after="20"/>
             </w:pPr>
             <w:r>
@@ -3974,22 +4132,23 @@
         </w:tc>
         <w:tc>
           <w:tcPr>
-            <w:tcW w:w="2300" w:type="dxa"/>
-            <w:tcBorders>
-              <w:top w:val="single" w:sz="4" w:space="0" w:color="000000"/>
-              <w:left w:val="single" w:sz="4" w:space="0" w:color="000000"/>
-              <w:bottom w:val="single" w:sz="4" w:space="0" w:color="000000"/>
-              <w:right w:val="single" w:sz="4" w:space="0" w:color="000000"/>
-            </w:tcBorders>
-            <w:tcMar>
-              <w:top w:w="50" w:type="dxa"/>
-              <w:left w:w="80" w:type="dxa"/>
-              <w:bottom w:w="50" w:type="dxa"/>
-              <w:right w:w="80" w:type="dxa"/>
-            </w:tcMar>
-          </w:tcPr>
-          <w:p>
-            <w:pPr>
+            <w:tcW w:w="1195" w:type="dxa"/>
+            <w:tcBorders>
+              <w:top w:val="single" w:sz="4" w:space="0" w:color="000000"/>
+              <w:left w:val="single" w:sz="4" w:space="0" w:color="000000"/>
+              <w:bottom w:val="single" w:sz="4" w:space="0" w:color="000000"/>
+              <w:right w:val="single" w:sz="4" w:space="0" w:color="000000"/>
+            </w:tcBorders>
+            <w:tcMar>
+              <w:top w:w="50" w:type="dxa"/>
+              <w:left w:w="80" w:type="dxa"/>
+              <w:bottom w:w="50" w:type="dxa"/>
+              <w:right w:w="80" w:type="dxa"/>
+            </w:tcMar>
+          </w:tcPr>
+          <w:p>
+            <w:pPr>
+              <w:keepNext/>
               <w:spacing w:after="20"/>
             </w:pPr>
             <w:r>
@@ -4003,22 +4162,23 @@
         </w:tc>
         <w:tc>
           <w:tcPr>
-            <w:tcW w:w="4426" w:type="dxa"/>
-            <w:tcBorders>
-              <w:top w:val="single" w:sz="4" w:space="0" w:color="000000"/>
-              <w:left w:val="single" w:sz="4" w:space="0" w:color="000000"/>
-              <w:bottom w:val="single" w:sz="4" w:space="0" w:color="000000"/>
-              <w:right w:val="single" w:sz="4" w:space="0" w:color="000000"/>
-            </w:tcBorders>
-            <w:tcMar>
-              <w:top w:w="50" w:type="dxa"/>
-              <w:left w:w="80" w:type="dxa"/>
-              <w:bottom w:w="50" w:type="dxa"/>
-              <w:right w:w="80" w:type="dxa"/>
-            </w:tcMar>
-          </w:tcPr>
-          <w:p>
-            <w:pPr>
+            <w:tcW w:w="2301" w:type="dxa"/>
+            <w:tcBorders>
+              <w:top w:val="single" w:sz="4" w:space="0" w:color="000000"/>
+              <w:left w:val="single" w:sz="4" w:space="0" w:color="000000"/>
+              <w:bottom w:val="single" w:sz="4" w:space="0" w:color="000000"/>
+              <w:right w:val="single" w:sz="4" w:space="0" w:color="000000"/>
+            </w:tcBorders>
+            <w:tcMar>
+              <w:top w:w="50" w:type="dxa"/>
+              <w:left w:w="80" w:type="dxa"/>
+              <w:bottom w:w="50" w:type="dxa"/>
+              <w:right w:w="80" w:type="dxa"/>
+            </w:tcMar>
+          </w:tcPr>
+          <w:p>
+            <w:pPr>
+              <w:keepNext/>
               <w:spacing w:after="20"/>
             </w:pPr>
             <w:r>
@@ -4043,22 +4203,23 @@
         </w:trPr>
         <w:tc>
           <w:tcPr>
-            <w:tcW w:w="2300" w:type="dxa"/>
-            <w:tcBorders>
-              <w:top w:val="single" w:sz="4" w:space="0" w:color="000000"/>
-              <w:left w:val="single" w:sz="4" w:space="0" w:color="000000"/>
-              <w:bottom w:val="single" w:sz="4" w:space="0" w:color="000000"/>
-              <w:right w:val="single" w:sz="4" w:space="0" w:color="000000"/>
-            </w:tcBorders>
-            <w:tcMar>
-              <w:top w:w="50" w:type="dxa"/>
-              <w:left w:w="80" w:type="dxa"/>
-              <w:bottom w:w="50" w:type="dxa"/>
-              <w:right w:w="80" w:type="dxa"/>
-            </w:tcMar>
-          </w:tcPr>
-          <w:p>
-            <w:pPr>
+            <w:tcW w:w="1195" w:type="dxa"/>
+            <w:tcBorders>
+              <w:top w:val="single" w:sz="4" w:space="0" w:color="000000"/>
+              <w:left w:val="single" w:sz="4" w:space="0" w:color="000000"/>
+              <w:bottom w:val="single" w:sz="4" w:space="0" w:color="000000"/>
+              <w:right w:val="single" w:sz="4" w:space="0" w:color="000000"/>
+            </w:tcBorders>
+            <w:tcMar>
+              <w:top w:w="50" w:type="dxa"/>
+              <w:left w:w="80" w:type="dxa"/>
+              <w:bottom w:w="50" w:type="dxa"/>
+              <w:right w:w="80" w:type="dxa"/>
+            </w:tcMar>
+          </w:tcPr>
+          <w:p>
+            <w:pPr>
+              <w:keepNext/>
               <w:spacing w:after="20"/>
             </w:pPr>
             <w:r>
@@ -4074,22 +4235,23 @@
         </w:tc>
         <w:tc>
           <w:tcPr>
-            <w:tcW w:w="2300" w:type="dxa"/>
-            <w:tcBorders>
-              <w:top w:val="single" w:sz="4" w:space="0" w:color="000000"/>
-              <w:left w:val="single" w:sz="4" w:space="0" w:color="000000"/>
-              <w:bottom w:val="single" w:sz="4" w:space="0" w:color="000000"/>
-              <w:right w:val="single" w:sz="4" w:space="0" w:color="000000"/>
-            </w:tcBorders>
-            <w:tcMar>
-              <w:top w:w="50" w:type="dxa"/>
-              <w:left w:w="80" w:type="dxa"/>
-              <w:bottom w:w="50" w:type="dxa"/>
-              <w:right w:w="80" w:type="dxa"/>
-            </w:tcMar>
-          </w:tcPr>
-          <w:p>
-            <w:pPr>
+            <w:tcW w:w="1195" w:type="dxa"/>
+            <w:tcBorders>
+              <w:top w:val="single" w:sz="4" w:space="0" w:color="000000"/>
+              <w:left w:val="single" w:sz="4" w:space="0" w:color="000000"/>
+              <w:bottom w:val="single" w:sz="4" w:space="0" w:color="000000"/>
+              <w:right w:val="single" w:sz="4" w:space="0" w:color="000000"/>
+            </w:tcBorders>
+            <w:tcMar>
+              <w:top w:w="50" w:type="dxa"/>
+              <w:left w:w="80" w:type="dxa"/>
+              <w:bottom w:w="50" w:type="dxa"/>
+              <w:right w:w="80" w:type="dxa"/>
+            </w:tcMar>
+          </w:tcPr>
+          <w:p>
+            <w:pPr>
+              <w:keepNext/>
               <w:spacing w:after="20"/>
             </w:pPr>
             <w:r>
@@ -4103,22 +4265,23 @@
         </w:tc>
         <w:tc>
           <w:tcPr>
-            <w:tcW w:w="4426" w:type="dxa"/>
-            <w:tcBorders>
-              <w:top w:val="single" w:sz="4" w:space="0" w:color="000000"/>
-              <w:left w:val="single" w:sz="4" w:space="0" w:color="000000"/>
-              <w:bottom w:val="single" w:sz="4" w:space="0" w:color="000000"/>
-              <w:right w:val="single" w:sz="4" w:space="0" w:color="000000"/>
-            </w:tcBorders>
-            <w:tcMar>
-              <w:top w:w="50" w:type="dxa"/>
-              <w:left w:w="80" w:type="dxa"/>
-              <w:bottom w:w="50" w:type="dxa"/>
-              <w:right w:w="80" w:type="dxa"/>
-            </w:tcMar>
-          </w:tcPr>
-          <w:p>
-            <w:pPr>
+            <w:tcW w:w="2301" w:type="dxa"/>
+            <w:tcBorders>
+              <w:top w:val="single" w:sz="4" w:space="0" w:color="000000"/>
+              <w:left w:val="single" w:sz="4" w:space="0" w:color="000000"/>
+              <w:bottom w:val="single" w:sz="4" w:space="0" w:color="000000"/>
+              <w:right w:val="single" w:sz="4" w:space="0" w:color="000000"/>
+            </w:tcBorders>
+            <w:tcMar>
+              <w:top w:w="50" w:type="dxa"/>
+              <w:left w:w="80" w:type="dxa"/>
+              <w:bottom w:w="50" w:type="dxa"/>
+              <w:right w:w="80" w:type="dxa"/>
+            </w:tcMar>
+          </w:tcPr>
+          <w:p>
+            <w:pPr>
+              <w:keepNext/>
               <w:spacing w:after="20"/>
             </w:pPr>
             <w:r>
@@ -4143,22 +4306,23 @@
         </w:trPr>
         <w:tc>
           <w:tcPr>
-            <w:tcW w:w="2300" w:type="dxa"/>
-            <w:tcBorders>
-              <w:top w:val="single" w:sz="4" w:space="0" w:color="000000"/>
-              <w:left w:val="single" w:sz="4" w:space="0" w:color="000000"/>
-              <w:bottom w:val="single" w:sz="4" w:space="0" w:color="000000"/>
-              <w:right w:val="single" w:sz="4" w:space="0" w:color="000000"/>
-            </w:tcBorders>
-            <w:tcMar>
-              <w:top w:w="50" w:type="dxa"/>
-              <w:left w:w="80" w:type="dxa"/>
-              <w:bottom w:w="50" w:type="dxa"/>
-              <w:right w:w="80" w:type="dxa"/>
-            </w:tcMar>
-          </w:tcPr>
-          <w:p>
-            <w:pPr>
+            <w:tcW w:w="1195" w:type="dxa"/>
+            <w:tcBorders>
+              <w:top w:val="single" w:sz="4" w:space="0" w:color="000000"/>
+              <w:left w:val="single" w:sz="4" w:space="0" w:color="000000"/>
+              <w:bottom w:val="single" w:sz="4" w:space="0" w:color="000000"/>
+              <w:right w:val="single" w:sz="4" w:space="0" w:color="000000"/>
+            </w:tcBorders>
+            <w:tcMar>
+              <w:top w:w="50" w:type="dxa"/>
+              <w:left w:w="80" w:type="dxa"/>
+              <w:bottom w:w="50" w:type="dxa"/>
+              <w:right w:w="80" w:type="dxa"/>
+            </w:tcMar>
+          </w:tcPr>
+          <w:p>
+            <w:pPr>
+              <w:keepNext/>
               <w:spacing w:after="20"/>
             </w:pPr>
             <w:r>
@@ -4174,22 +4338,23 @@
         </w:tc>
         <w:tc>
           <w:tcPr>
-            <w:tcW w:w="2300" w:type="dxa"/>
-            <w:tcBorders>
-              <w:top w:val="single" w:sz="4" w:space="0" w:color="000000"/>
-              <w:left w:val="single" w:sz="4" w:space="0" w:color="000000"/>
-              <w:bottom w:val="single" w:sz="4" w:space="0" w:color="000000"/>
-              <w:right w:val="single" w:sz="4" w:space="0" w:color="000000"/>
-            </w:tcBorders>
-            <w:tcMar>
-              <w:top w:w="50" w:type="dxa"/>
-              <w:left w:w="80" w:type="dxa"/>
-              <w:bottom w:w="50" w:type="dxa"/>
-              <w:right w:w="80" w:type="dxa"/>
-            </w:tcMar>
-          </w:tcPr>
-          <w:p>
-            <w:pPr>
+            <w:tcW w:w="1195" w:type="dxa"/>
+            <w:tcBorders>
+              <w:top w:val="single" w:sz="4" w:space="0" w:color="000000"/>
+              <w:left w:val="single" w:sz="4" w:space="0" w:color="000000"/>
+              <w:bottom w:val="single" w:sz="4" w:space="0" w:color="000000"/>
+              <w:right w:val="single" w:sz="4" w:space="0" w:color="000000"/>
+            </w:tcBorders>
+            <w:tcMar>
+              <w:top w:w="50" w:type="dxa"/>
+              <w:left w:w="80" w:type="dxa"/>
+              <w:bottom w:w="50" w:type="dxa"/>
+              <w:right w:w="80" w:type="dxa"/>
+            </w:tcMar>
+          </w:tcPr>
+          <w:p>
+            <w:pPr>
+              <w:keepNext/>
               <w:spacing w:after="20"/>
             </w:pPr>
             <w:r>
@@ -4203,22 +4368,23 @@
         </w:tc>
         <w:tc>
           <w:tcPr>
-            <w:tcW w:w="4426" w:type="dxa"/>
-            <w:tcBorders>
-              <w:top w:val="single" w:sz="4" w:space="0" w:color="000000"/>
-              <w:left w:val="single" w:sz="4" w:space="0" w:color="000000"/>
-              <w:bottom w:val="single" w:sz="4" w:space="0" w:color="000000"/>
-              <w:right w:val="single" w:sz="4" w:space="0" w:color="000000"/>
-            </w:tcBorders>
-            <w:tcMar>
-              <w:top w:w="50" w:type="dxa"/>
-              <w:left w:w="80" w:type="dxa"/>
-              <w:bottom w:w="50" w:type="dxa"/>
-              <w:right w:w="80" w:type="dxa"/>
-            </w:tcMar>
-          </w:tcPr>
-          <w:p>
-            <w:pPr>
+            <w:tcW w:w="2301" w:type="dxa"/>
+            <w:tcBorders>
+              <w:top w:val="single" w:sz="4" w:space="0" w:color="000000"/>
+              <w:left w:val="single" w:sz="4" w:space="0" w:color="000000"/>
+              <w:bottom w:val="single" w:sz="4" w:space="0" w:color="000000"/>
+              <w:right w:val="single" w:sz="4" w:space="0" w:color="000000"/>
+            </w:tcBorders>
+            <w:tcMar>
+              <w:top w:w="50" w:type="dxa"/>
+              <w:left w:w="80" w:type="dxa"/>
+              <w:bottom w:w="50" w:type="dxa"/>
+              <w:right w:w="80" w:type="dxa"/>
+            </w:tcMar>
+          </w:tcPr>
+          <w:p>
+            <w:pPr>
+              <w:keepNext/>
               <w:spacing w:after="20"/>
             </w:pPr>
             <w:r>
@@ -4243,7 +4409,7 @@
         </w:trPr>
         <w:tc>
           <w:tcPr>
-            <w:tcW w:w="2300" w:type="dxa"/>
+            <w:tcW w:w="1195" w:type="dxa"/>
             <w:tcBorders>
               <w:top w:val="single" w:sz="4" w:space="0" w:color="000000"/>
               <w:left w:val="single" w:sz="4" w:space="0" w:color="000000"/>
@@ -4274,7 +4440,7 @@
         </w:tc>
         <w:tc>
           <w:tcPr>
-            <w:tcW w:w="2300" w:type="dxa"/>
+            <w:tcW w:w="1195" w:type="dxa"/>
             <w:tcBorders>
               <w:top w:val="single" w:sz="4" w:space="0" w:color="000000"/>
               <w:left w:val="single" w:sz="4" w:space="0" w:color="000000"/>
@@ -4303,7 +4469,7 @@
         </w:tc>
         <w:tc>
           <w:tcPr>
-            <w:tcW w:w="4426" w:type="dxa"/>
+            <w:tcW w:w="2301" w:type="dxa"/>
             <w:tcBorders>
               <w:top w:val="single" w:sz="4" w:space="0" w:color="000000"/>
               <w:left w:val="single" w:sz="4" w:space="0" w:color="000000"/>
@@ -4350,7 +4516,7 @@
     </w:p>
     <w:tbl>
       <w:tblPr>
-        <w:tblW w:w="9026" w:type="dxa"/>
+        <w:tblW w:w="4693" w:type="dxa"/>
         <w:tblBorders>
           <w:top w:val="single" w:sz="4" w:space="0" w:color="auto"/>
           <w:left w:val="single" w:sz="4" w:space="0" w:color="auto"/>
@@ -4366,8 +4532,8 @@
         <w:tblLook w:val="0000" w:firstRow="0" w:lastRow="0" w:firstColumn="0" w:lastColumn="0" w:noHBand="0" w:noVBand="0"/>
       </w:tblPr>
       <w:tblGrid>
-        <w:gridCol w:w="2300"/>
-        <w:gridCol w:w="6726"/>
+        <w:gridCol w:w="1195"/>
+        <w:gridCol w:w="3497"/>
       </w:tblGrid>
       <w:tr>
         <w:tblPrEx>
@@ -4382,22 +4548,23 @@
         </w:trPr>
         <w:tc>
           <w:tcPr>
-            <w:tcW w:w="2300" w:type="dxa"/>
-            <w:tcBorders>
-              <w:top w:val="single" w:sz="4" w:space="0" w:color="000000"/>
-              <w:left w:val="single" w:sz="4" w:space="0" w:color="000000"/>
-              <w:bottom w:val="single" w:sz="4" w:space="0" w:color="000000"/>
-              <w:right w:val="single" w:sz="4" w:space="0" w:color="000000"/>
-            </w:tcBorders>
-            <w:tcMar>
-              <w:top w:w="50" w:type="dxa"/>
-              <w:left w:w="80" w:type="dxa"/>
-              <w:bottom w:w="50" w:type="dxa"/>
-              <w:right w:w="80" w:type="dxa"/>
-            </w:tcMar>
-          </w:tcPr>
-          <w:p>
-            <w:pPr>
+            <w:tcW w:w="1195" w:type="dxa"/>
+            <w:tcBorders>
+              <w:top w:val="single" w:sz="4" w:space="0" w:color="000000"/>
+              <w:left w:val="single" w:sz="4" w:space="0" w:color="000000"/>
+              <w:bottom w:val="single" w:sz="4" w:space="0" w:color="000000"/>
+              <w:right w:val="single" w:sz="4" w:space="0" w:color="000000"/>
+            </w:tcBorders>
+            <w:tcMar>
+              <w:top w:w="50" w:type="dxa"/>
+              <w:left w:w="80" w:type="dxa"/>
+              <w:bottom w:w="50" w:type="dxa"/>
+              <w:right w:w="80" w:type="dxa"/>
+            </w:tcMar>
+          </w:tcPr>
+          <w:p>
+            <w:pPr>
+              <w:keepNext/>
               <w:spacing w:after="20"/>
             </w:pPr>
             <w:r>
@@ -4413,22 +4580,23 @@
         </w:tc>
         <w:tc>
           <w:tcPr>
-            <w:tcW w:w="6726" w:type="dxa"/>
-            <w:tcBorders>
-              <w:top w:val="single" w:sz="4" w:space="0" w:color="000000"/>
-              <w:left w:val="single" w:sz="4" w:space="0" w:color="000000"/>
-              <w:bottom w:val="single" w:sz="4" w:space="0" w:color="000000"/>
-              <w:right w:val="single" w:sz="4" w:space="0" w:color="000000"/>
-            </w:tcBorders>
-            <w:tcMar>
-              <w:top w:w="50" w:type="dxa"/>
-              <w:left w:w="80" w:type="dxa"/>
-              <w:bottom w:w="50" w:type="dxa"/>
-              <w:right w:w="80" w:type="dxa"/>
-            </w:tcMar>
-          </w:tcPr>
-          <w:p>
-            <w:pPr>
+            <w:tcW w:w="3497" w:type="dxa"/>
+            <w:tcBorders>
+              <w:top w:val="single" w:sz="4" w:space="0" w:color="000000"/>
+              <w:left w:val="single" w:sz="4" w:space="0" w:color="000000"/>
+              <w:bottom w:val="single" w:sz="4" w:space="0" w:color="000000"/>
+              <w:right w:val="single" w:sz="4" w:space="0" w:color="000000"/>
+            </w:tcBorders>
+            <w:tcMar>
+              <w:top w:w="50" w:type="dxa"/>
+              <w:left w:w="80" w:type="dxa"/>
+              <w:bottom w:w="50" w:type="dxa"/>
+              <w:right w:w="80" w:type="dxa"/>
+            </w:tcMar>
+          </w:tcPr>
+          <w:p>
+            <w:pPr>
+              <w:keepNext/>
               <w:spacing w:after="20"/>
             </w:pPr>
             <w:r>
@@ -4455,22 +4623,23 @@
         </w:trPr>
         <w:tc>
           <w:tcPr>
-            <w:tcW w:w="2300" w:type="dxa"/>
-            <w:tcBorders>
-              <w:top w:val="single" w:sz="4" w:space="0" w:color="000000"/>
-              <w:left w:val="single" w:sz="4" w:space="0" w:color="000000"/>
-              <w:bottom w:val="single" w:sz="4" w:space="0" w:color="000000"/>
-              <w:right w:val="single" w:sz="4" w:space="0" w:color="000000"/>
-            </w:tcBorders>
-            <w:tcMar>
-              <w:top w:w="50" w:type="dxa"/>
-              <w:left w:w="80" w:type="dxa"/>
-              <w:bottom w:w="50" w:type="dxa"/>
-              <w:right w:w="80" w:type="dxa"/>
-            </w:tcMar>
-          </w:tcPr>
-          <w:p>
-            <w:pPr>
+            <w:tcW w:w="1195" w:type="dxa"/>
+            <w:tcBorders>
+              <w:top w:val="single" w:sz="4" w:space="0" w:color="000000"/>
+              <w:left w:val="single" w:sz="4" w:space="0" w:color="000000"/>
+              <w:bottom w:val="single" w:sz="4" w:space="0" w:color="000000"/>
+              <w:right w:val="single" w:sz="4" w:space="0" w:color="000000"/>
+            </w:tcBorders>
+            <w:tcMar>
+              <w:top w:w="50" w:type="dxa"/>
+              <w:left w:w="80" w:type="dxa"/>
+              <w:bottom w:w="50" w:type="dxa"/>
+              <w:right w:w="80" w:type="dxa"/>
+            </w:tcMar>
+          </w:tcPr>
+          <w:p>
+            <w:pPr>
+              <w:keepNext/>
               <w:spacing w:after="20"/>
             </w:pPr>
             <w:r>
@@ -4486,22 +4655,23 @@
         </w:tc>
         <w:tc>
           <w:tcPr>
-            <w:tcW w:w="6726" w:type="dxa"/>
-            <w:tcBorders>
-              <w:top w:val="single" w:sz="4" w:space="0" w:color="000000"/>
-              <w:left w:val="single" w:sz="4" w:space="0" w:color="000000"/>
-              <w:bottom w:val="single" w:sz="4" w:space="0" w:color="000000"/>
-              <w:right w:val="single" w:sz="4" w:space="0" w:color="000000"/>
-            </w:tcBorders>
-            <w:tcMar>
-              <w:top w:w="50" w:type="dxa"/>
-              <w:left w:w="80" w:type="dxa"/>
-              <w:bottom w:w="50" w:type="dxa"/>
-              <w:right w:w="80" w:type="dxa"/>
-            </w:tcMar>
-          </w:tcPr>
-          <w:p>
-            <w:pPr>
+            <w:tcW w:w="3497" w:type="dxa"/>
+            <w:tcBorders>
+              <w:top w:val="single" w:sz="4" w:space="0" w:color="000000"/>
+              <w:left w:val="single" w:sz="4" w:space="0" w:color="000000"/>
+              <w:bottom w:val="single" w:sz="4" w:space="0" w:color="000000"/>
+              <w:right w:val="single" w:sz="4" w:space="0" w:color="000000"/>
+            </w:tcBorders>
+            <w:tcMar>
+              <w:top w:w="50" w:type="dxa"/>
+              <w:left w:w="80" w:type="dxa"/>
+              <w:bottom w:w="50" w:type="dxa"/>
+              <w:right w:w="80" w:type="dxa"/>
+            </w:tcMar>
+          </w:tcPr>
+          <w:p>
+            <w:pPr>
+              <w:keepNext/>
               <w:spacing w:after="20"/>
             </w:pPr>
             <w:r>
@@ -4526,22 +4696,23 @@
         </w:trPr>
         <w:tc>
           <w:tcPr>
-            <w:tcW w:w="2300" w:type="dxa"/>
-            <w:tcBorders>
-              <w:top w:val="single" w:sz="4" w:space="0" w:color="000000"/>
-              <w:left w:val="single" w:sz="4" w:space="0" w:color="000000"/>
-              <w:bottom w:val="single" w:sz="4" w:space="0" w:color="000000"/>
-              <w:right w:val="single" w:sz="4" w:space="0" w:color="000000"/>
-            </w:tcBorders>
-            <w:tcMar>
-              <w:top w:w="50" w:type="dxa"/>
-              <w:left w:w="80" w:type="dxa"/>
-              <w:bottom w:w="50" w:type="dxa"/>
-              <w:right w:w="80" w:type="dxa"/>
-            </w:tcMar>
-          </w:tcPr>
-          <w:p>
-            <w:pPr>
+            <w:tcW w:w="1195" w:type="dxa"/>
+            <w:tcBorders>
+              <w:top w:val="single" w:sz="4" w:space="0" w:color="000000"/>
+              <w:left w:val="single" w:sz="4" w:space="0" w:color="000000"/>
+              <w:bottom w:val="single" w:sz="4" w:space="0" w:color="000000"/>
+              <w:right w:val="single" w:sz="4" w:space="0" w:color="000000"/>
+            </w:tcBorders>
+            <w:tcMar>
+              <w:top w:w="50" w:type="dxa"/>
+              <w:left w:w="80" w:type="dxa"/>
+              <w:bottom w:w="50" w:type="dxa"/>
+              <w:right w:w="80" w:type="dxa"/>
+            </w:tcMar>
+          </w:tcPr>
+          <w:p>
+            <w:pPr>
+              <w:keepNext/>
               <w:spacing w:after="20"/>
             </w:pPr>
             <w:r>
@@ -4557,22 +4728,23 @@
         </w:tc>
         <w:tc>
           <w:tcPr>
-            <w:tcW w:w="6726" w:type="dxa"/>
-            <w:tcBorders>
-              <w:top w:val="single" w:sz="4" w:space="0" w:color="000000"/>
-              <w:left w:val="single" w:sz="4" w:space="0" w:color="000000"/>
-              <w:bottom w:val="single" w:sz="4" w:space="0" w:color="000000"/>
-              <w:right w:val="single" w:sz="4" w:space="0" w:color="000000"/>
-            </w:tcBorders>
-            <w:tcMar>
-              <w:top w:w="50" w:type="dxa"/>
-              <w:left w:w="80" w:type="dxa"/>
-              <w:bottom w:w="50" w:type="dxa"/>
-              <w:right w:w="80" w:type="dxa"/>
-            </w:tcMar>
-          </w:tcPr>
-          <w:p>
-            <w:pPr>
+            <w:tcW w:w="3497" w:type="dxa"/>
+            <w:tcBorders>
+              <w:top w:val="single" w:sz="4" w:space="0" w:color="000000"/>
+              <w:left w:val="single" w:sz="4" w:space="0" w:color="000000"/>
+              <w:bottom w:val="single" w:sz="4" w:space="0" w:color="000000"/>
+              <w:right w:val="single" w:sz="4" w:space="0" w:color="000000"/>
+            </w:tcBorders>
+            <w:tcMar>
+              <w:top w:w="50" w:type="dxa"/>
+              <w:left w:w="80" w:type="dxa"/>
+              <w:bottom w:w="50" w:type="dxa"/>
+              <w:right w:w="80" w:type="dxa"/>
+            </w:tcMar>
+          </w:tcPr>
+          <w:p>
+            <w:pPr>
+              <w:keepNext/>
               <w:spacing w:after="20"/>
             </w:pPr>
             <w:r>
@@ -4597,22 +4769,23 @@
         </w:trPr>
         <w:tc>
           <w:tcPr>
-            <w:tcW w:w="2300" w:type="dxa"/>
-            <w:tcBorders>
-              <w:top w:val="single" w:sz="4" w:space="0" w:color="000000"/>
-              <w:left w:val="single" w:sz="4" w:space="0" w:color="000000"/>
-              <w:bottom w:val="single" w:sz="4" w:space="0" w:color="000000"/>
-              <w:right w:val="single" w:sz="4" w:space="0" w:color="000000"/>
-            </w:tcBorders>
-            <w:tcMar>
-              <w:top w:w="50" w:type="dxa"/>
-              <w:left w:w="80" w:type="dxa"/>
-              <w:bottom w:w="50" w:type="dxa"/>
-              <w:right w:w="80" w:type="dxa"/>
-            </w:tcMar>
-          </w:tcPr>
-          <w:p>
-            <w:pPr>
+            <w:tcW w:w="1195" w:type="dxa"/>
+            <w:tcBorders>
+              <w:top w:val="single" w:sz="4" w:space="0" w:color="000000"/>
+              <w:left w:val="single" w:sz="4" w:space="0" w:color="000000"/>
+              <w:bottom w:val="single" w:sz="4" w:space="0" w:color="000000"/>
+              <w:right w:val="single" w:sz="4" w:space="0" w:color="000000"/>
+            </w:tcBorders>
+            <w:tcMar>
+              <w:top w:w="50" w:type="dxa"/>
+              <w:left w:w="80" w:type="dxa"/>
+              <w:bottom w:w="50" w:type="dxa"/>
+              <w:right w:w="80" w:type="dxa"/>
+            </w:tcMar>
+          </w:tcPr>
+          <w:p>
+            <w:pPr>
+              <w:keepNext/>
               <w:spacing w:after="20"/>
             </w:pPr>
             <w:r>
@@ -4628,22 +4801,23 @@
         </w:tc>
         <w:tc>
           <w:tcPr>
-            <w:tcW w:w="6726" w:type="dxa"/>
-            <w:tcBorders>
-              <w:top w:val="single" w:sz="4" w:space="0" w:color="000000"/>
-              <w:left w:val="single" w:sz="4" w:space="0" w:color="000000"/>
-              <w:bottom w:val="single" w:sz="4" w:space="0" w:color="000000"/>
-              <w:right w:val="single" w:sz="4" w:space="0" w:color="000000"/>
-            </w:tcBorders>
-            <w:tcMar>
-              <w:top w:w="50" w:type="dxa"/>
-              <w:left w:w="80" w:type="dxa"/>
-              <w:bottom w:w="50" w:type="dxa"/>
-              <w:right w:w="80" w:type="dxa"/>
-            </w:tcMar>
-          </w:tcPr>
-          <w:p>
-            <w:pPr>
+            <w:tcW w:w="3497" w:type="dxa"/>
+            <w:tcBorders>
+              <w:top w:val="single" w:sz="4" w:space="0" w:color="000000"/>
+              <w:left w:val="single" w:sz="4" w:space="0" w:color="000000"/>
+              <w:bottom w:val="single" w:sz="4" w:space="0" w:color="000000"/>
+              <w:right w:val="single" w:sz="4" w:space="0" w:color="000000"/>
+            </w:tcBorders>
+            <w:tcMar>
+              <w:top w:w="50" w:type="dxa"/>
+              <w:left w:w="80" w:type="dxa"/>
+              <w:bottom w:w="50" w:type="dxa"/>
+              <w:right w:w="80" w:type="dxa"/>
+            </w:tcMar>
+          </w:tcPr>
+          <w:p>
+            <w:pPr>
+              <w:keepNext/>
               <w:spacing w:after="20"/>
             </w:pPr>
             <w:r>
@@ -4668,22 +4842,23 @@
         </w:trPr>
         <w:tc>
           <w:tcPr>
-            <w:tcW w:w="2300" w:type="dxa"/>
-            <w:tcBorders>
-              <w:top w:val="single" w:sz="4" w:space="0" w:color="000000"/>
-              <w:left w:val="single" w:sz="4" w:space="0" w:color="000000"/>
-              <w:bottom w:val="single" w:sz="4" w:space="0" w:color="000000"/>
-              <w:right w:val="single" w:sz="4" w:space="0" w:color="000000"/>
-            </w:tcBorders>
-            <w:tcMar>
-              <w:top w:w="50" w:type="dxa"/>
-              <w:left w:w="80" w:type="dxa"/>
-              <w:bottom w:w="50" w:type="dxa"/>
-              <w:right w:w="80" w:type="dxa"/>
-            </w:tcMar>
-          </w:tcPr>
-          <w:p>
-            <w:pPr>
+            <w:tcW w:w="1195" w:type="dxa"/>
+            <w:tcBorders>
+              <w:top w:val="single" w:sz="4" w:space="0" w:color="000000"/>
+              <w:left w:val="single" w:sz="4" w:space="0" w:color="000000"/>
+              <w:bottom w:val="single" w:sz="4" w:space="0" w:color="000000"/>
+              <w:right w:val="single" w:sz="4" w:space="0" w:color="000000"/>
+            </w:tcBorders>
+            <w:tcMar>
+              <w:top w:w="50" w:type="dxa"/>
+              <w:left w:w="80" w:type="dxa"/>
+              <w:bottom w:w="50" w:type="dxa"/>
+              <w:right w:w="80" w:type="dxa"/>
+            </w:tcMar>
+          </w:tcPr>
+          <w:p>
+            <w:pPr>
+              <w:keepNext/>
               <w:spacing w:after="20"/>
             </w:pPr>
             <w:r>
@@ -4699,22 +4874,23 @@
         </w:tc>
         <w:tc>
           <w:tcPr>
-            <w:tcW w:w="6726" w:type="dxa"/>
-            <w:tcBorders>
-              <w:top w:val="single" w:sz="4" w:space="0" w:color="000000"/>
-              <w:left w:val="single" w:sz="4" w:space="0" w:color="000000"/>
-              <w:bottom w:val="single" w:sz="4" w:space="0" w:color="000000"/>
-              <w:right w:val="single" w:sz="4" w:space="0" w:color="000000"/>
-            </w:tcBorders>
-            <w:tcMar>
-              <w:top w:w="50" w:type="dxa"/>
-              <w:left w:w="80" w:type="dxa"/>
-              <w:bottom w:w="50" w:type="dxa"/>
-              <w:right w:w="80" w:type="dxa"/>
-            </w:tcMar>
-          </w:tcPr>
-          <w:p>
-            <w:pPr>
+            <w:tcW w:w="3497" w:type="dxa"/>
+            <w:tcBorders>
+              <w:top w:val="single" w:sz="4" w:space="0" w:color="000000"/>
+              <w:left w:val="single" w:sz="4" w:space="0" w:color="000000"/>
+              <w:bottom w:val="single" w:sz="4" w:space="0" w:color="000000"/>
+              <w:right w:val="single" w:sz="4" w:space="0" w:color="000000"/>
+            </w:tcBorders>
+            <w:tcMar>
+              <w:top w:w="50" w:type="dxa"/>
+              <w:left w:w="80" w:type="dxa"/>
+              <w:bottom w:w="50" w:type="dxa"/>
+              <w:right w:w="80" w:type="dxa"/>
+            </w:tcMar>
+          </w:tcPr>
+          <w:p>
+            <w:pPr>
+              <w:keepNext/>
               <w:spacing w:after="20"/>
             </w:pPr>
             <w:r>
@@ -4739,22 +4915,23 @@
         </w:trPr>
         <w:tc>
           <w:tcPr>
-            <w:tcW w:w="2300" w:type="dxa"/>
-            <w:tcBorders>
-              <w:top w:val="single" w:sz="4" w:space="0" w:color="000000"/>
-              <w:left w:val="single" w:sz="4" w:space="0" w:color="000000"/>
-              <w:bottom w:val="single" w:sz="4" w:space="0" w:color="000000"/>
-              <w:right w:val="single" w:sz="4" w:space="0" w:color="000000"/>
-            </w:tcBorders>
-            <w:tcMar>
-              <w:top w:w="50" w:type="dxa"/>
-              <w:left w:w="80" w:type="dxa"/>
-              <w:bottom w:w="50" w:type="dxa"/>
-              <w:right w:w="80" w:type="dxa"/>
-            </w:tcMar>
-          </w:tcPr>
-          <w:p>
-            <w:pPr>
+            <w:tcW w:w="1195" w:type="dxa"/>
+            <w:tcBorders>
+              <w:top w:val="single" w:sz="4" w:space="0" w:color="000000"/>
+              <w:left w:val="single" w:sz="4" w:space="0" w:color="000000"/>
+              <w:bottom w:val="single" w:sz="4" w:space="0" w:color="000000"/>
+              <w:right w:val="single" w:sz="4" w:space="0" w:color="000000"/>
+            </w:tcBorders>
+            <w:tcMar>
+              <w:top w:w="50" w:type="dxa"/>
+              <w:left w:w="80" w:type="dxa"/>
+              <w:bottom w:w="50" w:type="dxa"/>
+              <w:right w:w="80" w:type="dxa"/>
+            </w:tcMar>
+          </w:tcPr>
+          <w:p>
+            <w:pPr>
+              <w:keepNext/>
               <w:spacing w:after="20"/>
             </w:pPr>
             <w:r>
@@ -4770,22 +4947,23 @@
         </w:tc>
         <w:tc>
           <w:tcPr>
-            <w:tcW w:w="6726" w:type="dxa"/>
-            <w:tcBorders>
-              <w:top w:val="single" w:sz="4" w:space="0" w:color="000000"/>
-              <w:left w:val="single" w:sz="4" w:space="0" w:color="000000"/>
-              <w:bottom w:val="single" w:sz="4" w:space="0" w:color="000000"/>
-              <w:right w:val="single" w:sz="4" w:space="0" w:color="000000"/>
-            </w:tcBorders>
-            <w:tcMar>
-              <w:top w:w="50" w:type="dxa"/>
-              <w:left w:w="80" w:type="dxa"/>
-              <w:bottom w:w="50" w:type="dxa"/>
-              <w:right w:w="80" w:type="dxa"/>
-            </w:tcMar>
-          </w:tcPr>
-          <w:p>
-            <w:pPr>
+            <w:tcW w:w="3497" w:type="dxa"/>
+            <w:tcBorders>
+              <w:top w:val="single" w:sz="4" w:space="0" w:color="000000"/>
+              <w:left w:val="single" w:sz="4" w:space="0" w:color="000000"/>
+              <w:bottom w:val="single" w:sz="4" w:space="0" w:color="000000"/>
+              <w:right w:val="single" w:sz="4" w:space="0" w:color="000000"/>
+            </w:tcBorders>
+            <w:tcMar>
+              <w:top w:w="50" w:type="dxa"/>
+              <w:left w:w="80" w:type="dxa"/>
+              <w:bottom w:w="50" w:type="dxa"/>
+              <w:right w:w="80" w:type="dxa"/>
+            </w:tcMar>
+          </w:tcPr>
+          <w:p>
+            <w:pPr>
+              <w:keepNext/>
               <w:spacing w:after="20"/>
             </w:pPr>
             <w:r>
@@ -4810,22 +4988,23 @@
         </w:trPr>
         <w:tc>
           <w:tcPr>
-            <w:tcW w:w="2300" w:type="dxa"/>
-            <w:tcBorders>
-              <w:top w:val="single" w:sz="4" w:space="0" w:color="000000"/>
-              <w:left w:val="single" w:sz="4" w:space="0" w:color="000000"/>
-              <w:bottom w:val="single" w:sz="4" w:space="0" w:color="000000"/>
-              <w:right w:val="single" w:sz="4" w:space="0" w:color="000000"/>
-            </w:tcBorders>
-            <w:tcMar>
-              <w:top w:w="50" w:type="dxa"/>
-              <w:left w:w="80" w:type="dxa"/>
-              <w:bottom w:w="50" w:type="dxa"/>
-              <w:right w:w="80" w:type="dxa"/>
-            </w:tcMar>
-          </w:tcPr>
-          <w:p>
-            <w:pPr>
+            <w:tcW w:w="1195" w:type="dxa"/>
+            <w:tcBorders>
+              <w:top w:val="single" w:sz="4" w:space="0" w:color="000000"/>
+              <w:left w:val="single" w:sz="4" w:space="0" w:color="000000"/>
+              <w:bottom w:val="single" w:sz="4" w:space="0" w:color="000000"/>
+              <w:right w:val="single" w:sz="4" w:space="0" w:color="000000"/>
+            </w:tcBorders>
+            <w:tcMar>
+              <w:top w:w="50" w:type="dxa"/>
+              <w:left w:w="80" w:type="dxa"/>
+              <w:bottom w:w="50" w:type="dxa"/>
+              <w:right w:w="80" w:type="dxa"/>
+            </w:tcMar>
+          </w:tcPr>
+          <w:p>
+            <w:pPr>
+              <w:keepNext/>
               <w:spacing w:after="20"/>
             </w:pPr>
             <w:r>
@@ -4841,22 +5020,23 @@
         </w:tc>
         <w:tc>
           <w:tcPr>
-            <w:tcW w:w="6726" w:type="dxa"/>
-            <w:tcBorders>
-              <w:top w:val="single" w:sz="4" w:space="0" w:color="000000"/>
-              <w:left w:val="single" w:sz="4" w:space="0" w:color="000000"/>
-              <w:bottom w:val="single" w:sz="4" w:space="0" w:color="000000"/>
-              <w:right w:val="single" w:sz="4" w:space="0" w:color="000000"/>
-            </w:tcBorders>
-            <w:tcMar>
-              <w:top w:w="50" w:type="dxa"/>
-              <w:left w:w="80" w:type="dxa"/>
-              <w:bottom w:w="50" w:type="dxa"/>
-              <w:right w:w="80" w:type="dxa"/>
-            </w:tcMar>
-          </w:tcPr>
-          <w:p>
-            <w:pPr>
+            <w:tcW w:w="3497" w:type="dxa"/>
+            <w:tcBorders>
+              <w:top w:val="single" w:sz="4" w:space="0" w:color="000000"/>
+              <w:left w:val="single" w:sz="4" w:space="0" w:color="000000"/>
+              <w:bottom w:val="single" w:sz="4" w:space="0" w:color="000000"/>
+              <w:right w:val="single" w:sz="4" w:space="0" w:color="000000"/>
+            </w:tcBorders>
+            <w:tcMar>
+              <w:top w:w="50" w:type="dxa"/>
+              <w:left w:w="80" w:type="dxa"/>
+              <w:bottom w:w="50" w:type="dxa"/>
+              <w:right w:w="80" w:type="dxa"/>
+            </w:tcMar>
+          </w:tcPr>
+          <w:p>
+            <w:pPr>
+              <w:keepNext/>
               <w:spacing w:after="20"/>
             </w:pPr>
             <w:r>
@@ -4881,22 +5061,23 @@
         </w:trPr>
         <w:tc>
           <w:tcPr>
-            <w:tcW w:w="2300" w:type="dxa"/>
-            <w:tcBorders>
-              <w:top w:val="single" w:sz="4" w:space="0" w:color="000000"/>
-              <w:left w:val="single" w:sz="4" w:space="0" w:color="000000"/>
-              <w:bottom w:val="single" w:sz="4" w:space="0" w:color="000000"/>
-              <w:right w:val="single" w:sz="4" w:space="0" w:color="000000"/>
-            </w:tcBorders>
-            <w:tcMar>
-              <w:top w:w="50" w:type="dxa"/>
-              <w:left w:w="80" w:type="dxa"/>
-              <w:bottom w:w="50" w:type="dxa"/>
-              <w:right w:w="80" w:type="dxa"/>
-            </w:tcMar>
-          </w:tcPr>
-          <w:p>
-            <w:pPr>
+            <w:tcW w:w="1195" w:type="dxa"/>
+            <w:tcBorders>
+              <w:top w:val="single" w:sz="4" w:space="0" w:color="000000"/>
+              <w:left w:val="single" w:sz="4" w:space="0" w:color="000000"/>
+              <w:bottom w:val="single" w:sz="4" w:space="0" w:color="000000"/>
+              <w:right w:val="single" w:sz="4" w:space="0" w:color="000000"/>
+            </w:tcBorders>
+            <w:tcMar>
+              <w:top w:w="50" w:type="dxa"/>
+              <w:left w:w="80" w:type="dxa"/>
+              <w:bottom w:w="50" w:type="dxa"/>
+              <w:right w:w="80" w:type="dxa"/>
+            </w:tcMar>
+          </w:tcPr>
+          <w:p>
+            <w:pPr>
+              <w:keepNext/>
               <w:spacing w:after="20"/>
             </w:pPr>
             <w:r>
@@ -4912,22 +5093,23 @@
         </w:tc>
         <w:tc>
           <w:tcPr>
-            <w:tcW w:w="6726" w:type="dxa"/>
-            <w:tcBorders>
-              <w:top w:val="single" w:sz="4" w:space="0" w:color="000000"/>
-              <w:left w:val="single" w:sz="4" w:space="0" w:color="000000"/>
-              <w:bottom w:val="single" w:sz="4" w:space="0" w:color="000000"/>
-              <w:right w:val="single" w:sz="4" w:space="0" w:color="000000"/>
-            </w:tcBorders>
-            <w:tcMar>
-              <w:top w:w="50" w:type="dxa"/>
-              <w:left w:w="80" w:type="dxa"/>
-              <w:bottom w:w="50" w:type="dxa"/>
-              <w:right w:w="80" w:type="dxa"/>
-            </w:tcMar>
-          </w:tcPr>
-          <w:p>
-            <w:pPr>
+            <w:tcW w:w="3497" w:type="dxa"/>
+            <w:tcBorders>
+              <w:top w:val="single" w:sz="4" w:space="0" w:color="000000"/>
+              <w:left w:val="single" w:sz="4" w:space="0" w:color="000000"/>
+              <w:bottom w:val="single" w:sz="4" w:space="0" w:color="000000"/>
+              <w:right w:val="single" w:sz="4" w:space="0" w:color="000000"/>
+            </w:tcBorders>
+            <w:tcMar>
+              <w:top w:w="50" w:type="dxa"/>
+              <w:left w:w="80" w:type="dxa"/>
+              <w:bottom w:w="50" w:type="dxa"/>
+              <w:right w:w="80" w:type="dxa"/>
+            </w:tcMar>
+          </w:tcPr>
+          <w:p>
+            <w:pPr>
+              <w:keepNext/>
               <w:spacing w:after="20"/>
             </w:pPr>
             <w:r>
@@ -4952,22 +5134,23 @@
         </w:trPr>
         <w:tc>
           <w:tcPr>
-            <w:tcW w:w="2300" w:type="dxa"/>
-            <w:tcBorders>
-              <w:top w:val="single" w:sz="4" w:space="0" w:color="000000"/>
-              <w:left w:val="single" w:sz="4" w:space="0" w:color="000000"/>
-              <w:bottom w:val="single" w:sz="4" w:space="0" w:color="000000"/>
-              <w:right w:val="single" w:sz="4" w:space="0" w:color="000000"/>
-            </w:tcBorders>
-            <w:tcMar>
-              <w:top w:w="50" w:type="dxa"/>
-              <w:left w:w="80" w:type="dxa"/>
-              <w:bottom w:w="50" w:type="dxa"/>
-              <w:right w:w="80" w:type="dxa"/>
-            </w:tcMar>
-          </w:tcPr>
-          <w:p>
-            <w:pPr>
+            <w:tcW w:w="1195" w:type="dxa"/>
+            <w:tcBorders>
+              <w:top w:val="single" w:sz="4" w:space="0" w:color="000000"/>
+              <w:left w:val="single" w:sz="4" w:space="0" w:color="000000"/>
+              <w:bottom w:val="single" w:sz="4" w:space="0" w:color="000000"/>
+              <w:right w:val="single" w:sz="4" w:space="0" w:color="000000"/>
+            </w:tcBorders>
+            <w:tcMar>
+              <w:top w:w="50" w:type="dxa"/>
+              <w:left w:w="80" w:type="dxa"/>
+              <w:bottom w:w="50" w:type="dxa"/>
+              <w:right w:w="80" w:type="dxa"/>
+            </w:tcMar>
+          </w:tcPr>
+          <w:p>
+            <w:pPr>
+              <w:keepNext/>
               <w:spacing w:after="20"/>
             </w:pPr>
             <w:r>
@@ -4983,22 +5166,23 @@
         </w:tc>
         <w:tc>
           <w:tcPr>
-            <w:tcW w:w="6726" w:type="dxa"/>
-            <w:tcBorders>
-              <w:top w:val="single" w:sz="4" w:space="0" w:color="000000"/>
-              <w:left w:val="single" w:sz="4" w:space="0" w:color="000000"/>
-              <w:bottom w:val="single" w:sz="4" w:space="0" w:color="000000"/>
-              <w:right w:val="single" w:sz="4" w:space="0" w:color="000000"/>
-            </w:tcBorders>
-            <w:tcMar>
-              <w:top w:w="50" w:type="dxa"/>
-              <w:left w:w="80" w:type="dxa"/>
-              <w:bottom w:w="50" w:type="dxa"/>
-              <w:right w:w="80" w:type="dxa"/>
-            </w:tcMar>
-          </w:tcPr>
-          <w:p>
-            <w:pPr>
+            <w:tcW w:w="3497" w:type="dxa"/>
+            <w:tcBorders>
+              <w:top w:val="single" w:sz="4" w:space="0" w:color="000000"/>
+              <w:left w:val="single" w:sz="4" w:space="0" w:color="000000"/>
+              <w:bottom w:val="single" w:sz="4" w:space="0" w:color="000000"/>
+              <w:right w:val="single" w:sz="4" w:space="0" w:color="000000"/>
+            </w:tcBorders>
+            <w:tcMar>
+              <w:top w:w="50" w:type="dxa"/>
+              <w:left w:w="80" w:type="dxa"/>
+              <w:bottom w:w="50" w:type="dxa"/>
+              <w:right w:w="80" w:type="dxa"/>
+            </w:tcMar>
+          </w:tcPr>
+          <w:p>
+            <w:pPr>
+              <w:keepNext/>
               <w:spacing w:after="20"/>
             </w:pPr>
             <w:r>
@@ -5023,22 +5207,23 @@
         </w:trPr>
         <w:tc>
           <w:tcPr>
-            <w:tcW w:w="2300" w:type="dxa"/>
-            <w:tcBorders>
-              <w:top w:val="single" w:sz="4" w:space="0" w:color="000000"/>
-              <w:left w:val="single" w:sz="4" w:space="0" w:color="000000"/>
-              <w:bottom w:val="single" w:sz="4" w:space="0" w:color="000000"/>
-              <w:right w:val="single" w:sz="4" w:space="0" w:color="000000"/>
-            </w:tcBorders>
-            <w:tcMar>
-              <w:top w:w="50" w:type="dxa"/>
-              <w:left w:w="80" w:type="dxa"/>
-              <w:bottom w:w="50" w:type="dxa"/>
-              <w:right w:w="80" w:type="dxa"/>
-            </w:tcMar>
-          </w:tcPr>
-          <w:p>
-            <w:pPr>
+            <w:tcW w:w="1195" w:type="dxa"/>
+            <w:tcBorders>
+              <w:top w:val="single" w:sz="4" w:space="0" w:color="000000"/>
+              <w:left w:val="single" w:sz="4" w:space="0" w:color="000000"/>
+              <w:bottom w:val="single" w:sz="4" w:space="0" w:color="000000"/>
+              <w:right w:val="single" w:sz="4" w:space="0" w:color="000000"/>
+            </w:tcBorders>
+            <w:tcMar>
+              <w:top w:w="50" w:type="dxa"/>
+              <w:left w:w="80" w:type="dxa"/>
+              <w:bottom w:w="50" w:type="dxa"/>
+              <w:right w:w="80" w:type="dxa"/>
+            </w:tcMar>
+          </w:tcPr>
+          <w:p>
+            <w:pPr>
+              <w:keepNext/>
               <w:spacing w:after="20"/>
             </w:pPr>
             <w:r>
@@ -5054,22 +5239,23 @@
         </w:tc>
         <w:tc>
           <w:tcPr>
-            <w:tcW w:w="6726" w:type="dxa"/>
-            <w:tcBorders>
-              <w:top w:val="single" w:sz="4" w:space="0" w:color="000000"/>
-              <w:left w:val="single" w:sz="4" w:space="0" w:color="000000"/>
-              <w:bottom w:val="single" w:sz="4" w:space="0" w:color="000000"/>
-              <w:right w:val="single" w:sz="4" w:space="0" w:color="000000"/>
-            </w:tcBorders>
-            <w:tcMar>
-              <w:top w:w="50" w:type="dxa"/>
-              <w:left w:w="80" w:type="dxa"/>
-              <w:bottom w:w="50" w:type="dxa"/>
-              <w:right w:w="80" w:type="dxa"/>
-            </w:tcMar>
-          </w:tcPr>
-          <w:p>
-            <w:pPr>
+            <w:tcW w:w="3497" w:type="dxa"/>
+            <w:tcBorders>
+              <w:top w:val="single" w:sz="4" w:space="0" w:color="000000"/>
+              <w:left w:val="single" w:sz="4" w:space="0" w:color="000000"/>
+              <w:bottom w:val="single" w:sz="4" w:space="0" w:color="000000"/>
+              <w:right w:val="single" w:sz="4" w:space="0" w:color="000000"/>
+            </w:tcBorders>
+            <w:tcMar>
+              <w:top w:w="50" w:type="dxa"/>
+              <w:left w:w="80" w:type="dxa"/>
+              <w:bottom w:w="50" w:type="dxa"/>
+              <w:right w:w="80" w:type="dxa"/>
+            </w:tcMar>
+          </w:tcPr>
+          <w:p>
+            <w:pPr>
+              <w:keepNext/>
               <w:spacing w:after="20"/>
             </w:pPr>
             <w:r>
@@ -5094,7 +5280,7 @@
         </w:trPr>
         <w:tc>
           <w:tcPr>
-            <w:tcW w:w="2300" w:type="dxa"/>
+            <w:tcW w:w="1195" w:type="dxa"/>
             <w:tcBorders>
               <w:top w:val="single" w:sz="4" w:space="0" w:color="000000"/>
               <w:left w:val="single" w:sz="4" w:space="0" w:color="000000"/>
@@ -5125,7 +5311,7 @@
         </w:tc>
         <w:tc>
           <w:tcPr>
-            <w:tcW w:w="6726" w:type="dxa"/>
+            <w:tcW w:w="3497" w:type="dxa"/>
             <w:tcBorders>
               <w:top w:val="single" w:sz="4" w:space="0" w:color="000000"/>
               <w:left w:val="single" w:sz="4" w:space="0" w:color="000000"/>
@@ -5162,6 +5348,22 @@
       <w:r>
         <w:t>G. Overall Algorithm</w:t>
       </w:r>
+    </w:p>
+    <w:p>
+      <w:pPr>
+        <w:spacing w:before="0" w:after="0" w:line="40" w:lineRule="exact"/>
+        <w:rPr>
+          <w:sz w:val="2"/>
+        </w:rPr>
+        <w:sectPr>
+          <w:footerReference w:type="default" r:id="rId9"/>
+          <w:type w:val="continuous"/>
+          <w:pgSz w:w="11906" w:h="16838"/>
+          <w:pgMar w:top="1080" w:right="1080" w:bottom="1300" w:left="1080" w:header="708" w:footer="708" w:gutter="0"/>
+          <w:cols w:num="2" w:space="360"/>
+          <w:docGrid w:linePitch="360"/>
+        </w:sectPr>
+      </w:pPr>
     </w:p>
     <w:tbl>
       <w:tblPr>
@@ -5403,6 +5605,22 @@
     </w:tbl>
     <w:p>
       <w:pPr>
+        <w:spacing w:before="0" w:after="0" w:line="40" w:lineRule="exact"/>
+        <w:rPr>
+          <w:sz w:val="2"/>
+        </w:rPr>
+        <w:sectPr>
+          <w:footerReference w:type="default" r:id="rId9"/>
+          <w:type w:val="continuous"/>
+          <w:pgSz w:w="11906" w:h="16838"/>
+          <w:pgMar w:top="1080" w:right="1080" w:bottom="1300" w:left="1080" w:header="708" w:footer="708" w:gutter="0"/>
+          <w:cols w:space="720"/>
+          <w:docGrid w:linePitch="360"/>
+        </w:sectPr>
+      </w:pPr>
+    </w:p>
+    <w:p>
+      <w:pPr>
         <w:pStyle w:val="Heading2"/>
         <w:keepNext/>
       </w:pPr>
@@ -5416,7 +5634,7 @@
         <w:jc w:val="both"/>
       </w:pPr>
       <w:r>
-        <w:t xml:space="preserve">The backend exposes a REST API through which edge nodes post detection records with a vehicle key, and stores them in PostgreSQL. Each municipality is registered as a centre and radius; a hazard is accepted only if it lies inside one of them and, according to OpenStreetMap road data queried through the Overpass API, on a public road (results are cached, and the check is skipped rather than blocking when the service is unavailable). After each synchronized batch, a background task raises a ticket for every cluster that has reached the detection threshold and has no current ticket. The ticketing step sends only the facts of a cluster (location, severity tier and priority, number of detections and vehicles, dates, repair history and the municipality’s office with its distance) to the Gemini API with an instruction not to invent details; the returned text is stored with the case, and a fixed template is used when no key is set or the call fails. The language model never sees the video and never changes a detection; its output is a draft that municipal staff review. The dashboard, a single page built with Leaflet, shows each municipality only its own area through a private link with an access token, plots potholes coloured by severity, shows the office and the tickets received, and lets staff regenerate a ticket and mark repairs.</w:t>
+        <w:t xml:space="preserve">Vehicles upload records to a REST API using a vehicle key, and the records are stored in PostgreSQL. Each municipality is described by a centre and a radius; a report is accepted only if it falls inside one of these circles and, according to OpenStreetMap road data obtained from the Overpass API, lies on a public road. Road look-ups are cached, and if the service cannot be reached the check is skipped instead of blocking the upload. After every uploaded batch a background task looks for clusters that have reached the detection threshold but have no current ticket. For each one, only the cluster’s facts are passed to the Gemini API: location, severity tier and priority, number of detections and vehicles, dates, repair history, and the municipality’s office with its distance. The prompt forbids invented details. The returned text is stored with the case, and a fixed template is used when no key is configured or the request fails. The language model never receives images and cannot alter detections, and staff review its draft. The dashboard is a single Leaflet page that each municipality opens through a private link carrying an access token; it shows only that municipality’s area, with potholes coloured by severity, its office, the tickets received, and controls to regenerate a ticket or record a repair.</w:t>
       </w:r>
     </w:p>
     <w:p>
@@ -5434,14 +5652,14 @@
         <w:jc w:val="both"/>
       </w:pPr>
       <w:r>
-        <w:t xml:space="preserve">Detection quality is measured with Precision, Recall, F1-score and mean average precision (mAP). TP, FP and FN denote true positives, false positives and false negatives, and AP_c is the area under the precision–recall curve of class c over C classes; mAP@0.5 uses an IoU threshold of 0.5 and mAP@0.5:0.95 averages thresholds from 0.5 to 0.95:</w:t>
+        <w:t xml:space="preserve">We report Precision, Recall, F1-score and mean average precision (mAP) for the detector. True positives (TP) are potholes found correctly, false positives (FP) are detections with no matching pothole and false negatives (FN) are missed potholes; AP_c is the area under the precision–recall curve of class c among C classes. mAP@0.5 uses an intersection-over-union threshold of 0.5, while mAP@0.5:0.95 averages ten thresholds from 0.5 to 0.95:</w:t>
       </w:r>
     </w:p>
     <w:p>
       <w:pPr>
         <w:tabs>
-          <w:tab w:val="center" w:pos="4500"/>
-          <w:tab w:val="right" w:pos="9026"/>
+          <w:tab w:val="center" w:pos="2346"/>
+          <w:tab w:val="right" w:pos="4693"/>
         </w:tabs>
         <w:spacing w:before="30" w:after="90"/>
       </w:pPr>
@@ -5463,8 +5681,8 @@
     <w:p>
       <w:pPr>
         <w:tabs>
-          <w:tab w:val="center" w:pos="4500"/>
-          <w:tab w:val="right" w:pos="9026"/>
+          <w:tab w:val="center" w:pos="2346"/>
+          <w:tab w:val="right" w:pos="4693"/>
         </w:tabs>
         <w:spacing w:before="30" w:after="90"/>
       </w:pPr>
@@ -5486,8 +5704,8 @@
     <w:p>
       <w:pPr>
         <w:tabs>
-          <w:tab w:val="center" w:pos="4500"/>
-          <w:tab w:val="right" w:pos="9026"/>
+          <w:tab w:val="center" w:pos="2346"/>
+          <w:tab w:val="right" w:pos="4693"/>
         </w:tabs>
         <w:spacing w:before="30" w:after="90"/>
       </w:pPr>
@@ -5512,7 +5730,7 @@
         <w:jc w:val="both"/>
       </w:pPr>
       <w:r>
-        <w:t xml:space="preserve">Duplicate removal is assessed by comparing the number of clusters with the number of distinct potholes found by manual survey, routing by the share of potholes sent to the correct municipality and office, and the full pipeline by the time from detection to a ticket on the dashboard.</w:t>
+        <w:t xml:space="preserve">For the rest of the pipeline, merging is judged by comparing the number of clusters with the potholes counted in a manual survey, routing by the fraction of potholes delivered to the right municipality and office, and overall speed by the delay between a detection and its ticket appearing on the dashboard.</w:t>
       </w:r>
     </w:p>
     <w:p>
@@ -5530,7 +5748,7 @@
         <w:jc w:val="both"/>
       </w:pPr>
       <w:r>
-        <w:t xml:space="preserve">The evaluation has four parts: (i) the detector on the validation split of the labelled dataset; (ii) functional tests of the cloud rules (road and jurisdiction filtering, DBSCAN merging, confirmation, repair and reopening, office assignment and ticket generation) on SQLite and PostgreSQL; (iii) a multi-vehicle simulator that replays drives through two municipalities against the deployed service; and (iv) live tests with the phone on a vehicle. Field measurement of recall and GPS error on repeated drives over surveyed potholes is planned.</w:t>
+        <w:t xml:space="preserve">Four kinds of tests were carried out: (i) the detector was scored on the validation split of the labelled dataset; (ii) automated tests exercised the cloud rules (road and boundary filtering, DBSCAN merging, confirmation, repair and reopening, office distance and ticket generation) on SQLite and PostgreSQL; (iii) a simulator replayed several vehicles driving through two municipalities against the deployed service; and (iv) the phone and laptop were used in a car on a public road. Measuring recall and GPS error over repeated drives on surveyed potholes remains future work.</w:t>
       </w:r>
     </w:p>
     <w:p>
@@ -5558,7 +5776,7 @@
         <w:jc w:val="both"/>
       </w:pPr>
       <w:r>
-        <w:t xml:space="preserve">The prototype follows the architecture of Fig. 1. The on-vehicle unit is a smartphone on the windscreen connected to a laptop with an NVIDIA RTX 4060 Laptop GPU; the cloud side runs the FastAPI service with a PostgreSQL database on the Render and Neon free tiers, the Gemini-based ticket generator and the Leaflet dashboard. In a classroom setup one laptop acts as the detector and two further laptops act as municipal offices, each locked to its own area. For each pothole the system produces one output: a report that gives the location, severity, responsible municipality and office, and the repair ticket.</w:t>
+        <w:t xml:space="preserve">The prototype is built as shown in Fig. 1. In the car, a smartphone on the windscreen is connected to a laptop with an NVIDIA RTX 4060 Laptop GPU. In the cloud, the FastAPI service and its PostgreSQL database run on the free tiers of Render and Neon, together with the Gemini-based ticket writer and the Leaflet dashboard. For classroom demonstrations one laptop acts as the detector while two others play the role of municipal offices, each restricted to its own area. Every pothole leads to one output: a report with location, severity, responsible municipality and office, and the repair ticket.</w:t>
       </w:r>
     </w:p>
     <w:p>
@@ -5576,7 +5794,7 @@
         <w:jc w:val="both"/>
       </w:pPr>
       <w:r>
-        <w:t xml:space="preserve">Table VI summarizes what each stage of the implemented pipeline produces. Measured results of the detector are given in Table VII and the results of the system tests in Section VI-D.</w:t>
+        <w:t xml:space="preserve">Table VI lists the output of each pipeline stage. Detector scores appear in Table VII and Fig. 3, the system tests in Section VI-D and the field drive in Section VI-E.</w:t>
       </w:r>
     </w:p>
     <w:p>
@@ -5597,7 +5815,7 @@
     </w:p>
     <w:tbl>
       <w:tblPr>
-        <w:tblW w:w="9026" w:type="dxa"/>
+        <w:tblW w:w="4693" w:type="dxa"/>
         <w:tblBorders>
           <w:top w:val="single" w:sz="4" w:space="0" w:color="auto"/>
           <w:left w:val="single" w:sz="4" w:space="0" w:color="auto"/>
@@ -5613,9 +5831,9 @@
         <w:tblLook w:val="0000" w:firstRow="0" w:lastRow="0" w:firstColumn="0" w:lastColumn="0" w:noHBand="0" w:noVBand="0"/>
       </w:tblPr>
       <w:tblGrid>
-        <w:gridCol w:w="2300"/>
-        <w:gridCol w:w="3300"/>
-        <w:gridCol w:w="3426"/>
+        <w:gridCol w:w="1195"/>
+        <w:gridCol w:w="1715"/>
+        <w:gridCol w:w="1781"/>
       </w:tblGrid>
       <w:tr>
         <w:tblPrEx>
@@ -5630,22 +5848,23 @@
         </w:trPr>
         <w:tc>
           <w:tcPr>
-            <w:tcW w:w="2300" w:type="dxa"/>
-            <w:tcBorders>
-              <w:top w:val="single" w:sz="4" w:space="0" w:color="000000"/>
-              <w:left w:val="single" w:sz="4" w:space="0" w:color="000000"/>
-              <w:bottom w:val="single" w:sz="4" w:space="0" w:color="000000"/>
-              <w:right w:val="single" w:sz="4" w:space="0" w:color="000000"/>
-            </w:tcBorders>
-            <w:tcMar>
-              <w:top w:w="50" w:type="dxa"/>
-              <w:left w:w="80" w:type="dxa"/>
-              <w:bottom w:w="50" w:type="dxa"/>
-              <w:right w:w="80" w:type="dxa"/>
-            </w:tcMar>
-          </w:tcPr>
-          <w:p>
-            <w:pPr>
+            <w:tcW w:w="1195" w:type="dxa"/>
+            <w:tcBorders>
+              <w:top w:val="single" w:sz="4" w:space="0" w:color="000000"/>
+              <w:left w:val="single" w:sz="4" w:space="0" w:color="000000"/>
+              <w:bottom w:val="single" w:sz="4" w:space="0" w:color="000000"/>
+              <w:right w:val="single" w:sz="4" w:space="0" w:color="000000"/>
+            </w:tcBorders>
+            <w:tcMar>
+              <w:top w:w="50" w:type="dxa"/>
+              <w:left w:w="80" w:type="dxa"/>
+              <w:bottom w:w="50" w:type="dxa"/>
+              <w:right w:w="80" w:type="dxa"/>
+            </w:tcMar>
+          </w:tcPr>
+          <w:p>
+            <w:pPr>
+              <w:keepNext/>
               <w:spacing w:after="20"/>
             </w:pPr>
             <w:r>
@@ -5661,22 +5880,23 @@
         </w:tc>
         <w:tc>
           <w:tcPr>
-            <w:tcW w:w="3300" w:type="dxa"/>
-            <w:tcBorders>
-              <w:top w:val="single" w:sz="4" w:space="0" w:color="000000"/>
-              <w:left w:val="single" w:sz="4" w:space="0" w:color="000000"/>
-              <w:bottom w:val="single" w:sz="4" w:space="0" w:color="000000"/>
-              <w:right w:val="single" w:sz="4" w:space="0" w:color="000000"/>
-            </w:tcBorders>
-            <w:tcMar>
-              <w:top w:w="50" w:type="dxa"/>
-              <w:left w:w="80" w:type="dxa"/>
-              <w:bottom w:w="50" w:type="dxa"/>
-              <w:right w:w="80" w:type="dxa"/>
-            </w:tcMar>
-          </w:tcPr>
-          <w:p>
-            <w:pPr>
+            <w:tcW w:w="1715" w:type="dxa"/>
+            <w:tcBorders>
+              <w:top w:val="single" w:sz="4" w:space="0" w:color="000000"/>
+              <w:left w:val="single" w:sz="4" w:space="0" w:color="000000"/>
+              <w:bottom w:val="single" w:sz="4" w:space="0" w:color="000000"/>
+              <w:right w:val="single" w:sz="4" w:space="0" w:color="000000"/>
+            </w:tcBorders>
+            <w:tcMar>
+              <w:top w:w="50" w:type="dxa"/>
+              <w:left w:w="80" w:type="dxa"/>
+              <w:bottom w:w="50" w:type="dxa"/>
+              <w:right w:w="80" w:type="dxa"/>
+            </w:tcMar>
+          </w:tcPr>
+          <w:p>
+            <w:pPr>
+              <w:keepNext/>
               <w:spacing w:after="20"/>
             </w:pPr>
             <w:r>
@@ -5692,22 +5912,23 @@
         </w:tc>
         <w:tc>
           <w:tcPr>
-            <w:tcW w:w="3426" w:type="dxa"/>
-            <w:tcBorders>
-              <w:top w:val="single" w:sz="4" w:space="0" w:color="000000"/>
-              <w:left w:val="single" w:sz="4" w:space="0" w:color="000000"/>
-              <w:bottom w:val="single" w:sz="4" w:space="0" w:color="000000"/>
-              <w:right w:val="single" w:sz="4" w:space="0" w:color="000000"/>
-            </w:tcBorders>
-            <w:tcMar>
-              <w:top w:w="50" w:type="dxa"/>
-              <w:left w:w="80" w:type="dxa"/>
-              <w:bottom w:w="50" w:type="dxa"/>
-              <w:right w:w="80" w:type="dxa"/>
-            </w:tcMar>
-          </w:tcPr>
-          <w:p>
-            <w:pPr>
+            <w:tcW w:w="1781" w:type="dxa"/>
+            <w:tcBorders>
+              <w:top w:val="single" w:sz="4" w:space="0" w:color="000000"/>
+              <w:left w:val="single" w:sz="4" w:space="0" w:color="000000"/>
+              <w:bottom w:val="single" w:sz="4" w:space="0" w:color="000000"/>
+              <w:right w:val="single" w:sz="4" w:space="0" w:color="000000"/>
+            </w:tcBorders>
+            <w:tcMar>
+              <w:top w:w="50" w:type="dxa"/>
+              <w:left w:w="80" w:type="dxa"/>
+              <w:bottom w:w="50" w:type="dxa"/>
+              <w:right w:w="80" w:type="dxa"/>
+            </w:tcMar>
+          </w:tcPr>
+          <w:p>
+            <w:pPr>
+              <w:keepNext/>
               <w:spacing w:after="20"/>
             </w:pPr>
             <w:r>
@@ -5734,22 +5955,23 @@
         </w:trPr>
         <w:tc>
           <w:tcPr>
-            <w:tcW w:w="2300" w:type="dxa"/>
-            <w:tcBorders>
-              <w:top w:val="single" w:sz="4" w:space="0" w:color="000000"/>
-              <w:left w:val="single" w:sz="4" w:space="0" w:color="000000"/>
-              <w:bottom w:val="single" w:sz="4" w:space="0" w:color="000000"/>
-              <w:right w:val="single" w:sz="4" w:space="0" w:color="000000"/>
-            </w:tcBorders>
-            <w:tcMar>
-              <w:top w:w="50" w:type="dxa"/>
-              <w:left w:w="80" w:type="dxa"/>
-              <w:bottom w:w="50" w:type="dxa"/>
-              <w:right w:w="80" w:type="dxa"/>
-            </w:tcMar>
-          </w:tcPr>
-          <w:p>
-            <w:pPr>
+            <w:tcW w:w="1195" w:type="dxa"/>
+            <w:tcBorders>
+              <w:top w:val="single" w:sz="4" w:space="0" w:color="000000"/>
+              <w:left w:val="single" w:sz="4" w:space="0" w:color="000000"/>
+              <w:bottom w:val="single" w:sz="4" w:space="0" w:color="000000"/>
+              <w:right w:val="single" w:sz="4" w:space="0" w:color="000000"/>
+            </w:tcBorders>
+            <w:tcMar>
+              <w:top w:w="50" w:type="dxa"/>
+              <w:left w:w="80" w:type="dxa"/>
+              <w:bottom w:w="50" w:type="dxa"/>
+              <w:right w:w="80" w:type="dxa"/>
+            </w:tcMar>
+          </w:tcPr>
+          <w:p>
+            <w:pPr>
+              <w:keepNext/>
               <w:spacing w:after="20"/>
             </w:pPr>
             <w:r>
@@ -5765,22 +5987,23 @@
         </w:tc>
         <w:tc>
           <w:tcPr>
-            <w:tcW w:w="3300" w:type="dxa"/>
-            <w:tcBorders>
-              <w:top w:val="single" w:sz="4" w:space="0" w:color="000000"/>
-              <w:left w:val="single" w:sz="4" w:space="0" w:color="000000"/>
-              <w:bottom w:val="single" w:sz="4" w:space="0" w:color="000000"/>
-              <w:right w:val="single" w:sz="4" w:space="0" w:color="000000"/>
-            </w:tcBorders>
-            <w:tcMar>
-              <w:top w:w="50" w:type="dxa"/>
-              <w:left w:w="80" w:type="dxa"/>
-              <w:bottom w:w="50" w:type="dxa"/>
-              <w:right w:w="80" w:type="dxa"/>
-            </w:tcMar>
-          </w:tcPr>
-          <w:p>
-            <w:pPr>
+            <w:tcW w:w="1715" w:type="dxa"/>
+            <w:tcBorders>
+              <w:top w:val="single" w:sz="4" w:space="0" w:color="000000"/>
+              <w:left w:val="single" w:sz="4" w:space="0" w:color="000000"/>
+              <w:bottom w:val="single" w:sz="4" w:space="0" w:color="000000"/>
+              <w:right w:val="single" w:sz="4" w:space="0" w:color="000000"/>
+            </w:tcBorders>
+            <w:tcMar>
+              <w:top w:w="50" w:type="dxa"/>
+              <w:left w:w="80" w:type="dxa"/>
+              <w:bottom w:w="50" w:type="dxa"/>
+              <w:right w:w="80" w:type="dxa"/>
+            </w:tcMar>
+          </w:tcPr>
+          <w:p>
+            <w:pPr>
+              <w:keepNext/>
               <w:spacing w:after="20"/>
             </w:pPr>
             <w:r>
@@ -5794,22 +6017,23 @@
         </w:tc>
         <w:tc>
           <w:tcPr>
-            <w:tcW w:w="3426" w:type="dxa"/>
-            <w:tcBorders>
-              <w:top w:val="single" w:sz="4" w:space="0" w:color="000000"/>
-              <w:left w:val="single" w:sz="4" w:space="0" w:color="000000"/>
-              <w:bottom w:val="single" w:sz="4" w:space="0" w:color="000000"/>
-              <w:right w:val="single" w:sz="4" w:space="0" w:color="000000"/>
-            </w:tcBorders>
-            <w:tcMar>
-              <w:top w:w="50" w:type="dxa"/>
-              <w:left w:w="80" w:type="dxa"/>
-              <w:bottom w:w="50" w:type="dxa"/>
-              <w:right w:w="80" w:type="dxa"/>
-            </w:tcMar>
-          </w:tcPr>
-          <w:p>
-            <w:pPr>
+            <w:tcW w:w="1781" w:type="dxa"/>
+            <w:tcBorders>
+              <w:top w:val="single" w:sz="4" w:space="0" w:color="000000"/>
+              <w:left w:val="single" w:sz="4" w:space="0" w:color="000000"/>
+              <w:bottom w:val="single" w:sz="4" w:space="0" w:color="000000"/>
+              <w:right w:val="single" w:sz="4" w:space="0" w:color="000000"/>
+            </w:tcBorders>
+            <w:tcMar>
+              <w:top w:w="50" w:type="dxa"/>
+              <w:left w:w="80" w:type="dxa"/>
+              <w:bottom w:w="50" w:type="dxa"/>
+              <w:right w:w="80" w:type="dxa"/>
+            </w:tcMar>
+          </w:tcPr>
+          <w:p>
+            <w:pPr>
+              <w:keepNext/>
               <w:spacing w:after="20"/>
             </w:pPr>
             <w:r>
@@ -5834,22 +6058,23 @@
         </w:trPr>
         <w:tc>
           <w:tcPr>
-            <w:tcW w:w="2300" w:type="dxa"/>
-            <w:tcBorders>
-              <w:top w:val="single" w:sz="4" w:space="0" w:color="000000"/>
-              <w:left w:val="single" w:sz="4" w:space="0" w:color="000000"/>
-              <w:bottom w:val="single" w:sz="4" w:space="0" w:color="000000"/>
-              <w:right w:val="single" w:sz="4" w:space="0" w:color="000000"/>
-            </w:tcBorders>
-            <w:tcMar>
-              <w:top w:w="50" w:type="dxa"/>
-              <w:left w:w="80" w:type="dxa"/>
-              <w:bottom w:w="50" w:type="dxa"/>
-              <w:right w:w="80" w:type="dxa"/>
-            </w:tcMar>
-          </w:tcPr>
-          <w:p>
-            <w:pPr>
+            <w:tcW w:w="1195" w:type="dxa"/>
+            <w:tcBorders>
+              <w:top w:val="single" w:sz="4" w:space="0" w:color="000000"/>
+              <w:left w:val="single" w:sz="4" w:space="0" w:color="000000"/>
+              <w:bottom w:val="single" w:sz="4" w:space="0" w:color="000000"/>
+              <w:right w:val="single" w:sz="4" w:space="0" w:color="000000"/>
+            </w:tcBorders>
+            <w:tcMar>
+              <w:top w:w="50" w:type="dxa"/>
+              <w:left w:w="80" w:type="dxa"/>
+              <w:bottom w:w="50" w:type="dxa"/>
+              <w:right w:w="80" w:type="dxa"/>
+            </w:tcMar>
+          </w:tcPr>
+          <w:p>
+            <w:pPr>
+              <w:keepNext/>
               <w:spacing w:after="20"/>
             </w:pPr>
             <w:r>
@@ -5865,22 +6090,23 @@
         </w:tc>
         <w:tc>
           <w:tcPr>
-            <w:tcW w:w="3300" w:type="dxa"/>
-            <w:tcBorders>
-              <w:top w:val="single" w:sz="4" w:space="0" w:color="000000"/>
-              <w:left w:val="single" w:sz="4" w:space="0" w:color="000000"/>
-              <w:bottom w:val="single" w:sz="4" w:space="0" w:color="000000"/>
-              <w:right w:val="single" w:sz="4" w:space="0" w:color="000000"/>
-            </w:tcBorders>
-            <w:tcMar>
-              <w:top w:w="50" w:type="dxa"/>
-              <w:left w:w="80" w:type="dxa"/>
-              <w:bottom w:w="50" w:type="dxa"/>
-              <w:right w:w="80" w:type="dxa"/>
-            </w:tcMar>
-          </w:tcPr>
-          <w:p>
-            <w:pPr>
+            <w:tcW w:w="1715" w:type="dxa"/>
+            <w:tcBorders>
+              <w:top w:val="single" w:sz="4" w:space="0" w:color="000000"/>
+              <w:left w:val="single" w:sz="4" w:space="0" w:color="000000"/>
+              <w:bottom w:val="single" w:sz="4" w:space="0" w:color="000000"/>
+              <w:right w:val="single" w:sz="4" w:space="0" w:color="000000"/>
+            </w:tcBorders>
+            <w:tcMar>
+              <w:top w:w="50" w:type="dxa"/>
+              <w:left w:w="80" w:type="dxa"/>
+              <w:bottom w:w="50" w:type="dxa"/>
+              <w:right w:w="80" w:type="dxa"/>
+            </w:tcMar>
+          </w:tcPr>
+          <w:p>
+            <w:pPr>
+              <w:keepNext/>
               <w:spacing w:after="20"/>
             </w:pPr>
             <w:r>
@@ -5894,22 +6120,23 @@
         </w:tc>
         <w:tc>
           <w:tcPr>
-            <w:tcW w:w="3426" w:type="dxa"/>
-            <w:tcBorders>
-              <w:top w:val="single" w:sz="4" w:space="0" w:color="000000"/>
-              <w:left w:val="single" w:sz="4" w:space="0" w:color="000000"/>
-              <w:bottom w:val="single" w:sz="4" w:space="0" w:color="000000"/>
-              <w:right w:val="single" w:sz="4" w:space="0" w:color="000000"/>
-            </w:tcBorders>
-            <w:tcMar>
-              <w:top w:w="50" w:type="dxa"/>
-              <w:left w:w="80" w:type="dxa"/>
-              <w:bottom w:w="50" w:type="dxa"/>
-              <w:right w:w="80" w:type="dxa"/>
-            </w:tcMar>
-          </w:tcPr>
-          <w:p>
-            <w:pPr>
+            <w:tcW w:w="1781" w:type="dxa"/>
+            <w:tcBorders>
+              <w:top w:val="single" w:sz="4" w:space="0" w:color="000000"/>
+              <w:left w:val="single" w:sz="4" w:space="0" w:color="000000"/>
+              <w:bottom w:val="single" w:sz="4" w:space="0" w:color="000000"/>
+              <w:right w:val="single" w:sz="4" w:space="0" w:color="000000"/>
+            </w:tcBorders>
+            <w:tcMar>
+              <w:top w:w="50" w:type="dxa"/>
+              <w:left w:w="80" w:type="dxa"/>
+              <w:bottom w:w="50" w:type="dxa"/>
+              <w:right w:w="80" w:type="dxa"/>
+            </w:tcMar>
+          </w:tcPr>
+          <w:p>
+            <w:pPr>
+              <w:keepNext/>
               <w:spacing w:after="20"/>
             </w:pPr>
             <w:r>
@@ -5934,22 +6161,23 @@
         </w:trPr>
         <w:tc>
           <w:tcPr>
-            <w:tcW w:w="2300" w:type="dxa"/>
-            <w:tcBorders>
-              <w:top w:val="single" w:sz="4" w:space="0" w:color="000000"/>
-              <w:left w:val="single" w:sz="4" w:space="0" w:color="000000"/>
-              <w:bottom w:val="single" w:sz="4" w:space="0" w:color="000000"/>
-              <w:right w:val="single" w:sz="4" w:space="0" w:color="000000"/>
-            </w:tcBorders>
-            <w:tcMar>
-              <w:top w:w="50" w:type="dxa"/>
-              <w:left w:w="80" w:type="dxa"/>
-              <w:bottom w:w="50" w:type="dxa"/>
-              <w:right w:w="80" w:type="dxa"/>
-            </w:tcMar>
-          </w:tcPr>
-          <w:p>
-            <w:pPr>
+            <w:tcW w:w="1195" w:type="dxa"/>
+            <w:tcBorders>
+              <w:top w:val="single" w:sz="4" w:space="0" w:color="000000"/>
+              <w:left w:val="single" w:sz="4" w:space="0" w:color="000000"/>
+              <w:bottom w:val="single" w:sz="4" w:space="0" w:color="000000"/>
+              <w:right w:val="single" w:sz="4" w:space="0" w:color="000000"/>
+            </w:tcBorders>
+            <w:tcMar>
+              <w:top w:w="50" w:type="dxa"/>
+              <w:left w:w="80" w:type="dxa"/>
+              <w:bottom w:w="50" w:type="dxa"/>
+              <w:right w:w="80" w:type="dxa"/>
+            </w:tcMar>
+          </w:tcPr>
+          <w:p>
+            <w:pPr>
+              <w:keepNext/>
               <w:spacing w:after="20"/>
             </w:pPr>
             <w:r>
@@ -5965,22 +6193,23 @@
         </w:tc>
         <w:tc>
           <w:tcPr>
-            <w:tcW w:w="3300" w:type="dxa"/>
-            <w:tcBorders>
-              <w:top w:val="single" w:sz="4" w:space="0" w:color="000000"/>
-              <w:left w:val="single" w:sz="4" w:space="0" w:color="000000"/>
-              <w:bottom w:val="single" w:sz="4" w:space="0" w:color="000000"/>
-              <w:right w:val="single" w:sz="4" w:space="0" w:color="000000"/>
-            </w:tcBorders>
-            <w:tcMar>
-              <w:top w:w="50" w:type="dxa"/>
-              <w:left w:w="80" w:type="dxa"/>
-              <w:bottom w:w="50" w:type="dxa"/>
-              <w:right w:w="80" w:type="dxa"/>
-            </w:tcMar>
-          </w:tcPr>
-          <w:p>
-            <w:pPr>
+            <w:tcW w:w="1715" w:type="dxa"/>
+            <w:tcBorders>
+              <w:top w:val="single" w:sz="4" w:space="0" w:color="000000"/>
+              <w:left w:val="single" w:sz="4" w:space="0" w:color="000000"/>
+              <w:bottom w:val="single" w:sz="4" w:space="0" w:color="000000"/>
+              <w:right w:val="single" w:sz="4" w:space="0" w:color="000000"/>
+            </w:tcBorders>
+            <w:tcMar>
+              <w:top w:w="50" w:type="dxa"/>
+              <w:left w:w="80" w:type="dxa"/>
+              <w:bottom w:w="50" w:type="dxa"/>
+              <w:right w:w="80" w:type="dxa"/>
+            </w:tcMar>
+          </w:tcPr>
+          <w:p>
+            <w:pPr>
+              <w:keepNext/>
               <w:spacing w:after="20"/>
             </w:pPr>
             <w:r>
@@ -5994,22 +6223,23 @@
         </w:tc>
         <w:tc>
           <w:tcPr>
-            <w:tcW w:w="3426" w:type="dxa"/>
-            <w:tcBorders>
-              <w:top w:val="single" w:sz="4" w:space="0" w:color="000000"/>
-              <w:left w:val="single" w:sz="4" w:space="0" w:color="000000"/>
-              <w:bottom w:val="single" w:sz="4" w:space="0" w:color="000000"/>
-              <w:right w:val="single" w:sz="4" w:space="0" w:color="000000"/>
-            </w:tcBorders>
-            <w:tcMar>
-              <w:top w:w="50" w:type="dxa"/>
-              <w:left w:w="80" w:type="dxa"/>
-              <w:bottom w:w="50" w:type="dxa"/>
-              <w:right w:w="80" w:type="dxa"/>
-            </w:tcMar>
-          </w:tcPr>
-          <w:p>
-            <w:pPr>
+            <w:tcW w:w="1781" w:type="dxa"/>
+            <w:tcBorders>
+              <w:top w:val="single" w:sz="4" w:space="0" w:color="000000"/>
+              <w:left w:val="single" w:sz="4" w:space="0" w:color="000000"/>
+              <w:bottom w:val="single" w:sz="4" w:space="0" w:color="000000"/>
+              <w:right w:val="single" w:sz="4" w:space="0" w:color="000000"/>
+            </w:tcBorders>
+            <w:tcMar>
+              <w:top w:w="50" w:type="dxa"/>
+              <w:left w:w="80" w:type="dxa"/>
+              <w:bottom w:w="50" w:type="dxa"/>
+              <w:right w:w="80" w:type="dxa"/>
+            </w:tcMar>
+          </w:tcPr>
+          <w:p>
+            <w:pPr>
+              <w:keepNext/>
               <w:spacing w:after="20"/>
             </w:pPr>
             <w:r>
@@ -6034,22 +6264,23 @@
         </w:trPr>
         <w:tc>
           <w:tcPr>
-            <w:tcW w:w="2300" w:type="dxa"/>
-            <w:tcBorders>
-              <w:top w:val="single" w:sz="4" w:space="0" w:color="000000"/>
-              <w:left w:val="single" w:sz="4" w:space="0" w:color="000000"/>
-              <w:bottom w:val="single" w:sz="4" w:space="0" w:color="000000"/>
-              <w:right w:val="single" w:sz="4" w:space="0" w:color="000000"/>
-            </w:tcBorders>
-            <w:tcMar>
-              <w:top w:w="50" w:type="dxa"/>
-              <w:left w:w="80" w:type="dxa"/>
-              <w:bottom w:w="50" w:type="dxa"/>
-              <w:right w:w="80" w:type="dxa"/>
-            </w:tcMar>
-          </w:tcPr>
-          <w:p>
-            <w:pPr>
+            <w:tcW w:w="1195" w:type="dxa"/>
+            <w:tcBorders>
+              <w:top w:val="single" w:sz="4" w:space="0" w:color="000000"/>
+              <w:left w:val="single" w:sz="4" w:space="0" w:color="000000"/>
+              <w:bottom w:val="single" w:sz="4" w:space="0" w:color="000000"/>
+              <w:right w:val="single" w:sz="4" w:space="0" w:color="000000"/>
+            </w:tcBorders>
+            <w:tcMar>
+              <w:top w:w="50" w:type="dxa"/>
+              <w:left w:w="80" w:type="dxa"/>
+              <w:bottom w:w="50" w:type="dxa"/>
+              <w:right w:w="80" w:type="dxa"/>
+            </w:tcMar>
+          </w:tcPr>
+          <w:p>
+            <w:pPr>
+              <w:keepNext/>
               <w:spacing w:after="20"/>
             </w:pPr>
             <w:r>
@@ -6065,22 +6296,23 @@
         </w:tc>
         <w:tc>
           <w:tcPr>
-            <w:tcW w:w="3300" w:type="dxa"/>
-            <w:tcBorders>
-              <w:top w:val="single" w:sz="4" w:space="0" w:color="000000"/>
-              <w:left w:val="single" w:sz="4" w:space="0" w:color="000000"/>
-              <w:bottom w:val="single" w:sz="4" w:space="0" w:color="000000"/>
-              <w:right w:val="single" w:sz="4" w:space="0" w:color="000000"/>
-            </w:tcBorders>
-            <w:tcMar>
-              <w:top w:w="50" w:type="dxa"/>
-              <w:left w:w="80" w:type="dxa"/>
-              <w:bottom w:w="50" w:type="dxa"/>
-              <w:right w:w="80" w:type="dxa"/>
-            </w:tcMar>
-          </w:tcPr>
-          <w:p>
-            <w:pPr>
+            <w:tcW w:w="1715" w:type="dxa"/>
+            <w:tcBorders>
+              <w:top w:val="single" w:sz="4" w:space="0" w:color="000000"/>
+              <w:left w:val="single" w:sz="4" w:space="0" w:color="000000"/>
+              <w:bottom w:val="single" w:sz="4" w:space="0" w:color="000000"/>
+              <w:right w:val="single" w:sz="4" w:space="0" w:color="000000"/>
+            </w:tcBorders>
+            <w:tcMar>
+              <w:top w:w="50" w:type="dxa"/>
+              <w:left w:w="80" w:type="dxa"/>
+              <w:bottom w:w="50" w:type="dxa"/>
+              <w:right w:w="80" w:type="dxa"/>
+            </w:tcMar>
+          </w:tcPr>
+          <w:p>
+            <w:pPr>
+              <w:keepNext/>
               <w:spacing w:after="20"/>
             </w:pPr>
             <w:r>
@@ -6094,22 +6326,23 @@
         </w:tc>
         <w:tc>
           <w:tcPr>
-            <w:tcW w:w="3426" w:type="dxa"/>
-            <w:tcBorders>
-              <w:top w:val="single" w:sz="4" w:space="0" w:color="000000"/>
-              <w:left w:val="single" w:sz="4" w:space="0" w:color="000000"/>
-              <w:bottom w:val="single" w:sz="4" w:space="0" w:color="000000"/>
-              <w:right w:val="single" w:sz="4" w:space="0" w:color="000000"/>
-            </w:tcBorders>
-            <w:tcMar>
-              <w:top w:w="50" w:type="dxa"/>
-              <w:left w:w="80" w:type="dxa"/>
-              <w:bottom w:w="50" w:type="dxa"/>
-              <w:right w:w="80" w:type="dxa"/>
-            </w:tcMar>
-          </w:tcPr>
-          <w:p>
-            <w:pPr>
+            <w:tcW w:w="1781" w:type="dxa"/>
+            <w:tcBorders>
+              <w:top w:val="single" w:sz="4" w:space="0" w:color="000000"/>
+              <w:left w:val="single" w:sz="4" w:space="0" w:color="000000"/>
+              <w:bottom w:val="single" w:sz="4" w:space="0" w:color="000000"/>
+              <w:right w:val="single" w:sz="4" w:space="0" w:color="000000"/>
+            </w:tcBorders>
+            <w:tcMar>
+              <w:top w:w="50" w:type="dxa"/>
+              <w:left w:w="80" w:type="dxa"/>
+              <w:bottom w:w="50" w:type="dxa"/>
+              <w:right w:w="80" w:type="dxa"/>
+            </w:tcMar>
+          </w:tcPr>
+          <w:p>
+            <w:pPr>
+              <w:keepNext/>
               <w:spacing w:after="20"/>
             </w:pPr>
             <w:r>
@@ -6134,22 +6367,23 @@
         </w:trPr>
         <w:tc>
           <w:tcPr>
-            <w:tcW w:w="2300" w:type="dxa"/>
-            <w:tcBorders>
-              <w:top w:val="single" w:sz="4" w:space="0" w:color="000000"/>
-              <w:left w:val="single" w:sz="4" w:space="0" w:color="000000"/>
-              <w:bottom w:val="single" w:sz="4" w:space="0" w:color="000000"/>
-              <w:right w:val="single" w:sz="4" w:space="0" w:color="000000"/>
-            </w:tcBorders>
-            <w:tcMar>
-              <w:top w:w="50" w:type="dxa"/>
-              <w:left w:w="80" w:type="dxa"/>
-              <w:bottom w:w="50" w:type="dxa"/>
-              <w:right w:w="80" w:type="dxa"/>
-            </w:tcMar>
-          </w:tcPr>
-          <w:p>
-            <w:pPr>
+            <w:tcW w:w="1195" w:type="dxa"/>
+            <w:tcBorders>
+              <w:top w:val="single" w:sz="4" w:space="0" w:color="000000"/>
+              <w:left w:val="single" w:sz="4" w:space="0" w:color="000000"/>
+              <w:bottom w:val="single" w:sz="4" w:space="0" w:color="000000"/>
+              <w:right w:val="single" w:sz="4" w:space="0" w:color="000000"/>
+            </w:tcBorders>
+            <w:tcMar>
+              <w:top w:w="50" w:type="dxa"/>
+              <w:left w:w="80" w:type="dxa"/>
+              <w:bottom w:w="50" w:type="dxa"/>
+              <w:right w:w="80" w:type="dxa"/>
+            </w:tcMar>
+          </w:tcPr>
+          <w:p>
+            <w:pPr>
+              <w:keepNext/>
               <w:spacing w:after="20"/>
             </w:pPr>
             <w:r>
@@ -6165,22 +6399,23 @@
         </w:tc>
         <w:tc>
           <w:tcPr>
-            <w:tcW w:w="3300" w:type="dxa"/>
-            <w:tcBorders>
-              <w:top w:val="single" w:sz="4" w:space="0" w:color="000000"/>
-              <w:left w:val="single" w:sz="4" w:space="0" w:color="000000"/>
-              <w:bottom w:val="single" w:sz="4" w:space="0" w:color="000000"/>
-              <w:right w:val="single" w:sz="4" w:space="0" w:color="000000"/>
-            </w:tcBorders>
-            <w:tcMar>
-              <w:top w:w="50" w:type="dxa"/>
-              <w:left w:w="80" w:type="dxa"/>
-              <w:bottom w:w="50" w:type="dxa"/>
-              <w:right w:w="80" w:type="dxa"/>
-            </w:tcMar>
-          </w:tcPr>
-          <w:p>
-            <w:pPr>
+            <w:tcW w:w="1715" w:type="dxa"/>
+            <w:tcBorders>
+              <w:top w:val="single" w:sz="4" w:space="0" w:color="000000"/>
+              <w:left w:val="single" w:sz="4" w:space="0" w:color="000000"/>
+              <w:bottom w:val="single" w:sz="4" w:space="0" w:color="000000"/>
+              <w:right w:val="single" w:sz="4" w:space="0" w:color="000000"/>
+            </w:tcBorders>
+            <w:tcMar>
+              <w:top w:w="50" w:type="dxa"/>
+              <w:left w:w="80" w:type="dxa"/>
+              <w:bottom w:w="50" w:type="dxa"/>
+              <w:right w:w="80" w:type="dxa"/>
+            </w:tcMar>
+          </w:tcPr>
+          <w:p>
+            <w:pPr>
+              <w:keepNext/>
               <w:spacing w:after="20"/>
             </w:pPr>
             <w:r>
@@ -6194,22 +6429,23 @@
         </w:tc>
         <w:tc>
           <w:tcPr>
-            <w:tcW w:w="3426" w:type="dxa"/>
-            <w:tcBorders>
-              <w:top w:val="single" w:sz="4" w:space="0" w:color="000000"/>
-              <w:left w:val="single" w:sz="4" w:space="0" w:color="000000"/>
-              <w:bottom w:val="single" w:sz="4" w:space="0" w:color="000000"/>
-              <w:right w:val="single" w:sz="4" w:space="0" w:color="000000"/>
-            </w:tcBorders>
-            <w:tcMar>
-              <w:top w:w="50" w:type="dxa"/>
-              <w:left w:w="80" w:type="dxa"/>
-              <w:bottom w:w="50" w:type="dxa"/>
-              <w:right w:w="80" w:type="dxa"/>
-            </w:tcMar>
-          </w:tcPr>
-          <w:p>
-            <w:pPr>
+            <w:tcW w:w="1781" w:type="dxa"/>
+            <w:tcBorders>
+              <w:top w:val="single" w:sz="4" w:space="0" w:color="000000"/>
+              <w:left w:val="single" w:sz="4" w:space="0" w:color="000000"/>
+              <w:bottom w:val="single" w:sz="4" w:space="0" w:color="000000"/>
+              <w:right w:val="single" w:sz="4" w:space="0" w:color="000000"/>
+            </w:tcBorders>
+            <w:tcMar>
+              <w:top w:w="50" w:type="dxa"/>
+              <w:left w:w="80" w:type="dxa"/>
+              <w:bottom w:w="50" w:type="dxa"/>
+              <w:right w:w="80" w:type="dxa"/>
+            </w:tcMar>
+          </w:tcPr>
+          <w:p>
+            <w:pPr>
+              <w:keepNext/>
               <w:spacing w:after="20"/>
             </w:pPr>
             <w:r>
@@ -6234,22 +6470,23 @@
         </w:trPr>
         <w:tc>
           <w:tcPr>
-            <w:tcW w:w="2300" w:type="dxa"/>
-            <w:tcBorders>
-              <w:top w:val="single" w:sz="4" w:space="0" w:color="000000"/>
-              <w:left w:val="single" w:sz="4" w:space="0" w:color="000000"/>
-              <w:bottom w:val="single" w:sz="4" w:space="0" w:color="000000"/>
-              <w:right w:val="single" w:sz="4" w:space="0" w:color="000000"/>
-            </w:tcBorders>
-            <w:tcMar>
-              <w:top w:w="50" w:type="dxa"/>
-              <w:left w:w="80" w:type="dxa"/>
-              <w:bottom w:w="50" w:type="dxa"/>
-              <w:right w:w="80" w:type="dxa"/>
-            </w:tcMar>
-          </w:tcPr>
-          <w:p>
-            <w:pPr>
+            <w:tcW w:w="1195" w:type="dxa"/>
+            <w:tcBorders>
+              <w:top w:val="single" w:sz="4" w:space="0" w:color="000000"/>
+              <w:left w:val="single" w:sz="4" w:space="0" w:color="000000"/>
+              <w:bottom w:val="single" w:sz="4" w:space="0" w:color="000000"/>
+              <w:right w:val="single" w:sz="4" w:space="0" w:color="000000"/>
+            </w:tcBorders>
+            <w:tcMar>
+              <w:top w:w="50" w:type="dxa"/>
+              <w:left w:w="80" w:type="dxa"/>
+              <w:bottom w:w="50" w:type="dxa"/>
+              <w:right w:w="80" w:type="dxa"/>
+            </w:tcMar>
+          </w:tcPr>
+          <w:p>
+            <w:pPr>
+              <w:keepNext/>
               <w:spacing w:after="20"/>
             </w:pPr>
             <w:r>
@@ -6265,22 +6502,23 @@
         </w:tc>
         <w:tc>
           <w:tcPr>
-            <w:tcW w:w="3300" w:type="dxa"/>
-            <w:tcBorders>
-              <w:top w:val="single" w:sz="4" w:space="0" w:color="000000"/>
-              <w:left w:val="single" w:sz="4" w:space="0" w:color="000000"/>
-              <w:bottom w:val="single" w:sz="4" w:space="0" w:color="000000"/>
-              <w:right w:val="single" w:sz="4" w:space="0" w:color="000000"/>
-            </w:tcBorders>
-            <w:tcMar>
-              <w:top w:w="50" w:type="dxa"/>
-              <w:left w:w="80" w:type="dxa"/>
-              <w:bottom w:w="50" w:type="dxa"/>
-              <w:right w:w="80" w:type="dxa"/>
-            </w:tcMar>
-          </w:tcPr>
-          <w:p>
-            <w:pPr>
+            <w:tcW w:w="1715" w:type="dxa"/>
+            <w:tcBorders>
+              <w:top w:val="single" w:sz="4" w:space="0" w:color="000000"/>
+              <w:left w:val="single" w:sz="4" w:space="0" w:color="000000"/>
+              <w:bottom w:val="single" w:sz="4" w:space="0" w:color="000000"/>
+              <w:right w:val="single" w:sz="4" w:space="0" w:color="000000"/>
+            </w:tcBorders>
+            <w:tcMar>
+              <w:top w:w="50" w:type="dxa"/>
+              <w:left w:w="80" w:type="dxa"/>
+              <w:bottom w:w="50" w:type="dxa"/>
+              <w:right w:w="80" w:type="dxa"/>
+            </w:tcMar>
+          </w:tcPr>
+          <w:p>
+            <w:pPr>
+              <w:keepNext/>
               <w:spacing w:after="20"/>
             </w:pPr>
             <w:r>
@@ -6294,22 +6532,23 @@
         </w:tc>
         <w:tc>
           <w:tcPr>
-            <w:tcW w:w="3426" w:type="dxa"/>
-            <w:tcBorders>
-              <w:top w:val="single" w:sz="4" w:space="0" w:color="000000"/>
-              <w:left w:val="single" w:sz="4" w:space="0" w:color="000000"/>
-              <w:bottom w:val="single" w:sz="4" w:space="0" w:color="000000"/>
-              <w:right w:val="single" w:sz="4" w:space="0" w:color="000000"/>
-            </w:tcBorders>
-            <w:tcMar>
-              <w:top w:w="50" w:type="dxa"/>
-              <w:left w:w="80" w:type="dxa"/>
-              <w:bottom w:w="50" w:type="dxa"/>
-              <w:right w:w="80" w:type="dxa"/>
-            </w:tcMar>
-          </w:tcPr>
-          <w:p>
-            <w:pPr>
+            <w:tcW w:w="1781" w:type="dxa"/>
+            <w:tcBorders>
+              <w:top w:val="single" w:sz="4" w:space="0" w:color="000000"/>
+              <w:left w:val="single" w:sz="4" w:space="0" w:color="000000"/>
+              <w:bottom w:val="single" w:sz="4" w:space="0" w:color="000000"/>
+              <w:right w:val="single" w:sz="4" w:space="0" w:color="000000"/>
+            </w:tcBorders>
+            <w:tcMar>
+              <w:top w:w="50" w:type="dxa"/>
+              <w:left w:w="80" w:type="dxa"/>
+              <w:bottom w:w="50" w:type="dxa"/>
+              <w:right w:w="80" w:type="dxa"/>
+            </w:tcMar>
+          </w:tcPr>
+          <w:p>
+            <w:pPr>
+              <w:keepNext/>
               <w:spacing w:after="20"/>
             </w:pPr>
             <w:r>
@@ -6334,7 +6573,7 @@
         </w:trPr>
         <w:tc>
           <w:tcPr>
-            <w:tcW w:w="2300" w:type="dxa"/>
+            <w:tcW w:w="1195" w:type="dxa"/>
             <w:tcBorders>
               <w:top w:val="single" w:sz="4" w:space="0" w:color="000000"/>
               <w:left w:val="single" w:sz="4" w:space="0" w:color="000000"/>
@@ -6365,7 +6604,7 @@
         </w:tc>
         <w:tc>
           <w:tcPr>
-            <w:tcW w:w="3300" w:type="dxa"/>
+            <w:tcW w:w="1715" w:type="dxa"/>
             <w:tcBorders>
               <w:top w:val="single" w:sz="4" w:space="0" w:color="000000"/>
               <w:left w:val="single" w:sz="4" w:space="0" w:color="000000"/>
@@ -6394,7 +6633,7 @@
         </w:tc>
         <w:tc>
           <w:tcPr>
-            <w:tcW w:w="3426" w:type="dxa"/>
+            <w:tcW w:w="1781" w:type="dxa"/>
             <w:tcBorders>
               <w:top w:val="single" w:sz="4" w:space="0" w:color="000000"/>
               <w:left w:val="single" w:sz="4" w:space="0" w:color="000000"/>
@@ -6438,7 +6677,7 @@
         <w:jc w:val="both"/>
       </w:pPr>
       <w:r>
-        <w:t xml:space="preserve">The detector was trained on about 3,000 images of the Roboflow dataset and validated on a held-out set of 491 images with 1,079 labelled objects. Training ran for 60 epochs in about 28 minutes, and the best weights were obtained at epoch 51. Table VII gives the validation results for the best weights over all three classes; the F1-score follows from Eq. (9). The per-class result for Pothole alone will be reported with the field tests.</w:t>
+        <w:t xml:space="preserve">The detector was fine-tuned on roughly 3,000 Roboflow images and checked on a held-out set of 491 images containing 1,079 labelled objects. Sixty epochs took about 28 minutes, and the best weights came from epoch 51. Table VII reports the validation scores of these weights over all three classes, with F1 obtained from Eq. (9). In Fig. 3 both losses fall steadily and the validation loss never turns upward, so the model did not overfit; the sharp step at epoch 51 is where mosaic augmentation is switched off for the last ten epochs. Scores for the Pothole class alone will be added after the field evaluation.</w:t>
       </w:r>
     </w:p>
     <w:p>
@@ -6459,7 +6698,7 @@
     </w:p>
     <w:tbl>
       <w:tblPr>
-        <w:tblW w:w="9026" w:type="dxa"/>
+        <w:tblW w:w="4693" w:type="dxa"/>
         <w:tblBorders>
           <w:top w:val="single" w:sz="4" w:space="0" w:color="auto"/>
           <w:left w:val="single" w:sz="4" w:space="0" w:color="auto"/>
@@ -6475,9 +6714,9 @@
         <w:tblLook w:val="0000" w:firstRow="0" w:lastRow="0" w:firstColumn="0" w:lastColumn="0" w:noHBand="0" w:noVBand="0"/>
       </w:tblPr>
       <w:tblGrid>
-        <w:gridCol w:w="2300"/>
-        <w:gridCol w:w="3300"/>
-        <w:gridCol w:w="3426"/>
+        <w:gridCol w:w="1195"/>
+        <w:gridCol w:w="1715"/>
+        <w:gridCol w:w="1781"/>
       </w:tblGrid>
       <w:tr>
         <w:tblPrEx>
@@ -6492,22 +6731,23 @@
         </w:trPr>
         <w:tc>
           <w:tcPr>
-            <w:tcW w:w="2300" w:type="dxa"/>
-            <w:tcBorders>
-              <w:top w:val="single" w:sz="4" w:space="0" w:color="000000"/>
-              <w:left w:val="single" w:sz="4" w:space="0" w:color="000000"/>
-              <w:bottom w:val="single" w:sz="4" w:space="0" w:color="000000"/>
-              <w:right w:val="single" w:sz="4" w:space="0" w:color="000000"/>
-            </w:tcBorders>
-            <w:tcMar>
-              <w:top w:w="50" w:type="dxa"/>
-              <w:left w:w="80" w:type="dxa"/>
-              <w:bottom w:w="50" w:type="dxa"/>
-              <w:right w:w="80" w:type="dxa"/>
-            </w:tcMar>
-          </w:tcPr>
-          <w:p>
-            <w:pPr>
+            <w:tcW w:w="1195" w:type="dxa"/>
+            <w:tcBorders>
+              <w:top w:val="single" w:sz="4" w:space="0" w:color="000000"/>
+              <w:left w:val="single" w:sz="4" w:space="0" w:color="000000"/>
+              <w:bottom w:val="single" w:sz="4" w:space="0" w:color="000000"/>
+              <w:right w:val="single" w:sz="4" w:space="0" w:color="000000"/>
+            </w:tcBorders>
+            <w:tcMar>
+              <w:top w:w="50" w:type="dxa"/>
+              <w:left w:w="80" w:type="dxa"/>
+              <w:bottom w:w="50" w:type="dxa"/>
+              <w:right w:w="80" w:type="dxa"/>
+            </w:tcMar>
+          </w:tcPr>
+          <w:p>
+            <w:pPr>
+              <w:keepNext/>
               <w:spacing w:after="20"/>
             </w:pPr>
             <w:r>
@@ -6523,22 +6763,23 @@
         </w:tc>
         <w:tc>
           <w:tcPr>
-            <w:tcW w:w="3300" w:type="dxa"/>
-            <w:tcBorders>
-              <w:top w:val="single" w:sz="4" w:space="0" w:color="000000"/>
-              <w:left w:val="single" w:sz="4" w:space="0" w:color="000000"/>
-              <w:bottom w:val="single" w:sz="4" w:space="0" w:color="000000"/>
-              <w:right w:val="single" w:sz="4" w:space="0" w:color="000000"/>
-            </w:tcBorders>
-            <w:tcMar>
-              <w:top w:w="50" w:type="dxa"/>
-              <w:left w:w="80" w:type="dxa"/>
-              <w:bottom w:w="50" w:type="dxa"/>
-              <w:right w:w="80" w:type="dxa"/>
-            </w:tcMar>
-          </w:tcPr>
-          <w:p>
-            <w:pPr>
+            <w:tcW w:w="1715" w:type="dxa"/>
+            <w:tcBorders>
+              <w:top w:val="single" w:sz="4" w:space="0" w:color="000000"/>
+              <w:left w:val="single" w:sz="4" w:space="0" w:color="000000"/>
+              <w:bottom w:val="single" w:sz="4" w:space="0" w:color="000000"/>
+              <w:right w:val="single" w:sz="4" w:space="0" w:color="000000"/>
+            </w:tcBorders>
+            <w:tcMar>
+              <w:top w:w="50" w:type="dxa"/>
+              <w:left w:w="80" w:type="dxa"/>
+              <w:bottom w:w="50" w:type="dxa"/>
+              <w:right w:w="80" w:type="dxa"/>
+            </w:tcMar>
+          </w:tcPr>
+          <w:p>
+            <w:pPr>
+              <w:keepNext/>
               <w:spacing w:after="20"/>
             </w:pPr>
             <w:r>
@@ -6554,22 +6795,23 @@
         </w:tc>
         <w:tc>
           <w:tcPr>
-            <w:tcW w:w="3426" w:type="dxa"/>
-            <w:tcBorders>
-              <w:top w:val="single" w:sz="4" w:space="0" w:color="000000"/>
-              <w:left w:val="single" w:sz="4" w:space="0" w:color="000000"/>
-              <w:bottom w:val="single" w:sz="4" w:space="0" w:color="000000"/>
-              <w:right w:val="single" w:sz="4" w:space="0" w:color="000000"/>
-            </w:tcBorders>
-            <w:tcMar>
-              <w:top w:w="50" w:type="dxa"/>
-              <w:left w:w="80" w:type="dxa"/>
-              <w:bottom w:w="50" w:type="dxa"/>
-              <w:right w:w="80" w:type="dxa"/>
-            </w:tcMar>
-          </w:tcPr>
-          <w:p>
-            <w:pPr>
+            <w:tcW w:w="1781" w:type="dxa"/>
+            <w:tcBorders>
+              <w:top w:val="single" w:sz="4" w:space="0" w:color="000000"/>
+              <w:left w:val="single" w:sz="4" w:space="0" w:color="000000"/>
+              <w:bottom w:val="single" w:sz="4" w:space="0" w:color="000000"/>
+              <w:right w:val="single" w:sz="4" w:space="0" w:color="000000"/>
+            </w:tcBorders>
+            <w:tcMar>
+              <w:top w:w="50" w:type="dxa"/>
+              <w:left w:w="80" w:type="dxa"/>
+              <w:bottom w:w="50" w:type="dxa"/>
+              <w:right w:w="80" w:type="dxa"/>
+            </w:tcMar>
+          </w:tcPr>
+          <w:p>
+            <w:pPr>
+              <w:keepNext/>
               <w:spacing w:after="20"/>
             </w:pPr>
             <w:r>
@@ -6596,22 +6838,23 @@
         </w:trPr>
         <w:tc>
           <w:tcPr>
-            <w:tcW w:w="2300" w:type="dxa"/>
-            <w:tcBorders>
-              <w:top w:val="single" w:sz="4" w:space="0" w:color="000000"/>
-              <w:left w:val="single" w:sz="4" w:space="0" w:color="000000"/>
-              <w:bottom w:val="single" w:sz="4" w:space="0" w:color="000000"/>
-              <w:right w:val="single" w:sz="4" w:space="0" w:color="000000"/>
-            </w:tcBorders>
-            <w:tcMar>
-              <w:top w:w="50" w:type="dxa"/>
-              <w:left w:w="80" w:type="dxa"/>
-              <w:bottom w:w="50" w:type="dxa"/>
-              <w:right w:w="80" w:type="dxa"/>
-            </w:tcMar>
-          </w:tcPr>
-          <w:p>
-            <w:pPr>
+            <w:tcW w:w="1195" w:type="dxa"/>
+            <w:tcBorders>
+              <w:top w:val="single" w:sz="4" w:space="0" w:color="000000"/>
+              <w:left w:val="single" w:sz="4" w:space="0" w:color="000000"/>
+              <w:bottom w:val="single" w:sz="4" w:space="0" w:color="000000"/>
+              <w:right w:val="single" w:sz="4" w:space="0" w:color="000000"/>
+            </w:tcBorders>
+            <w:tcMar>
+              <w:top w:w="50" w:type="dxa"/>
+              <w:left w:w="80" w:type="dxa"/>
+              <w:bottom w:w="50" w:type="dxa"/>
+              <w:right w:w="80" w:type="dxa"/>
+            </w:tcMar>
+          </w:tcPr>
+          <w:p>
+            <w:pPr>
+              <w:keepNext/>
               <w:spacing w:after="20"/>
             </w:pPr>
             <w:r>
@@ -6627,22 +6870,23 @@
         </w:tc>
         <w:tc>
           <w:tcPr>
-            <w:tcW w:w="3300" w:type="dxa"/>
-            <w:tcBorders>
-              <w:top w:val="single" w:sz="4" w:space="0" w:color="000000"/>
-              <w:left w:val="single" w:sz="4" w:space="0" w:color="000000"/>
-              <w:bottom w:val="single" w:sz="4" w:space="0" w:color="000000"/>
-              <w:right w:val="single" w:sz="4" w:space="0" w:color="000000"/>
-            </w:tcBorders>
-            <w:tcMar>
-              <w:top w:w="50" w:type="dxa"/>
-              <w:left w:w="80" w:type="dxa"/>
-              <w:bottom w:w="50" w:type="dxa"/>
-              <w:right w:w="80" w:type="dxa"/>
-            </w:tcMar>
-          </w:tcPr>
-          <w:p>
-            <w:pPr>
+            <w:tcW w:w="1715" w:type="dxa"/>
+            <w:tcBorders>
+              <w:top w:val="single" w:sz="4" w:space="0" w:color="000000"/>
+              <w:left w:val="single" w:sz="4" w:space="0" w:color="000000"/>
+              <w:bottom w:val="single" w:sz="4" w:space="0" w:color="000000"/>
+              <w:right w:val="single" w:sz="4" w:space="0" w:color="000000"/>
+            </w:tcBorders>
+            <w:tcMar>
+              <w:top w:w="50" w:type="dxa"/>
+              <w:left w:w="80" w:type="dxa"/>
+              <w:bottom w:w="50" w:type="dxa"/>
+              <w:right w:w="80" w:type="dxa"/>
+            </w:tcMar>
+          </w:tcPr>
+          <w:p>
+            <w:pPr>
+              <w:keepNext/>
               <w:spacing w:after="20"/>
             </w:pPr>
             <w:r>
@@ -6656,22 +6900,23 @@
         </w:tc>
         <w:tc>
           <w:tcPr>
-            <w:tcW w:w="3426" w:type="dxa"/>
-            <w:tcBorders>
-              <w:top w:val="single" w:sz="4" w:space="0" w:color="000000"/>
-              <w:left w:val="single" w:sz="4" w:space="0" w:color="000000"/>
-              <w:bottom w:val="single" w:sz="4" w:space="0" w:color="000000"/>
-              <w:right w:val="single" w:sz="4" w:space="0" w:color="000000"/>
-            </w:tcBorders>
-            <w:tcMar>
-              <w:top w:w="50" w:type="dxa"/>
-              <w:left w:w="80" w:type="dxa"/>
-              <w:bottom w:w="50" w:type="dxa"/>
-              <w:right w:w="80" w:type="dxa"/>
-            </w:tcMar>
-          </w:tcPr>
-          <w:p>
-            <w:pPr>
+            <w:tcW w:w="1781" w:type="dxa"/>
+            <w:tcBorders>
+              <w:top w:val="single" w:sz="4" w:space="0" w:color="000000"/>
+              <w:left w:val="single" w:sz="4" w:space="0" w:color="000000"/>
+              <w:bottom w:val="single" w:sz="4" w:space="0" w:color="000000"/>
+              <w:right w:val="single" w:sz="4" w:space="0" w:color="000000"/>
+            </w:tcBorders>
+            <w:tcMar>
+              <w:top w:w="50" w:type="dxa"/>
+              <w:left w:w="80" w:type="dxa"/>
+              <w:bottom w:w="50" w:type="dxa"/>
+              <w:right w:w="80" w:type="dxa"/>
+            </w:tcMar>
+          </w:tcPr>
+          <w:p>
+            <w:pPr>
+              <w:keepNext/>
               <w:spacing w:after="20"/>
             </w:pPr>
             <w:r>
@@ -6696,22 +6941,23 @@
         </w:trPr>
         <w:tc>
           <w:tcPr>
-            <w:tcW w:w="2300" w:type="dxa"/>
-            <w:tcBorders>
-              <w:top w:val="single" w:sz="4" w:space="0" w:color="000000"/>
-              <w:left w:val="single" w:sz="4" w:space="0" w:color="000000"/>
-              <w:bottom w:val="single" w:sz="4" w:space="0" w:color="000000"/>
-              <w:right w:val="single" w:sz="4" w:space="0" w:color="000000"/>
-            </w:tcBorders>
-            <w:tcMar>
-              <w:top w:w="50" w:type="dxa"/>
-              <w:left w:w="80" w:type="dxa"/>
-              <w:bottom w:w="50" w:type="dxa"/>
-              <w:right w:w="80" w:type="dxa"/>
-            </w:tcMar>
-          </w:tcPr>
-          <w:p>
-            <w:pPr>
+            <w:tcW w:w="1195" w:type="dxa"/>
+            <w:tcBorders>
+              <w:top w:val="single" w:sz="4" w:space="0" w:color="000000"/>
+              <w:left w:val="single" w:sz="4" w:space="0" w:color="000000"/>
+              <w:bottom w:val="single" w:sz="4" w:space="0" w:color="000000"/>
+              <w:right w:val="single" w:sz="4" w:space="0" w:color="000000"/>
+            </w:tcBorders>
+            <w:tcMar>
+              <w:top w:w="50" w:type="dxa"/>
+              <w:left w:w="80" w:type="dxa"/>
+              <w:bottom w:w="50" w:type="dxa"/>
+              <w:right w:w="80" w:type="dxa"/>
+            </w:tcMar>
+          </w:tcPr>
+          <w:p>
+            <w:pPr>
+              <w:keepNext/>
               <w:spacing w:after="20"/>
             </w:pPr>
             <w:r>
@@ -6727,22 +6973,23 @@
         </w:tc>
         <w:tc>
           <w:tcPr>
-            <w:tcW w:w="3300" w:type="dxa"/>
-            <w:tcBorders>
-              <w:top w:val="single" w:sz="4" w:space="0" w:color="000000"/>
-              <w:left w:val="single" w:sz="4" w:space="0" w:color="000000"/>
-              <w:bottom w:val="single" w:sz="4" w:space="0" w:color="000000"/>
-              <w:right w:val="single" w:sz="4" w:space="0" w:color="000000"/>
-            </w:tcBorders>
-            <w:tcMar>
-              <w:top w:w="50" w:type="dxa"/>
-              <w:left w:w="80" w:type="dxa"/>
-              <w:bottom w:w="50" w:type="dxa"/>
-              <w:right w:w="80" w:type="dxa"/>
-            </w:tcMar>
-          </w:tcPr>
-          <w:p>
-            <w:pPr>
+            <w:tcW w:w="1715" w:type="dxa"/>
+            <w:tcBorders>
+              <w:top w:val="single" w:sz="4" w:space="0" w:color="000000"/>
+              <w:left w:val="single" w:sz="4" w:space="0" w:color="000000"/>
+              <w:bottom w:val="single" w:sz="4" w:space="0" w:color="000000"/>
+              <w:right w:val="single" w:sz="4" w:space="0" w:color="000000"/>
+            </w:tcBorders>
+            <w:tcMar>
+              <w:top w:w="50" w:type="dxa"/>
+              <w:left w:w="80" w:type="dxa"/>
+              <w:bottom w:w="50" w:type="dxa"/>
+              <w:right w:w="80" w:type="dxa"/>
+            </w:tcMar>
+          </w:tcPr>
+          <w:p>
+            <w:pPr>
+              <w:keepNext/>
               <w:spacing w:after="20"/>
             </w:pPr>
             <w:r>
@@ -6756,22 +7003,23 @@
         </w:tc>
         <w:tc>
           <w:tcPr>
-            <w:tcW w:w="3426" w:type="dxa"/>
-            <w:tcBorders>
-              <w:top w:val="single" w:sz="4" w:space="0" w:color="000000"/>
-              <w:left w:val="single" w:sz="4" w:space="0" w:color="000000"/>
-              <w:bottom w:val="single" w:sz="4" w:space="0" w:color="000000"/>
-              <w:right w:val="single" w:sz="4" w:space="0" w:color="000000"/>
-            </w:tcBorders>
-            <w:tcMar>
-              <w:top w:w="50" w:type="dxa"/>
-              <w:left w:w="80" w:type="dxa"/>
-              <w:bottom w:w="50" w:type="dxa"/>
-              <w:right w:w="80" w:type="dxa"/>
-            </w:tcMar>
-          </w:tcPr>
-          <w:p>
-            <w:pPr>
+            <w:tcW w:w="1781" w:type="dxa"/>
+            <w:tcBorders>
+              <w:top w:val="single" w:sz="4" w:space="0" w:color="000000"/>
+              <w:left w:val="single" w:sz="4" w:space="0" w:color="000000"/>
+              <w:bottom w:val="single" w:sz="4" w:space="0" w:color="000000"/>
+              <w:right w:val="single" w:sz="4" w:space="0" w:color="000000"/>
+            </w:tcBorders>
+            <w:tcMar>
+              <w:top w:w="50" w:type="dxa"/>
+              <w:left w:w="80" w:type="dxa"/>
+              <w:bottom w:w="50" w:type="dxa"/>
+              <w:right w:w="80" w:type="dxa"/>
+            </w:tcMar>
+          </w:tcPr>
+          <w:p>
+            <w:pPr>
+              <w:keepNext/>
               <w:spacing w:after="20"/>
             </w:pPr>
             <w:r>
@@ -6796,22 +7044,23 @@
         </w:trPr>
         <w:tc>
           <w:tcPr>
-            <w:tcW w:w="2300" w:type="dxa"/>
-            <w:tcBorders>
-              <w:top w:val="single" w:sz="4" w:space="0" w:color="000000"/>
-              <w:left w:val="single" w:sz="4" w:space="0" w:color="000000"/>
-              <w:bottom w:val="single" w:sz="4" w:space="0" w:color="000000"/>
-              <w:right w:val="single" w:sz="4" w:space="0" w:color="000000"/>
-            </w:tcBorders>
-            <w:tcMar>
-              <w:top w:w="50" w:type="dxa"/>
-              <w:left w:w="80" w:type="dxa"/>
-              <w:bottom w:w="50" w:type="dxa"/>
-              <w:right w:w="80" w:type="dxa"/>
-            </w:tcMar>
-          </w:tcPr>
-          <w:p>
-            <w:pPr>
+            <w:tcW w:w="1195" w:type="dxa"/>
+            <w:tcBorders>
+              <w:top w:val="single" w:sz="4" w:space="0" w:color="000000"/>
+              <w:left w:val="single" w:sz="4" w:space="0" w:color="000000"/>
+              <w:bottom w:val="single" w:sz="4" w:space="0" w:color="000000"/>
+              <w:right w:val="single" w:sz="4" w:space="0" w:color="000000"/>
+            </w:tcBorders>
+            <w:tcMar>
+              <w:top w:w="50" w:type="dxa"/>
+              <w:left w:w="80" w:type="dxa"/>
+              <w:bottom w:w="50" w:type="dxa"/>
+              <w:right w:w="80" w:type="dxa"/>
+            </w:tcMar>
+          </w:tcPr>
+          <w:p>
+            <w:pPr>
+              <w:keepNext/>
               <w:spacing w:after="20"/>
             </w:pPr>
             <w:r>
@@ -6827,22 +7076,23 @@
         </w:tc>
         <w:tc>
           <w:tcPr>
-            <w:tcW w:w="3300" w:type="dxa"/>
-            <w:tcBorders>
-              <w:top w:val="single" w:sz="4" w:space="0" w:color="000000"/>
-              <w:left w:val="single" w:sz="4" w:space="0" w:color="000000"/>
-              <w:bottom w:val="single" w:sz="4" w:space="0" w:color="000000"/>
-              <w:right w:val="single" w:sz="4" w:space="0" w:color="000000"/>
-            </w:tcBorders>
-            <w:tcMar>
-              <w:top w:w="50" w:type="dxa"/>
-              <w:left w:w="80" w:type="dxa"/>
-              <w:bottom w:w="50" w:type="dxa"/>
-              <w:right w:w="80" w:type="dxa"/>
-            </w:tcMar>
-          </w:tcPr>
-          <w:p>
-            <w:pPr>
+            <w:tcW w:w="1715" w:type="dxa"/>
+            <w:tcBorders>
+              <w:top w:val="single" w:sz="4" w:space="0" w:color="000000"/>
+              <w:left w:val="single" w:sz="4" w:space="0" w:color="000000"/>
+              <w:bottom w:val="single" w:sz="4" w:space="0" w:color="000000"/>
+              <w:right w:val="single" w:sz="4" w:space="0" w:color="000000"/>
+            </w:tcBorders>
+            <w:tcMar>
+              <w:top w:w="50" w:type="dxa"/>
+              <w:left w:w="80" w:type="dxa"/>
+              <w:bottom w:w="50" w:type="dxa"/>
+              <w:right w:w="80" w:type="dxa"/>
+            </w:tcMar>
+          </w:tcPr>
+          <w:p>
+            <w:pPr>
+              <w:keepNext/>
               <w:spacing w:after="20"/>
             </w:pPr>
             <w:r>
@@ -6856,22 +7106,23 @@
         </w:tc>
         <w:tc>
           <w:tcPr>
-            <w:tcW w:w="3426" w:type="dxa"/>
-            <w:tcBorders>
-              <w:top w:val="single" w:sz="4" w:space="0" w:color="000000"/>
-              <w:left w:val="single" w:sz="4" w:space="0" w:color="000000"/>
-              <w:bottom w:val="single" w:sz="4" w:space="0" w:color="000000"/>
-              <w:right w:val="single" w:sz="4" w:space="0" w:color="000000"/>
-            </w:tcBorders>
-            <w:tcMar>
-              <w:top w:w="50" w:type="dxa"/>
-              <w:left w:w="80" w:type="dxa"/>
-              <w:bottom w:w="50" w:type="dxa"/>
-              <w:right w:w="80" w:type="dxa"/>
-            </w:tcMar>
-          </w:tcPr>
-          <w:p>
-            <w:pPr>
+            <w:tcW w:w="1781" w:type="dxa"/>
+            <w:tcBorders>
+              <w:top w:val="single" w:sz="4" w:space="0" w:color="000000"/>
+              <w:left w:val="single" w:sz="4" w:space="0" w:color="000000"/>
+              <w:bottom w:val="single" w:sz="4" w:space="0" w:color="000000"/>
+              <w:right w:val="single" w:sz="4" w:space="0" w:color="000000"/>
+            </w:tcBorders>
+            <w:tcMar>
+              <w:top w:w="50" w:type="dxa"/>
+              <w:left w:w="80" w:type="dxa"/>
+              <w:bottom w:w="50" w:type="dxa"/>
+              <w:right w:w="80" w:type="dxa"/>
+            </w:tcMar>
+          </w:tcPr>
+          <w:p>
+            <w:pPr>
+              <w:keepNext/>
               <w:spacing w:after="20"/>
             </w:pPr>
             <w:r>
@@ -6896,22 +7147,23 @@
         </w:trPr>
         <w:tc>
           <w:tcPr>
-            <w:tcW w:w="2300" w:type="dxa"/>
-            <w:tcBorders>
-              <w:top w:val="single" w:sz="4" w:space="0" w:color="000000"/>
-              <w:left w:val="single" w:sz="4" w:space="0" w:color="000000"/>
-              <w:bottom w:val="single" w:sz="4" w:space="0" w:color="000000"/>
-              <w:right w:val="single" w:sz="4" w:space="0" w:color="000000"/>
-            </w:tcBorders>
-            <w:tcMar>
-              <w:top w:w="50" w:type="dxa"/>
-              <w:left w:w="80" w:type="dxa"/>
-              <w:bottom w:w="50" w:type="dxa"/>
-              <w:right w:w="80" w:type="dxa"/>
-            </w:tcMar>
-          </w:tcPr>
-          <w:p>
-            <w:pPr>
+            <w:tcW w:w="1195" w:type="dxa"/>
+            <w:tcBorders>
+              <w:top w:val="single" w:sz="4" w:space="0" w:color="000000"/>
+              <w:left w:val="single" w:sz="4" w:space="0" w:color="000000"/>
+              <w:bottom w:val="single" w:sz="4" w:space="0" w:color="000000"/>
+              <w:right w:val="single" w:sz="4" w:space="0" w:color="000000"/>
+            </w:tcBorders>
+            <w:tcMar>
+              <w:top w:w="50" w:type="dxa"/>
+              <w:left w:w="80" w:type="dxa"/>
+              <w:bottom w:w="50" w:type="dxa"/>
+              <w:right w:w="80" w:type="dxa"/>
+            </w:tcMar>
+          </w:tcPr>
+          <w:p>
+            <w:pPr>
+              <w:keepNext/>
               <w:spacing w:after="20"/>
             </w:pPr>
             <w:r>
@@ -6927,22 +7179,23 @@
         </w:tc>
         <w:tc>
           <w:tcPr>
-            <w:tcW w:w="3300" w:type="dxa"/>
-            <w:tcBorders>
-              <w:top w:val="single" w:sz="4" w:space="0" w:color="000000"/>
-              <w:left w:val="single" w:sz="4" w:space="0" w:color="000000"/>
-              <w:bottom w:val="single" w:sz="4" w:space="0" w:color="000000"/>
-              <w:right w:val="single" w:sz="4" w:space="0" w:color="000000"/>
-            </w:tcBorders>
-            <w:tcMar>
-              <w:top w:w="50" w:type="dxa"/>
-              <w:left w:w="80" w:type="dxa"/>
-              <w:bottom w:w="50" w:type="dxa"/>
-              <w:right w:w="80" w:type="dxa"/>
-            </w:tcMar>
-          </w:tcPr>
-          <w:p>
-            <w:pPr>
+            <w:tcW w:w="1715" w:type="dxa"/>
+            <w:tcBorders>
+              <w:top w:val="single" w:sz="4" w:space="0" w:color="000000"/>
+              <w:left w:val="single" w:sz="4" w:space="0" w:color="000000"/>
+              <w:bottom w:val="single" w:sz="4" w:space="0" w:color="000000"/>
+              <w:right w:val="single" w:sz="4" w:space="0" w:color="000000"/>
+            </w:tcBorders>
+            <w:tcMar>
+              <w:top w:w="50" w:type="dxa"/>
+              <w:left w:w="80" w:type="dxa"/>
+              <w:bottom w:w="50" w:type="dxa"/>
+              <w:right w:w="80" w:type="dxa"/>
+            </w:tcMar>
+          </w:tcPr>
+          <w:p>
+            <w:pPr>
+              <w:keepNext/>
               <w:spacing w:after="20"/>
             </w:pPr>
             <w:r>
@@ -6956,22 +7209,23 @@
         </w:tc>
         <w:tc>
           <w:tcPr>
-            <w:tcW w:w="3426" w:type="dxa"/>
-            <w:tcBorders>
-              <w:top w:val="single" w:sz="4" w:space="0" w:color="000000"/>
-              <w:left w:val="single" w:sz="4" w:space="0" w:color="000000"/>
-              <w:bottom w:val="single" w:sz="4" w:space="0" w:color="000000"/>
-              <w:right w:val="single" w:sz="4" w:space="0" w:color="000000"/>
-            </w:tcBorders>
-            <w:tcMar>
-              <w:top w:w="50" w:type="dxa"/>
-              <w:left w:w="80" w:type="dxa"/>
-              <w:bottom w:w="50" w:type="dxa"/>
-              <w:right w:w="80" w:type="dxa"/>
-            </w:tcMar>
-          </w:tcPr>
-          <w:p>
-            <w:pPr>
+            <w:tcW w:w="1781" w:type="dxa"/>
+            <w:tcBorders>
+              <w:top w:val="single" w:sz="4" w:space="0" w:color="000000"/>
+              <w:left w:val="single" w:sz="4" w:space="0" w:color="000000"/>
+              <w:bottom w:val="single" w:sz="4" w:space="0" w:color="000000"/>
+              <w:right w:val="single" w:sz="4" w:space="0" w:color="000000"/>
+            </w:tcBorders>
+            <w:tcMar>
+              <w:top w:w="50" w:type="dxa"/>
+              <w:left w:w="80" w:type="dxa"/>
+              <w:bottom w:w="50" w:type="dxa"/>
+              <w:right w:w="80" w:type="dxa"/>
+            </w:tcMar>
+          </w:tcPr>
+          <w:p>
+            <w:pPr>
+              <w:keepNext/>
               <w:spacing w:after="20"/>
             </w:pPr>
             <w:r>
@@ -6996,22 +7250,23 @@
         </w:trPr>
         <w:tc>
           <w:tcPr>
-            <w:tcW w:w="2300" w:type="dxa"/>
-            <w:tcBorders>
-              <w:top w:val="single" w:sz="4" w:space="0" w:color="000000"/>
-              <w:left w:val="single" w:sz="4" w:space="0" w:color="000000"/>
-              <w:bottom w:val="single" w:sz="4" w:space="0" w:color="000000"/>
-              <w:right w:val="single" w:sz="4" w:space="0" w:color="000000"/>
-            </w:tcBorders>
-            <w:tcMar>
-              <w:top w:w="50" w:type="dxa"/>
-              <w:left w:w="80" w:type="dxa"/>
-              <w:bottom w:w="50" w:type="dxa"/>
-              <w:right w:w="80" w:type="dxa"/>
-            </w:tcMar>
-          </w:tcPr>
-          <w:p>
-            <w:pPr>
+            <w:tcW w:w="1195" w:type="dxa"/>
+            <w:tcBorders>
+              <w:top w:val="single" w:sz="4" w:space="0" w:color="000000"/>
+              <w:left w:val="single" w:sz="4" w:space="0" w:color="000000"/>
+              <w:bottom w:val="single" w:sz="4" w:space="0" w:color="000000"/>
+              <w:right w:val="single" w:sz="4" w:space="0" w:color="000000"/>
+            </w:tcBorders>
+            <w:tcMar>
+              <w:top w:w="50" w:type="dxa"/>
+              <w:left w:w="80" w:type="dxa"/>
+              <w:bottom w:w="50" w:type="dxa"/>
+              <w:right w:w="80" w:type="dxa"/>
+            </w:tcMar>
+          </w:tcPr>
+          <w:p>
+            <w:pPr>
+              <w:keepNext/>
               <w:spacing w:after="20"/>
             </w:pPr>
             <w:r>
@@ -7027,22 +7282,23 @@
         </w:tc>
         <w:tc>
           <w:tcPr>
-            <w:tcW w:w="3300" w:type="dxa"/>
-            <w:tcBorders>
-              <w:top w:val="single" w:sz="4" w:space="0" w:color="000000"/>
-              <w:left w:val="single" w:sz="4" w:space="0" w:color="000000"/>
-              <w:bottom w:val="single" w:sz="4" w:space="0" w:color="000000"/>
-              <w:right w:val="single" w:sz="4" w:space="0" w:color="000000"/>
-            </w:tcBorders>
-            <w:tcMar>
-              <w:top w:w="50" w:type="dxa"/>
-              <w:left w:w="80" w:type="dxa"/>
-              <w:bottom w:w="50" w:type="dxa"/>
-              <w:right w:w="80" w:type="dxa"/>
-            </w:tcMar>
-          </w:tcPr>
-          <w:p>
-            <w:pPr>
+            <w:tcW w:w="1715" w:type="dxa"/>
+            <w:tcBorders>
+              <w:top w:val="single" w:sz="4" w:space="0" w:color="000000"/>
+              <w:left w:val="single" w:sz="4" w:space="0" w:color="000000"/>
+              <w:bottom w:val="single" w:sz="4" w:space="0" w:color="000000"/>
+              <w:right w:val="single" w:sz="4" w:space="0" w:color="000000"/>
+            </w:tcBorders>
+            <w:tcMar>
+              <w:top w:w="50" w:type="dxa"/>
+              <w:left w:w="80" w:type="dxa"/>
+              <w:bottom w:w="50" w:type="dxa"/>
+              <w:right w:w="80" w:type="dxa"/>
+            </w:tcMar>
+          </w:tcPr>
+          <w:p>
+            <w:pPr>
+              <w:keepNext/>
               <w:spacing w:after="20"/>
             </w:pPr>
             <w:r>
@@ -7056,22 +7312,23 @@
         </w:tc>
         <w:tc>
           <w:tcPr>
-            <w:tcW w:w="3426" w:type="dxa"/>
-            <w:tcBorders>
-              <w:top w:val="single" w:sz="4" w:space="0" w:color="000000"/>
-              <w:left w:val="single" w:sz="4" w:space="0" w:color="000000"/>
-              <w:bottom w:val="single" w:sz="4" w:space="0" w:color="000000"/>
-              <w:right w:val="single" w:sz="4" w:space="0" w:color="000000"/>
-            </w:tcBorders>
-            <w:tcMar>
-              <w:top w:w="50" w:type="dxa"/>
-              <w:left w:w="80" w:type="dxa"/>
-              <w:bottom w:w="50" w:type="dxa"/>
-              <w:right w:w="80" w:type="dxa"/>
-            </w:tcMar>
-          </w:tcPr>
-          <w:p>
-            <w:pPr>
+            <w:tcW w:w="1781" w:type="dxa"/>
+            <w:tcBorders>
+              <w:top w:val="single" w:sz="4" w:space="0" w:color="000000"/>
+              <w:left w:val="single" w:sz="4" w:space="0" w:color="000000"/>
+              <w:bottom w:val="single" w:sz="4" w:space="0" w:color="000000"/>
+              <w:right w:val="single" w:sz="4" w:space="0" w:color="000000"/>
+            </w:tcBorders>
+            <w:tcMar>
+              <w:top w:w="50" w:type="dxa"/>
+              <w:left w:w="80" w:type="dxa"/>
+              <w:bottom w:w="50" w:type="dxa"/>
+              <w:right w:w="80" w:type="dxa"/>
+            </w:tcMar>
+          </w:tcPr>
+          <w:p>
+            <w:pPr>
+              <w:keepNext/>
               <w:spacing w:after="20"/>
             </w:pPr>
             <w:r>
@@ -7096,22 +7353,23 @@
         </w:trPr>
         <w:tc>
           <w:tcPr>
-            <w:tcW w:w="2300" w:type="dxa"/>
-            <w:tcBorders>
-              <w:top w:val="single" w:sz="4" w:space="0" w:color="000000"/>
-              <w:left w:val="single" w:sz="4" w:space="0" w:color="000000"/>
-              <w:bottom w:val="single" w:sz="4" w:space="0" w:color="000000"/>
-              <w:right w:val="single" w:sz="4" w:space="0" w:color="000000"/>
-            </w:tcBorders>
-            <w:tcMar>
-              <w:top w:w="50" w:type="dxa"/>
-              <w:left w:w="80" w:type="dxa"/>
-              <w:bottom w:w="50" w:type="dxa"/>
-              <w:right w:w="80" w:type="dxa"/>
-            </w:tcMar>
-          </w:tcPr>
-          <w:p>
-            <w:pPr>
+            <w:tcW w:w="1195" w:type="dxa"/>
+            <w:tcBorders>
+              <w:top w:val="single" w:sz="4" w:space="0" w:color="000000"/>
+              <w:left w:val="single" w:sz="4" w:space="0" w:color="000000"/>
+              <w:bottom w:val="single" w:sz="4" w:space="0" w:color="000000"/>
+              <w:right w:val="single" w:sz="4" w:space="0" w:color="000000"/>
+            </w:tcBorders>
+            <w:tcMar>
+              <w:top w:w="50" w:type="dxa"/>
+              <w:left w:w="80" w:type="dxa"/>
+              <w:bottom w:w="50" w:type="dxa"/>
+              <w:right w:w="80" w:type="dxa"/>
+            </w:tcMar>
+          </w:tcPr>
+          <w:p>
+            <w:pPr>
+              <w:keepNext/>
               <w:spacing w:after="20"/>
             </w:pPr>
             <w:r>
@@ -7127,22 +7385,23 @@
         </w:tc>
         <w:tc>
           <w:tcPr>
-            <w:tcW w:w="3300" w:type="dxa"/>
-            <w:tcBorders>
-              <w:top w:val="single" w:sz="4" w:space="0" w:color="000000"/>
-              <w:left w:val="single" w:sz="4" w:space="0" w:color="000000"/>
-              <w:bottom w:val="single" w:sz="4" w:space="0" w:color="000000"/>
-              <w:right w:val="single" w:sz="4" w:space="0" w:color="000000"/>
-            </w:tcBorders>
-            <w:tcMar>
-              <w:top w:w="50" w:type="dxa"/>
-              <w:left w:w="80" w:type="dxa"/>
-              <w:bottom w:w="50" w:type="dxa"/>
-              <w:right w:w="80" w:type="dxa"/>
-            </w:tcMar>
-          </w:tcPr>
-          <w:p>
-            <w:pPr>
+            <w:tcW w:w="1715" w:type="dxa"/>
+            <w:tcBorders>
+              <w:top w:val="single" w:sz="4" w:space="0" w:color="000000"/>
+              <w:left w:val="single" w:sz="4" w:space="0" w:color="000000"/>
+              <w:bottom w:val="single" w:sz="4" w:space="0" w:color="000000"/>
+              <w:right w:val="single" w:sz="4" w:space="0" w:color="000000"/>
+            </w:tcBorders>
+            <w:tcMar>
+              <w:top w:w="50" w:type="dxa"/>
+              <w:left w:w="80" w:type="dxa"/>
+              <w:bottom w:w="50" w:type="dxa"/>
+              <w:right w:w="80" w:type="dxa"/>
+            </w:tcMar>
+          </w:tcPr>
+          <w:p>
+            <w:pPr>
+              <w:keepNext/>
               <w:spacing w:after="20"/>
             </w:pPr>
             <w:r>
@@ -7156,22 +7415,23 @@
         </w:tc>
         <w:tc>
           <w:tcPr>
-            <w:tcW w:w="3426" w:type="dxa"/>
-            <w:tcBorders>
-              <w:top w:val="single" w:sz="4" w:space="0" w:color="000000"/>
-              <w:left w:val="single" w:sz="4" w:space="0" w:color="000000"/>
-              <w:bottom w:val="single" w:sz="4" w:space="0" w:color="000000"/>
-              <w:right w:val="single" w:sz="4" w:space="0" w:color="000000"/>
-            </w:tcBorders>
-            <w:tcMar>
-              <w:top w:w="50" w:type="dxa"/>
-              <w:left w:w="80" w:type="dxa"/>
-              <w:bottom w:w="50" w:type="dxa"/>
-              <w:right w:w="80" w:type="dxa"/>
-            </w:tcMar>
-          </w:tcPr>
-          <w:p>
-            <w:pPr>
+            <w:tcW w:w="1781" w:type="dxa"/>
+            <w:tcBorders>
+              <w:top w:val="single" w:sz="4" w:space="0" w:color="000000"/>
+              <w:left w:val="single" w:sz="4" w:space="0" w:color="000000"/>
+              <w:bottom w:val="single" w:sz="4" w:space="0" w:color="000000"/>
+              <w:right w:val="single" w:sz="4" w:space="0" w:color="000000"/>
+            </w:tcBorders>
+            <w:tcMar>
+              <w:top w:w="50" w:type="dxa"/>
+              <w:left w:w="80" w:type="dxa"/>
+              <w:bottom w:w="50" w:type="dxa"/>
+              <w:right w:w="80" w:type="dxa"/>
+            </w:tcMar>
+          </w:tcPr>
+          <w:p>
+            <w:pPr>
+              <w:keepNext/>
               <w:spacing w:after="20"/>
             </w:pPr>
             <w:r>
@@ -7196,22 +7456,23 @@
         </w:trPr>
         <w:tc>
           <w:tcPr>
-            <w:tcW w:w="2300" w:type="dxa"/>
-            <w:tcBorders>
-              <w:top w:val="single" w:sz="4" w:space="0" w:color="000000"/>
-              <w:left w:val="single" w:sz="4" w:space="0" w:color="000000"/>
-              <w:bottom w:val="single" w:sz="4" w:space="0" w:color="000000"/>
-              <w:right w:val="single" w:sz="4" w:space="0" w:color="000000"/>
-            </w:tcBorders>
-            <w:tcMar>
-              <w:top w:w="50" w:type="dxa"/>
-              <w:left w:w="80" w:type="dxa"/>
-              <w:bottom w:w="50" w:type="dxa"/>
-              <w:right w:w="80" w:type="dxa"/>
-            </w:tcMar>
-          </w:tcPr>
-          <w:p>
-            <w:pPr>
+            <w:tcW w:w="1195" w:type="dxa"/>
+            <w:tcBorders>
+              <w:top w:val="single" w:sz="4" w:space="0" w:color="000000"/>
+              <w:left w:val="single" w:sz="4" w:space="0" w:color="000000"/>
+              <w:bottom w:val="single" w:sz="4" w:space="0" w:color="000000"/>
+              <w:right w:val="single" w:sz="4" w:space="0" w:color="000000"/>
+            </w:tcBorders>
+            <w:tcMar>
+              <w:top w:w="50" w:type="dxa"/>
+              <w:left w:w="80" w:type="dxa"/>
+              <w:bottom w:w="50" w:type="dxa"/>
+              <w:right w:w="80" w:type="dxa"/>
+            </w:tcMar>
+          </w:tcPr>
+          <w:p>
+            <w:pPr>
+              <w:keepNext/>
               <w:spacing w:after="20"/>
             </w:pPr>
             <w:r>
@@ -7227,22 +7488,23 @@
         </w:tc>
         <w:tc>
           <w:tcPr>
-            <w:tcW w:w="3300" w:type="dxa"/>
-            <w:tcBorders>
-              <w:top w:val="single" w:sz="4" w:space="0" w:color="000000"/>
-              <w:left w:val="single" w:sz="4" w:space="0" w:color="000000"/>
-              <w:bottom w:val="single" w:sz="4" w:space="0" w:color="000000"/>
-              <w:right w:val="single" w:sz="4" w:space="0" w:color="000000"/>
-            </w:tcBorders>
-            <w:tcMar>
-              <w:top w:w="50" w:type="dxa"/>
-              <w:left w:w="80" w:type="dxa"/>
-              <w:bottom w:w="50" w:type="dxa"/>
-              <w:right w:w="80" w:type="dxa"/>
-            </w:tcMar>
-          </w:tcPr>
-          <w:p>
-            <w:pPr>
+            <w:tcW w:w="1715" w:type="dxa"/>
+            <w:tcBorders>
+              <w:top w:val="single" w:sz="4" w:space="0" w:color="000000"/>
+              <w:left w:val="single" w:sz="4" w:space="0" w:color="000000"/>
+              <w:bottom w:val="single" w:sz="4" w:space="0" w:color="000000"/>
+              <w:right w:val="single" w:sz="4" w:space="0" w:color="000000"/>
+            </w:tcBorders>
+            <w:tcMar>
+              <w:top w:w="50" w:type="dxa"/>
+              <w:left w:w="80" w:type="dxa"/>
+              <w:bottom w:w="50" w:type="dxa"/>
+              <w:right w:w="80" w:type="dxa"/>
+            </w:tcMar>
+          </w:tcPr>
+          <w:p>
+            <w:pPr>
+              <w:keepNext/>
               <w:spacing w:after="20"/>
             </w:pPr>
             <w:r>
@@ -7256,22 +7518,23 @@
         </w:tc>
         <w:tc>
           <w:tcPr>
-            <w:tcW w:w="3426" w:type="dxa"/>
-            <w:tcBorders>
-              <w:top w:val="single" w:sz="4" w:space="0" w:color="000000"/>
-              <w:left w:val="single" w:sz="4" w:space="0" w:color="000000"/>
-              <w:bottom w:val="single" w:sz="4" w:space="0" w:color="000000"/>
-              <w:right w:val="single" w:sz="4" w:space="0" w:color="000000"/>
-            </w:tcBorders>
-            <w:tcMar>
-              <w:top w:w="50" w:type="dxa"/>
-              <w:left w:w="80" w:type="dxa"/>
-              <w:bottom w:w="50" w:type="dxa"/>
-              <w:right w:w="80" w:type="dxa"/>
-            </w:tcMar>
-          </w:tcPr>
-          <w:p>
-            <w:pPr>
+            <w:tcW w:w="1781" w:type="dxa"/>
+            <w:tcBorders>
+              <w:top w:val="single" w:sz="4" w:space="0" w:color="000000"/>
+              <w:left w:val="single" w:sz="4" w:space="0" w:color="000000"/>
+              <w:bottom w:val="single" w:sz="4" w:space="0" w:color="000000"/>
+              <w:right w:val="single" w:sz="4" w:space="0" w:color="000000"/>
+            </w:tcBorders>
+            <w:tcMar>
+              <w:top w:w="50" w:type="dxa"/>
+              <w:left w:w="80" w:type="dxa"/>
+              <w:bottom w:w="50" w:type="dxa"/>
+              <w:right w:w="80" w:type="dxa"/>
+            </w:tcMar>
+          </w:tcPr>
+          <w:p>
+            <w:pPr>
+              <w:keepNext/>
               <w:spacing w:after="20"/>
             </w:pPr>
             <w:r>
@@ -7296,7 +7559,7 @@
         </w:trPr>
         <w:tc>
           <w:tcPr>
-            <w:tcW w:w="2300" w:type="dxa"/>
+            <w:tcW w:w="1195" w:type="dxa"/>
             <w:tcBorders>
               <w:top w:val="single" w:sz="4" w:space="0" w:color="000000"/>
               <w:left w:val="single" w:sz="4" w:space="0" w:color="000000"/>
@@ -7327,7 +7590,7 @@
         </w:tc>
         <w:tc>
           <w:tcPr>
-            <w:tcW w:w="3300" w:type="dxa"/>
+            <w:tcW w:w="1715" w:type="dxa"/>
             <w:tcBorders>
               <w:top w:val="single" w:sz="4" w:space="0" w:color="000000"/>
               <w:left w:val="single" w:sz="4" w:space="0" w:color="000000"/>
@@ -7356,7 +7619,7 @@
         </w:tc>
         <w:tc>
           <w:tcPr>
-            <w:tcW w:w="3426" w:type="dxa"/>
+            <w:tcW w:w="1781" w:type="dxa"/>
             <w:tcBorders>
               <w:top w:val="single" w:sz="4" w:space="0" w:color="000000"/>
               <w:left w:val="single" w:sz="4" w:space="0" w:color="000000"/>
@@ -7387,6 +7650,101 @@
     </w:tbl>
     <w:p>
       <w:pPr>
+        <w:spacing w:before="0" w:after="0" w:line="40" w:lineRule="exact"/>
+        <w:rPr>
+          <w:sz w:val="2"/>
+        </w:rPr>
+        <w:sectPr>
+          <w:footerReference w:type="default" r:id="rId9"/>
+          <w:type w:val="continuous"/>
+          <w:pgSz w:w="11906" w:h="16838"/>
+          <w:pgMar w:top="1080" w:right="1080" w:bottom="1300" w:left="1080" w:header="708" w:footer="708" w:gutter="0"/>
+          <w:cols w:num="2" w:space="360"/>
+          <w:docGrid w:linePitch="360"/>
+        </w:sectPr>
+      </w:pPr>
+    </w:p>
+    <w:p>
+      <w:pPr>
+        <w:keepNext/>
+        <w:spacing w:before="80" w:after="40"/>
+        <w:jc w:val="center"/>
+      </w:pPr>
+      <w:r>
+        <w:rPr>
+          <w:noProof/>
+        </w:rPr>
+        <w:drawing>
+          <wp:inline distT="0" distB="0" distL="0" distR="0">
+            <wp:extent cx="5334000" cy="1920240"/>
+            <wp:effectExtent l="0" t="0" r="0" b="0"/>
+            <wp:docPr id="5" name="fig5" descr="figure" title="fig"/>
+            <wp:cNvGraphicFramePr>
+              <a:graphicFrameLocks xmlns:a="http://schemas.openxmlformats.org/drawingml/2006/main" noChangeAspect="1"/>
+            </wp:cNvGraphicFramePr>
+            <a:graphic xmlns:a="http://schemas.openxmlformats.org/drawingml/2006/main">
+              <a:graphicData uri="http://schemas.openxmlformats.org/drawingml/2006/picture">
+                <pic:pic xmlns:pic="http://schemas.openxmlformats.org/drawingml/2006/picture">
+                  <pic:nvPicPr>
+                    <pic:cNvPr id="0" name=""/>
+                    <pic:cNvPicPr>
+                      <a:picLocks noChangeAspect="1" noChangeArrowheads="1"/>
+                    </pic:cNvPicPr>
+                  </pic:nvPicPr>
+                  <pic:blipFill>
+                    <a:blip r:embed="rId22"/>
+                    <a:srcRect/>
+                    <a:stretch>
+                      <a:fillRect/>
+                    </a:stretch>
+                  </pic:blipFill>
+                  <pic:spPr bwMode="auto">
+                    <a:xfrm>
+                      <a:off x="0" y="0"/>
+                      <a:ext cx="5334000" cy="1920240"/>
+                    </a:xfrm>
+                    <a:prstGeom prst="rect">
+                      <a:avLst/>
+                    </a:prstGeom>
+                  </pic:spPr>
+                </pic:pic>
+              </a:graphicData>
+            </a:graphic>
+          </wp:inline>
+        </w:drawing>
+      </w:r>
+    </w:p>
+    <w:p>
+      <w:pPr>
+        <w:spacing w:before="40" w:after="140"/>
+        <w:jc w:val="center"/>
+      </w:pPr>
+      <w:r>
+        <w:rPr>
+          <w:sz w:val="17"/>
+          <w:szCs w:val="17"/>
+        </w:rPr>
+        <w:t xml:space="preserve">Fig. 3. Training curves of YOLOv8n: (a) training and validation losses; (b) validation metrics. The best weights are from epoch 51.</w:t>
+      </w:r>
+    </w:p>
+    <w:p>
+      <w:pPr>
+        <w:spacing w:before="0" w:after="0" w:line="40" w:lineRule="exact"/>
+        <w:rPr>
+          <w:sz w:val="2"/>
+        </w:rPr>
+        <w:sectPr>
+          <w:footerReference w:type="default" r:id="rId9"/>
+          <w:type w:val="continuous"/>
+          <w:pgSz w:w="11906" w:h="16838"/>
+          <w:pgMar w:top="1080" w:right="1080" w:bottom="1300" w:left="1080" w:header="708" w:footer="708" w:gutter="0"/>
+          <w:cols w:space="720"/>
+          <w:docGrid w:linePitch="360"/>
+        </w:sectPr>
+      </w:pPr>
+    </w:p>
+    <w:p>
+      <w:pPr>
         <w:pStyle w:val="Heading2"/>
         <w:keepNext/>
       </w:pPr>
@@ -7400,7 +7758,7 @@
         <w:jc w:val="both"/>
       </w:pPr>
       <w:r>
-        <w:t xml:space="preserve">The phone-to-laptop link delivered about 14 frames per second with live accelerometer data, and the phone reported GPS accuracy of about ±8 m, which is within the 15 m clustering radius. The automated tests of the cloud service (28 tests, including the detection threshold, office distance and ticket generation with the language model replaced by a mock) pass. With the service deployed, a fleet simulator sent 48 hazard reports from several vehicles across two municipalities: 47 were accepted and the one report outside every municipality was rejected, repeated reports of one pothole merged into a single cluster with a raised severity, and a pothole reported again after being marked repaired was shown as reopened. In the tests, a ticket was raised automatically only when a pothole reached three detections, was addressed to the municipality’s office with its Haversine distance, and was not repeated by further detections.</w:t>
+        <w:t xml:space="preserve">Between the phone and the laptop the stream ran at about 14 frames per second with live accelerometer data, and the phone reported a GPS accuracy of roughly ±8 m, inside the 15 m clustering radius. All 28 automated tests of the cloud service pass, covering among other things the detection threshold, the office distance and ticket generation with a mocked language model. Against the deployed service, a simulator submitted 48 reports from several vehicles in two municipalities: 47 were accepted and the single report outside every municipality was refused, repeat reports of one pothole formed one cluster with increased severity, and a pothole reported again after its repair was marked as reopened. In the tests, a ticket appeared only once a pothole reached three detections, carried the Haversine distance to the municipality’s office, and was not duplicated by later detections.</w:t>
       </w:r>
     </w:p>
     <w:p>
@@ -7409,7 +7767,7 @@
         <w:keepNext/>
       </w:pPr>
       <w:r>
-        <w:t xml:space="preserve">E. Discussion</w:t>
+        <w:t xml:space="preserve">E. Field Test</w:t>
       </w:r>
     </w:p>
     <w:p>
@@ -7418,8 +7776,166 @@
         <w:jc w:val="both"/>
       </w:pPr>
       <w:r>
-        <w:t xml:space="preserve">The design shifts the heavy work to the edge and keeps the network load small: only five fields per pothole are sent, not video. Running detection on the vehicle also means the system keeps working when the connection is poor, since records are queued and sent later. Clustering matters because a pothole passed by many vehicles would otherwise create many tickets for the same defect, and confirmation by several vehicles raises confidence and priority. Routing by the Haversine distance to municipality centres keeps a case inside the right authority with a simple and fast rule, and waiting for several detections before raising a ticket keeps single false detections away from the office. Letting a language model write the ticket saves staff time, while giving it only structured facts and keeping a template fallback limits the risk of wrong content and keeps the system working without the external service.</w:t>
-      </w:r>
+        <w:t xml:space="preserve">We then mounted the phone on the windscreen of a car and drove a public road near Anurag University, Hyderabad, with the laptop on the passenger seat (Fig. 4). Two municipalities, each an 800 m circle, had been registered through the dashboard (Fig. 5a), and the office of one of them was placed by clicking on the map. During the drive the phone sent 720 × 1280 video at 13.8 frames per second with a GPS accuracy near ±4 m and live motion data, and the laptop logged 22 detection events, all of which were uploaded. In the municipality crossed by the route the cloud formed 13 hazard clusters, gave each its Haversine distance to the office (0.24–0.27 km for those shown) and raised two tickets on its own for the clusters that reached three detections (Fig. 5b). The drive also revealed problems. Tree shadows and surface stains were sometimes taken for potholes at moderate confidence, and every report was marked road-unverified because the OpenStreetMap service could not be reached from the cloud host. In response we raised the confidence threshold and required a minimum number of frames per event, required low-confidence detections to be confirmed by an accelerometer jolt while the car is moving, and prepared a retraining set that adds real shadow frames from the drive as background images and training images overlaid with synthetic tree shadows. The effect of these measures will be measured after retraining and on the next drives.</w:t>
+      </w:r>
+    </w:p>
+    <w:p>
+      <w:pPr>
+        <w:spacing w:before="0" w:after="0" w:line="40" w:lineRule="exact"/>
+        <w:rPr>
+          <w:sz w:val="2"/>
+        </w:rPr>
+        <w:sectPr>
+          <w:footerReference w:type="default" r:id="rId9"/>
+          <w:type w:val="continuous"/>
+          <w:pgSz w:w="11906" w:h="16838"/>
+          <w:pgMar w:top="1080" w:right="1080" w:bottom="1300" w:left="1080" w:header="708" w:footer="708" w:gutter="0"/>
+          <w:cols w:num="2" w:space="360"/>
+          <w:docGrid w:linePitch="360"/>
+        </w:sectPr>
+      </w:pPr>
+    </w:p>
+    <w:p>
+      <w:pPr>
+        <w:keepNext/>
+        <w:spacing w:before="80" w:after="40"/>
+        <w:jc w:val="center"/>
+      </w:pPr>
+      <w:r>
+        <w:rPr>
+          <w:noProof/>
+        </w:rPr>
+        <w:drawing>
+          <wp:inline distT="0" distB="0" distL="0" distR="0">
+            <wp:extent cx="3474720" cy="2259750"/>
+            <wp:effectExtent l="0" t="0" r="0" b="0"/>
+            <wp:docPr id="3" name="fig3" descr="figure" title="fig"/>
+            <wp:cNvGraphicFramePr>
+              <a:graphicFrameLocks xmlns:a="http://schemas.openxmlformats.org/drawingml/2006/main" noChangeAspect="1"/>
+            </wp:cNvGraphicFramePr>
+            <a:graphic xmlns:a="http://schemas.openxmlformats.org/drawingml/2006/main">
+              <a:graphicData uri="http://schemas.openxmlformats.org/drawingml/2006/picture">
+                <pic:pic xmlns:pic="http://schemas.openxmlformats.org/drawingml/2006/picture">
+                  <pic:nvPicPr>
+                    <pic:cNvPr id="0" name=""/>
+                    <pic:cNvPicPr>
+                      <a:picLocks noChangeAspect="1" noChangeArrowheads="1"/>
+                    </pic:cNvPicPr>
+                  </pic:nvPicPr>
+                  <pic:blipFill>
+                    <a:blip r:embed="rId20"/>
+                    <a:srcRect/>
+                    <a:stretch>
+                      <a:fillRect/>
+                    </a:stretch>
+                  </pic:blipFill>
+                  <pic:spPr bwMode="auto">
+                    <a:xfrm>
+                      <a:off x="0" y="0"/>
+                      <a:ext cx="3474720" cy="2259750"/>
+                    </a:xfrm>
+                    <a:prstGeom prst="rect">
+                      <a:avLst/>
+                    </a:prstGeom>
+                  </pic:spPr>
+                </pic:pic>
+              </a:graphicData>
+            </a:graphic>
+          </wp:inline>
+        </w:drawing>
+      </w:r>
+    </w:p>
+    <w:p>
+      <w:pPr>
+        <w:spacing w:before="40" w:after="140"/>
+        <w:jc w:val="center"/>
+      </w:pPr>
+      <w:r>
+        <w:rPr>
+          <w:sz w:val="17"/>
+          <w:szCs w:val="17"/>
+        </w:rPr>
+        <w:t xml:space="preserve">Fig. 4. Field test: (a) phone sensor page on the windscreen; (b) a detection on the laptop.</w:t>
+      </w:r>
+    </w:p>
+    <w:p>
+      <w:pPr>
+        <w:keepNext/>
+        <w:spacing w:before="80" w:after="40"/>
+        <w:jc w:val="center"/>
+      </w:pPr>
+      <w:r>
+        <w:rPr>
+          <w:noProof/>
+        </w:rPr>
+        <w:drawing>
+          <wp:inline distT="0" distB="0" distL="0" distR="0">
+            <wp:extent cx="4389120" cy="4276931"/>
+            <wp:effectExtent l="0" t="0" r="0" b="0"/>
+            <wp:docPr id="4" name="fig4" descr="figure" title="fig"/>
+            <wp:cNvGraphicFramePr>
+              <a:graphicFrameLocks xmlns:a="http://schemas.openxmlformats.org/drawingml/2006/main" noChangeAspect="1"/>
+            </wp:cNvGraphicFramePr>
+            <a:graphic xmlns:a="http://schemas.openxmlformats.org/drawingml/2006/main">
+              <a:graphicData uri="http://schemas.openxmlformats.org/drawingml/2006/picture">
+                <pic:pic xmlns:pic="http://schemas.openxmlformats.org/drawingml/2006/picture">
+                  <pic:nvPicPr>
+                    <pic:cNvPr id="0" name=""/>
+                    <pic:cNvPicPr>
+                      <a:picLocks noChangeAspect="1" noChangeArrowheads="1"/>
+                    </pic:cNvPicPr>
+                  </pic:nvPicPr>
+                  <pic:blipFill>
+                    <a:blip r:embed="rId21"/>
+                    <a:srcRect/>
+                    <a:stretch>
+                      <a:fillRect/>
+                    </a:stretch>
+                  </pic:blipFill>
+                  <pic:spPr bwMode="auto">
+                    <a:xfrm>
+                      <a:off x="0" y="0"/>
+                      <a:ext cx="4389120" cy="4276931"/>
+                    </a:xfrm>
+                    <a:prstGeom prst="rect">
+                      <a:avLst/>
+                    </a:prstGeom>
+                  </pic:spPr>
+                </pic:pic>
+              </a:graphicData>
+            </a:graphic>
+          </wp:inline>
+        </w:drawing>
+      </w:r>
+    </w:p>
+    <w:p>
+      <w:pPr>
+        <w:spacing w:before="40" w:after="140"/>
+        <w:jc w:val="center"/>
+      </w:pPr>
+      <w:r>
+        <w:rPr>
+          <w:sz w:val="17"/>
+          <w:szCs w:val="17"/>
+        </w:rPr>
+        <w:t xml:space="preserve">Fig. 5. Municipal dashboard during the field test: (a) registering a municipality; (b) hazard clusters, the municipal office and the tickets raised automatically.</w:t>
+      </w:r>
+    </w:p>
+    <w:p>
+      <w:pPr>
+        <w:spacing w:before="0" w:after="0" w:line="40" w:lineRule="exact"/>
+        <w:rPr>
+          <w:sz w:val="2"/>
+        </w:rPr>
+        <w:sectPr>
+          <w:footerReference w:type="default" r:id="rId9"/>
+          <w:type w:val="continuous"/>
+          <w:pgSz w:w="11906" w:h="16838"/>
+          <w:pgMar w:top="1080" w:right="1080" w:bottom="1300" w:left="1080" w:header="708" w:footer="708" w:gutter="0"/>
+          <w:cols w:space="720"/>
+          <w:docGrid w:linePitch="360"/>
+        </w:sectPr>
+      </w:pPr>
     </w:p>
     <w:p>
       <w:pPr>
@@ -7427,7 +7943,7 @@
         <w:keepNext/>
       </w:pPr>
       <w:r>
-        <w:t xml:space="preserve">F. Limitations</w:t>
+        <w:t xml:space="preserve">F. Discussion</w:t>
       </w:r>
     </w:p>
     <w:p>
@@ -7436,7 +7952,25 @@
         <w:jc w:val="both"/>
       </w:pPr>
       <w:r>
-        <w:t xml:space="preserve">The accuracy of the system depends on the quality and variety of the training images; shadows, wet roads, poor lighting and occlusion can cause false or missed detections, as reported in related work [3], [2]. The reported metrics cover all three classes on the validation split, not field drives. A single camera does not give depth, so severity is estimated from apparent size and the measured jolt, not from true volume, and the jolt thresholds depend on how the phone is mounted. Municipal areas are approximated by circles, the distance to the office is straight-line rather than by road, and a pothole on a rarely used road may take time to reach the detection threshold. DBSCAN parameters and severity thresholds need tuning for each city, GPS error affects both clustering and routing, and when the public OpenStreetMap service cannot be reached the road check is skipped and the hazard is marked unverified. Ticket text from the language model should be reviewed before it is sent.</w:t>
+        <w:t xml:space="preserve">Placing the computation on the vehicle keeps network traffic tiny, five fields per pothole instead of video, and lets detection continue where coverage is poor, because records simply wait in the queue. Merging is essential, since a pothole on a busy road would otherwise produce a ticket from every passing vehicle, and confirmation by several vehicles raises both confidence and priority. Assigning cases by Haversine distance to registered municipality centres is quick and keeps each case with the authority that owns the road, and waiting for several detections before creating a ticket filters out one-off errors such as a passing shadow. Letting a language model draft the ticket saves staff time; restricting its input to verified fields and keeping a template fallback limits wrong content and keeps the service running when the external API is unavailable.</w:t>
+      </w:r>
+    </w:p>
+    <w:p>
+      <w:pPr>
+        <w:pStyle w:val="Heading2"/>
+        <w:keepNext/>
+      </w:pPr>
+      <w:r>
+        <w:t xml:space="preserve">G. Limitations</w:t>
+      </w:r>
+    </w:p>
+    <w:p>
+      <w:pPr>
+        <w:spacing w:after="100" w:line="250" w:lineRule="auto"/>
+        <w:jc w:val="both"/>
+      </w:pPr>
+      <w:r>
+        <w:t xml:space="preserve">Detection quality depends on how varied the training images are; shadows, wet roads, low light and occlusion still cause false or missed detections, as also reported in [3] and [2], and our field drive confirmed this for tree shadows. The scores in Table VII cover all three classes on a validation split rather than field data. With a single camera there is no depth, so severity rests on apparent size and the measured jolt, and jolt thresholds depend on the phone mount. Municipal areas are modelled as circles, the office distance is straight-line rather than by road, and a pothole on a quiet road may take time to reach the ticket threshold. DBSCAN and severity parameters need tuning per city, GPS error affects both merging and routing, the road check is skipped when OpenStreetMap is unreachable, and ticket text from the language model should be checked before it is sent.</w:t>
       </w:r>
     </w:p>
     <w:p>
@@ -7464,7 +7998,7 @@
         <w:jc w:val="both"/>
       </w:pPr>
       <w:r>
-        <w:t xml:space="preserve">EcoRoads is a single framework that takes a pothole from road capture to a repair ticket without manual steps. It joins real-time YOLOv8n detection on a laptop fed by a windscreen-mounted phone, on-device severity with jolt fusion, offline-first storage and synchronization, road and jurisdiction filtering, DBSCAN de-duplication, Haversine-based routing to each municipality’s office, Gemini repair tickets raised automatically after repeated detections and a live dashboard that tracks repairs and reopened potholes. The detector reached an mAP@0.5 of 0.897 on the validation set, and the deployed pipeline worked end to end with live phone input and simulated fleets. Rather than stopping at detection, it addresses the stages that decide how quickly a road is actually repaired, and its use of everyday hardware makes it practical for municipalities to scale.</w:t>
+        <w:t xml:space="preserve">EcoRoads carries a pothole from the camera to a repair ticket without manual steps. It combines real-time YOLOv8n detection on a laptop fed by a windscreen phone, severity scoring on the vehicle with jolt fusion, offline storage with later upload, road and boundary filtering, DBSCAN merging, Haversine-based routing to each municipality’s office, Gemini tickets raised automatically after repeated detections, and a live dashboard that follows repairs and reopened cases. The detector achieved an mAP@0.5 of 0.897 on the validation set, and the deployed system worked end to end both in a field drive and with simulated fleets. Because it addresses the stages that decide how quickly a road actually gets repaired, and runs on everyday hardware, the approach is practical for municipalities to adopt at scale.</w:t>
       </w:r>
     </w:p>
     <w:p>
@@ -7487,7 +8021,7 @@
         <w:jc w:val="both"/>
       </w:pPr>
       <w:r>
-        <w:t xml:space="preserve">Field evaluation of recall, GPS error and severity against surveyed potholes, and pothole volume and depth estimation with stereo or monocular 3D methods for better severity grading.</w:t>
+        <w:t xml:space="preserve">Field measurement of recall, GPS error and severity on surveyed potholes, and depth or volume estimation with stereo or monocular 3D methods for better severity grading.</w:t>
       </w:r>
     </w:p>
     <w:p>
@@ -7501,7 +8035,7 @@
         <w:jc w:val="both"/>
       </w:pPr>
       <w:r>
-        <w:t xml:space="preserve">Export of the model to ONNX for low-cost embedded boards (Raspberry Pi, NVIDIA Jetson) with a 4G link, and integration with municipal work-order systems and citizen notifications.</w:t>
+        <w:t xml:space="preserve">Running the model on embedded boards such as a Raspberry Pi or NVIDIA Jetson through ONNX with a 4G link, and connecting tickets to municipal work-order systems and citizen notifications.</w:t>
       </w:r>
     </w:p>
     <w:p>
@@ -7515,7 +8049,7 @@
         <w:jc w:val="both"/>
       </w:pPr>
       <w:r>
-        <w:t xml:space="preserve">Exact ward boundaries as polygons instead of circles, and routing distance along the road network instead of straight-line distance.</w:t>
+        <w:t xml:space="preserve">Ward boundaries as polygons instead of circles, and distances measured along the road network.</w:t>
       </w:r>
     </w:p>
     <w:p>
@@ -7529,7 +8063,7 @@
         <w:jc w:val="both"/>
       </w:pPr>
       <w:r>
-        <w:t>Repair prioritization based on traffic volume, road class and weather.</w:t>
+        <w:t xml:space="preserve">Prioritising repairs by traffic volume, road category and weather.</w:t>
       </w:r>
     </w:p>
     <w:p>
@@ -7543,7 +8077,7 @@
         <w:jc w:val="both"/>
       </w:pPr>
       <w:r>
-        <w:t xml:space="preserve">Detection of other road defects such as cracks and raveling, and model improvement for night and wet conditions.</w:t>
+        <w:t xml:space="preserve">Extending detection to cracks and raveling, and improving robustness at night and on wet roads.</w:t>
       </w:r>
     </w:p>
     <w:p>
@@ -7562,7 +8096,7 @@
         <w:jc w:val="both"/>
       </w:pPr>
       <w:r>
-        <w:t xml:space="preserve">We sincerely thank the Department of Computer Science and Engineering, Anurag University, Hyderabad, for its academic guidance and facilities, and Mr. Sadanandam Kalvala for his support and guidance throughout this project.</w:t>
+        <w:t xml:space="preserve">The authors are grateful to the Department of Computer Science and Engineering, Anurag University, Hyderabad, for its facilities and academic support, and to Mr. Sadanandam Kalvala for his guidance throughout the project.</w:t>
       </w:r>
     </w:p>
     <w:p>
@@ -8085,9 +8619,10 @@
     </w:p>
     <w:sectPr>
       <w:footerReference w:type="default" r:id="rId9"/>
+      <w:type w:val="continuous"/>
       <w:pgSz w:w="11906" w:h="16838"/>
-      <w:pgMar w:top="1440" w:right="1440" w:bottom="1300" w:left="1440" w:header="708" w:footer="708" w:gutter="0"/>
-      <w:cols w:space="720"/>
+      <w:pgMar w:top="1080" w:right="1080" w:bottom="1300" w:left="1080" w:header="708" w:footer="708" w:gutter="0"/>
+      <w:cols w:num="2" w:space="360"/>
       <w:docGrid w:linePitch="360"/>
     </w:sectPr>
   </w:body>
